--- a/src/Layers/W1/BaseApp/Sales/History/StandardSalesShipmentBlueThemableBody.docx
+++ b/src/Layers/W1/BaseApp/Sales/History/StandardSalesShipmentBlueThemableBody.docx
@@ -1,45 +1,30 @@
 
 <file path=word/document.xml><?xml version="1.0" encoding="utf-8"?>
-<w:document xmlns:wpc="http://schemas.microsoft.com/office/word/2010/wordprocessingCanvas" xmlns:cx="http://schemas.microsoft.com/office/drawing/2014/chartex" xmlns:cx1="http://schemas.microsoft.com/office/drawing/2015/9/8/chartex" xmlns:cx2="http://schemas.microsoft.com/office/drawing/2015/10/21/chartex" xmlns:cx3="http://schemas.microsoft.com/office/drawing/2016/5/9/chartex" xmlns:cx4="http://schemas.microsoft.com/office/drawing/2016/5/10/chartex" xmlns:cx5="http://schemas.microsoft.com/office/drawing/2016/5/11/chartex" xmlns:cx6="http://schemas.microsoft.com/office/drawing/2016/5/12/chartex" xmlns:cx7="http://schemas.microsoft.com/office/drawing/2016/5/13/chartex" xmlns:cx8="http://schemas.microsoft.com/office/drawing/2016/5/14/chartex" xmlns:mc="http://schemas.openxmlformats.org/markup-compatibility/2006" xmlns:aink="http://schemas.microsoft.com/office/drawing/2016/ink" xmlns:am3d="http://schemas.microsoft.com/office/drawing/2017/model3d" xmlns:o="urn:schemas-microsoft-com:office:office" xmlns:oel="http://schemas.microsoft.com/office/2019/extlst" xmlns:r="http://schemas.openxmlformats.org/officeDocument/2006/relationships" xmlns:m="http://schemas.openxmlformats.org/officeDocument/2006/math" xmlns:v="urn:schemas-microsoft-com:vml" xmlns:wp14="http://schemas.microsoft.com/office/word/2010/wordprocessingDrawing" xmlns:wp="http://schemas.openxmlformats.org/drawingml/2006/wordprocessingDrawing" xmlns:w10="urn:schemas-microsoft-com:office:word" xmlns:w="http://schemas.openxmlformats.org/wordprocessingml/2006/main" xmlns:w14="http://schemas.microsoft.com/office/word/2010/wordml" xmlns:w15="http://schemas.microsoft.com/office/word/2012/wordml" xmlns:w16cex="http://schemas.microsoft.com/office/word/2018/wordml/cex" xmlns:w16cid="http://schemas.microsoft.com/office/word/2016/wordml/cid" xmlns:w16="http://schemas.microsoft.com/office/word/2018/wordml" xmlns:w16du="http://schemas.microsoft.com/office/word/2023/wordml/word16du" xmlns:w16sdtdh="http://schemas.microsoft.com/office/word/2020/wordml/sdtdatahash" xmlns:w16sdtfl="http://schemas.microsoft.com/office/word/2024/wordml/sdtformatlock" xmlns:w16se="http://schemas.microsoft.com/office/word/2015/wordml/symex" xmlns:wpg="http://schemas.microsoft.com/office/word/2010/wordprocessingGroup" xmlns:wpi="http://schemas.microsoft.com/office/word/2010/wordprocessingInk" xmlns:wne="http://schemas.microsoft.com/office/word/2006/wordml" xmlns:wps="http://schemas.microsoft.com/office/word/2010/wordprocessingShape" mc:Ignorable="w14 w15 w16se w16cid w16 w16cex w16sdtdh w16sdtfl w16du wp14">
+<w:document xmlns:wpc="http://schemas.microsoft.com/office/word/2010/wordprocessingCanvas" xmlns:cx="http://schemas.microsoft.com/office/drawing/2014/chartex" xmlns:cx1="http://schemas.microsoft.com/office/drawing/2015/9/8/chartex" xmlns:cx2="http://schemas.microsoft.com/office/drawing/2015/10/21/chartex" xmlns:cx3="http://schemas.microsoft.com/office/drawing/2016/5/9/chartex" xmlns:cx4="http://schemas.microsoft.com/office/drawing/2016/5/10/chartex" xmlns:cx5="http://schemas.microsoft.com/office/drawing/2016/5/11/chartex" xmlns:cx6="http://schemas.microsoft.com/office/drawing/2016/5/12/chartex" xmlns:cx7="http://schemas.microsoft.com/office/drawing/2016/5/13/chartex" xmlns:cx8="http://schemas.microsoft.com/office/drawing/2016/5/14/chartex" xmlns:mc="http://schemas.openxmlformats.org/markup-compatibility/2006" xmlns:aink="http://schemas.microsoft.com/office/drawing/2016/ink" xmlns:am3d="http://schemas.microsoft.com/office/drawing/2017/model3d" xmlns:o="urn:schemas-microsoft-com:office:office" xmlns:oel="http://schemas.microsoft.com/office/2019/extlst" xmlns:r="http://schemas.openxmlformats.org/officeDocument/2006/relationships" xmlns:m="http://schemas.openxmlformats.org/officeDocument/2006/math" xmlns:v="urn:schemas-microsoft-com:vml" xmlns:wp14="http://schemas.microsoft.com/office/word/2010/wordprocessingDrawing" xmlns:wp="http://schemas.openxmlformats.org/drawingml/2006/wordprocessingDrawing" xmlns:w10="urn:schemas-microsoft-com:office:word" xmlns:w="http://schemas.openxmlformats.org/wordprocessingml/2006/main" xmlns:w14="http://schemas.microsoft.com/office/word/2010/wordml" xmlns:w15="http://schemas.microsoft.com/office/word/2012/wordml" xmlns:w16cei="http://schemas.microsoft.com/office/word/2026/wordml/cei" xmlns:w16cex="http://schemas.microsoft.com/office/word/2018/wordml/cex" xmlns:w16cid="http://schemas.microsoft.com/office/word/2016/wordml/cid" xmlns:w16="http://schemas.microsoft.com/office/word/2018/wordml" xmlns:w16du="http://schemas.microsoft.com/office/word/2023/wordml/word16du" xmlns:w16sdtdh="http://schemas.microsoft.com/office/word/2020/wordml/sdtdatahash" xmlns:w16sdtfl="http://schemas.microsoft.com/office/word/2024/wordml/sdtformatlock" xmlns:w16se="http://schemas.microsoft.com/office/word/2015/wordml/symex" xmlns:wpg="http://schemas.microsoft.com/office/word/2010/wordprocessingGroup" xmlns:wpi="http://schemas.microsoft.com/office/word/2010/wordprocessingInk" xmlns:wne="http://schemas.microsoft.com/office/word/2006/wordml" xmlns:wps="http://schemas.microsoft.com/office/word/2010/wordprocessingShape" mc:Ignorable="w14 w15 w16se w16cid w16 w16cex w16sdtdh w16sdtfl w16du wp14">
   <w:body>
     <w:tbl>
       <w:tblPr>
-        <w:tblStyle w:val="TableGrid"/>
-        <w:tblW w:w="4995" w:type="pct"/>
-        <w:tblBorders>
-          <w:top w:val="none" w:color="auto" w:sz="0" w:space="0"/>
-          <w:left w:val="none" w:color="auto" w:sz="0" w:space="0"/>
-          <w:bottom w:val="none" w:color="auto" w:sz="0" w:space="0"/>
-          <w:right w:val="none" w:color="auto" w:sz="0" w:space="0"/>
-          <w:insideH w:val="none" w:color="auto" w:sz="0" w:space="0"/>
-          <w:insideV w:val="none" w:color="auto" w:sz="0" w:space="0"/>
-        </w:tblBorders>
-        <w:tblCellMar>
-          <w:left w:w="0" w:type="dxa"/>
-          <w:right w:w="0" w:type="dxa"/>
-        </w:tblCellMar>
-        <w:tblLook w:val="04A0" w:firstRow="1" w:lastRow="0" w:firstColumn="1" w:lastColumn="0" w:noHBand="0" w:noVBand="1"/>
+        <w:tblStyle w:val="BCBlockTable"/>
+        <w:tblW w:w="5000" w:type="pct"/>
+        <w:tblLook w:val="0620" w:firstRow="1" w:lastRow="0" w:firstColumn="0" w:lastColumn="0" w:noHBand="1" w:noVBand="1"/>
         <w:tblCaption w:val="Address Block"/>
+        <w:tblDescription w:val="Layout table. Used for positioning, not for tabular data."/>
       </w:tblPr>
       <w:tblGrid>
-        <w:gridCol w:w="2621"/>
-        <w:gridCol w:w="4584"/>
-        <w:gridCol w:w="3279"/>
+        <w:gridCol w:w="2623"/>
+        <w:gridCol w:w="4588"/>
+        <w:gridCol w:w="3283"/>
       </w:tblGrid>
       <w:tr>
         <w:trPr>
           <w:cnfStyle w:val="100000000000" w:firstRow="1" w:lastRow="0" w:firstColumn="0" w:lastColumn="0" w:oddVBand="0" w:evenVBand="0" w:oddHBand="0" w:evenHBand="0" w:firstRowFirstColumn="0" w:firstRowLastColumn="0" w:lastRowFirstColumn="0" w:lastRowLastColumn="0"/>
+          <w:cantSplit/>
           <w:trHeight w:val="254"/>
         </w:trPr>
         <w:sdt>
           <w:sdtPr>
             <w:rPr>
               <w:rStyle w:val="Strong"/>
-              <w:rFonts w:ascii="Segoe UI Semibold" w:hAnsi="Segoe UI Semibold" w:cs="Segoe UI Semibold"/>
-              <w:b w:val="0"/>
-              <w:bCs w:val="0"/>
-              <w:sz w:val="22"/>
-              <w:szCs w:val="22"/>
             </w:rPr>
             <w:alias w:val="CustomerAddress1"/>
             <w:tag w:val="#BC:InsertDataItem,DataItems/Header/CustomerAddress1"/>
@@ -47,9 +32,9 @@
             <w:placeholder>
               <w:docPart w:val="A5CCA9EA280943A7AF98D93CAA336D88"/>
             </w:placeholder>
+            <w:dataBinding w:prefixMappings="&lt;xmlns:ns0='urn:microsoft-dynamics-nav/reports/Standard_Sales_Shipment/1308/' " w:xpath="/ns0:NavWordReportXmlPart[1]/ns0:Header[1]/ns0:CustomerAddress1[1]" w:storeItemID="{00000000-0000-0000-0000-000000000000}"/>
             <w15:color w:val="808080"/>
             <w:text/>
-            <w:dataBinding w:prefixMappings="xmlns:ns0='urn:microsoft-dynamics-nav/reports/Standard_Sales_Shipment/1308/'" w:xpath="/ns0:NavWordReportXmlPart[1]/ns0:Header[1]/ns0:CustomerAddress1[1]"/>
           </w:sdtPr>
           <w:sdtContent>
             <w:tc>
@@ -58,25 +43,15 @@
               </w:tcPr>
               <w:p>
                 <w:pPr>
-                  <w:pStyle w:val="Heading2"/>
-                  <w:spacing w:before="0" w:after="0" w:line="276" w:lineRule="auto"/>
+                  <w:pStyle w:val="BCLabel"/>
+                  <w:spacing w:line="276" w:lineRule="auto"/>
                   <w:rPr>
                     <w:rStyle w:val="Strong"/>
-                    <w:rFonts w:ascii="Segoe UI Semibold" w:hAnsi="Segoe UI Semibold" w:cs="Segoe UI Semibold"/>
-                    <w:b w:val="0"/>
-                    <w:bCs w:val="0"/>
-                    <w:sz w:val="22"/>
-                    <w:szCs w:val="22"/>
                   </w:rPr>
                 </w:pPr>
                 <w:r>
                   <w:rPr>
                     <w:rStyle w:val="Strong"/>
-                    <w:rFonts w:ascii="Segoe UI Semibold" w:hAnsi="Segoe UI Semibold" w:cs="Segoe UI Semibold"/>
-                    <w:b w:val="0"/>
-                    <w:bCs w:val="0"/>
-                    <w:sz w:val="22"/>
-                    <w:szCs w:val="22"/>
                   </w:rPr>
                   <w:t>CustomerAddress1</w:t>
                 </w:r>
@@ -90,15 +65,10 @@
           </w:tcPr>
           <w:p>
             <w:pPr>
-              <w:pStyle w:val="Heading2"/>
-              <w:spacing w:before="0" w:after="0" w:line="276" w:lineRule="auto"/>
+              <w:pStyle w:val="BCLabel"/>
+              <w:spacing w:line="276" w:lineRule="auto"/>
               <w:rPr>
                 <w:rStyle w:val="Strong"/>
-                <w:rFonts w:ascii="Segoe UI Semibold" w:hAnsi="Segoe UI Semibold" w:cs="Segoe UI Semibold"/>
-                <w:b w:val="0"/>
-                <w:bCs w:val="0"/>
-                <w:sz w:val="22"/>
-                <w:szCs w:val="22"/>
               </w:rPr>
             </w:pPr>
           </w:p>
@@ -107,11 +77,6 @@
           <w:sdtPr>
             <w:rPr>
               <w:rStyle w:val="Strong"/>
-              <w:rFonts w:ascii="Segoe UI Semibold" w:hAnsi="Segoe UI Semibold" w:cs="Segoe UI Semibold"/>
-              <w:b w:val="0"/>
-              <w:bCs w:val="0"/>
-              <w:sz w:val="22"/>
-              <w:szCs w:val="22"/>
             </w:rPr>
             <w:alias w:val="CompanyAddress1"/>
             <w:tag w:val="#BC:InsertDataItem,DataItems/Header/CompanyAddress1"/>
@@ -119,9 +84,9 @@
             <w:placeholder>
               <w:docPart w:val="B05F60C5123A4A8D87FB9F7471EE543C"/>
             </w:placeholder>
+            <w:dataBinding w:prefixMappings="&lt;xmlns:ns0='urn:microsoft-dynamics-nav/reports/Standard_Sales_Shipment/1308/' " w:xpath="/ns0:NavWordReportXmlPart[1]/ns0:Header[1]/ns0:CompanyAddress1[1]" w:storeItemID="{00000000-0000-0000-0000-000000000000}"/>
             <w15:color w:val="808080"/>
             <w:text/>
-            <w:dataBinding w:prefixMappings="xmlns:ns0='urn:microsoft-dynamics-nav/reports/Standard_Sales_Shipment/1308/'" w:xpath="/ns0:NavWordReportXmlPart[1]/ns0:Header[1]/ns0:CompanyAddress1[1]"/>
           </w:sdtPr>
           <w:sdtContent>
             <w:tc>
@@ -130,26 +95,17 @@
               </w:tcPr>
               <w:p>
                 <w:pPr>
-                  <w:pStyle w:val="Heading2"/>
-                  <w:spacing w:before="0" w:after="0" w:line="276" w:lineRule="auto"/>
+                  <w:pStyle w:val="BCLabelNumber"/>
+                  <w:spacing w:line="276" w:lineRule="auto"/>
                   <w:jc w:val="right"/>
                   <w:rPr>
                     <w:rStyle w:val="Strong"/>
-                    <w:b w:val="0"/>
-                    <w:bCs w:val="0"/>
-                    <w:sz w:val="22"/>
-                    <w:szCs w:val="22"/>
                     <w:lang w:val="da-DK"/>
                   </w:rPr>
                 </w:pPr>
                 <w:r>
                   <w:rPr>
                     <w:rStyle w:val="Strong"/>
-                    <w:rFonts w:ascii="Segoe UI Semibold" w:hAnsi="Segoe UI Semibold" w:cs="Segoe UI Semibold"/>
-                    <w:b w:val="0"/>
-                    <w:bCs w:val="0"/>
-                    <w:sz w:val="22"/>
-                    <w:szCs w:val="22"/>
                   </w:rPr>
                   <w:t>CompanyAddress1</w:t>
                 </w:r>
@@ -160,26 +116,20 @@
       </w:tr>
       <w:tr>
         <w:trPr>
+          <w:cantSplit/>
           <w:trHeight w:val="242"/>
         </w:trPr>
         <w:sdt>
           <w:sdtPr>
-            <w:rPr>
-              <w:rFonts w:cs="Segoe UI Semibold"/>
-              <w:b/>
-              <w:bCs/>
-              <w:sz w:val="22"/>
-              <w:szCs w:val="22"/>
-            </w:rPr>
             <w:alias w:val="CustomerAddress2"/>
             <w:tag w:val="#BC:InsertDataItem,DataItems/Header/CustomerAddress2"/>
             <w:id w:val="863552788"/>
             <w:placeholder>
               <w:docPart w:val="A5CCA9EA280943A7AF98D93CAA336D88"/>
             </w:placeholder>
+            <w:dataBinding w:prefixMappings="&lt;xmlns:ns0='urn:microsoft-dynamics-nav/reports/Standard_Sales_Shipment/1308/' " w:xpath="/ns0:NavWordReportXmlPart[1]/ns0:Header[1]/ns0:CustomerAddress2[1]" w:storeItemID="{00000000-0000-0000-0000-000000000000}"/>
             <w15:color w:val="808080"/>
             <w:text/>
-            <w:dataBinding w:prefixMappings="xmlns:ns0='urn:microsoft-dynamics-nav/reports/Standard_Sales_Shipment/1308/'" w:xpath="/ns0:NavWordReportXmlPart[1]/ns0:Header[1]/ns0:CustomerAddress2[1]"/>
           </w:sdtPr>
           <w:sdtContent>
             <w:tc>
@@ -188,18 +138,9 @@
               </w:tcPr>
               <w:p>
                 <w:pPr>
-                  <w:rPr>
-                    <w:rFonts w:cs="Segoe UI Semibold" w:asciiTheme="minorHAnsi" w:hAnsiTheme="minorHAnsi"/>
-                    <w:sz w:val="22"/>
-                    <w:szCs w:val="22"/>
-                  </w:rPr>
+                  <w:pStyle w:val="NoSpacing"/>
                 </w:pPr>
                 <w:r>
-                  <w:rPr>
-                    <w:rFonts w:cs="Segoe UI Semibold" w:asciiTheme="minorHAnsi" w:hAnsiTheme="minorHAnsi"/>
-                    <w:sz w:val="22"/>
-                    <w:szCs w:val="22"/>
-                  </w:rPr>
                   <w:t>CustomerAddress2</w:t>
                 </w:r>
               </w:p>
@@ -212,30 +153,21 @@
           </w:tcPr>
           <w:p>
             <w:pPr>
-              <w:rPr>
-                <w:rFonts w:cs="Segoe UI Semibold" w:asciiTheme="minorHAnsi" w:hAnsiTheme="minorHAnsi"/>
-                <w:sz w:val="22"/>
-                <w:szCs w:val="22"/>
-              </w:rPr>
+              <w:pStyle w:val="NoSpacing"/>
             </w:pPr>
           </w:p>
         </w:tc>
         <w:sdt>
           <w:sdtPr>
-            <w:rPr>
-              <w:rFonts w:cs="Segoe UI Semibold"/>
-              <w:sz w:val="22"/>
-              <w:szCs w:val="22"/>
-            </w:rPr>
             <w:alias w:val="CompanyAddress2"/>
             <w:tag w:val="#BC:InsertDataItem,DataItems/Header/CompanyAddress2"/>
             <w:id w:val="-407616906"/>
             <w:placeholder>
               <w:docPart w:val="5491E74068B446CA912FE990CF1DC93A"/>
             </w:placeholder>
+            <w:dataBinding w:prefixMappings="&lt;xmlns:ns0='urn:microsoft-dynamics-nav/reports/Standard_Sales_Shipment/1308/' " w:xpath="/ns0:NavWordReportXmlPart[1]/ns0:Header[1]/ns0:CompanyAddress2[1]" w:storeItemID="{00000000-0000-0000-0000-000000000000}"/>
             <w15:color w:val="808080"/>
             <w:text/>
-            <w:dataBinding w:prefixMappings="xmlns:ns0='urn:microsoft-dynamics-nav/reports/Standard_Sales_Shipment/1308/'" w:xpath="/ns0:NavWordReportXmlPart[1]/ns0:Header[1]/ns0:CompanyAddress2[1]"/>
           </w:sdtPr>
           <w:sdtContent>
             <w:tc>
@@ -244,19 +176,10 @@
               </w:tcPr>
               <w:p>
                 <w:pPr>
+                  <w:pStyle w:val="BCNumber"/>
                   <w:jc w:val="right"/>
-                  <w:rPr>
-                    <w:rFonts w:asciiTheme="minorHAnsi" w:hAnsiTheme="minorHAnsi"/>
-                    <w:sz w:val="22"/>
-                    <w:szCs w:val="22"/>
-                  </w:rPr>
                 </w:pPr>
                 <w:r>
-                  <w:rPr>
-                    <w:rFonts w:cs="Segoe UI Semibold" w:asciiTheme="minorHAnsi" w:hAnsiTheme="minorHAnsi"/>
-                    <w:sz w:val="22"/>
-                    <w:szCs w:val="22"/>
-                  </w:rPr>
                   <w:t>CompanyAddress2</w:t>
                 </w:r>
               </w:p>
@@ -266,24 +189,20 @@
       </w:tr>
       <w:tr>
         <w:trPr>
+          <w:cantSplit/>
           <w:trHeight w:val="242"/>
         </w:trPr>
         <w:sdt>
           <w:sdtPr>
-            <w:rPr>
-              <w:rFonts w:cs="Segoe UI Semibold"/>
-              <w:sz w:val="22"/>
-              <w:szCs w:val="22"/>
-            </w:rPr>
             <w:alias w:val="CustomerAddress3"/>
             <w:tag w:val="#BC:InsertDataItem,DataItems/Header/CustomerAddress3"/>
             <w:id w:val="335427627"/>
             <w:placeholder>
               <w:docPart w:val="A5CCA9EA280943A7AF98D93CAA336D88"/>
             </w:placeholder>
+            <w:dataBinding w:prefixMappings="&lt;xmlns:ns0='urn:microsoft-dynamics-nav/reports/Standard_Sales_Shipment/1308/' " w:xpath="/ns0:NavWordReportXmlPart[1]/ns0:Header[1]/ns0:CustomerAddress3[1]" w:storeItemID="{00000000-0000-0000-0000-000000000000}"/>
             <w15:color w:val="808080"/>
             <w:text/>
-            <w:dataBinding w:prefixMappings="xmlns:ns0='urn:microsoft-dynamics-nav/reports/Standard_Sales_Shipment/1308/'" w:xpath="/ns0:NavWordReportXmlPart[1]/ns0:Header[1]/ns0:CustomerAddress3[1]"/>
           </w:sdtPr>
           <w:sdtContent>
             <w:tc>
@@ -292,18 +211,9 @@
               </w:tcPr>
               <w:p>
                 <w:pPr>
-                  <w:rPr>
-                    <w:rFonts w:cs="Segoe UI Semibold" w:asciiTheme="minorHAnsi" w:hAnsiTheme="minorHAnsi"/>
-                    <w:sz w:val="22"/>
-                    <w:szCs w:val="22"/>
-                  </w:rPr>
+                  <w:pStyle w:val="NoSpacing"/>
                 </w:pPr>
                 <w:r>
-                  <w:rPr>
-                    <w:rFonts w:cs="Segoe UI Semibold" w:asciiTheme="minorHAnsi" w:hAnsiTheme="minorHAnsi"/>
-                    <w:sz w:val="22"/>
-                    <w:szCs w:val="22"/>
-                  </w:rPr>
                   <w:t>CustomerAddress3</w:t>
                 </w:r>
               </w:p>
@@ -316,30 +226,21 @@
           </w:tcPr>
           <w:p>
             <w:pPr>
-              <w:rPr>
-                <w:rFonts w:cs="Segoe UI Semibold" w:asciiTheme="minorHAnsi" w:hAnsiTheme="minorHAnsi"/>
-                <w:sz w:val="22"/>
-                <w:szCs w:val="22"/>
-              </w:rPr>
+              <w:pStyle w:val="NoSpacing"/>
             </w:pPr>
           </w:p>
         </w:tc>
         <w:sdt>
           <w:sdtPr>
-            <w:rPr>
-              <w:rFonts w:cs="Segoe UI Semibold"/>
-              <w:sz w:val="22"/>
-              <w:szCs w:val="22"/>
-            </w:rPr>
             <w:alias w:val="CompanyAddress3"/>
             <w:tag w:val="#BC:InsertDataItem,DataItems/Header/CompanyAddress3"/>
             <w:id w:val="-1208102821"/>
             <w:placeholder>
               <w:docPart w:val="1537B1D575B14366B0122D833F6B3436"/>
             </w:placeholder>
+            <w:dataBinding w:prefixMappings="&lt;xmlns:ns0='urn:microsoft-dynamics-nav/reports/Standard_Sales_Shipment/1308/' " w:xpath="/ns0:NavWordReportXmlPart[1]/ns0:Header[1]/ns0:CompanyAddress3[1]" w:storeItemID="{00000000-0000-0000-0000-000000000000}"/>
             <w15:color w:val="808080"/>
             <w:text/>
-            <w:dataBinding w:prefixMappings="xmlns:ns0='urn:microsoft-dynamics-nav/reports/Standard_Sales_Shipment/1308/'" w:xpath="/ns0:NavWordReportXmlPart[1]/ns0:Header[1]/ns0:CompanyAddress3[1]"/>
           </w:sdtPr>
           <w:sdtContent>
             <w:tc>
@@ -348,18 +249,10 @@
               </w:tcPr>
               <w:p>
                 <w:pPr>
+                  <w:pStyle w:val="BCNumber"/>
                   <w:jc w:val="right"/>
-                  <w:rPr>
-                    <w:sz w:val="22"/>
-                    <w:szCs w:val="22"/>
-                  </w:rPr>
                 </w:pPr>
                 <w:r>
-                  <w:rPr>
-                    <w:rFonts w:cs="Segoe UI Semibold" w:asciiTheme="minorHAnsi" w:hAnsiTheme="minorHAnsi"/>
-                    <w:sz w:val="22"/>
-                    <w:szCs w:val="22"/>
-                  </w:rPr>
                   <w:t>CompanyAddress3</w:t>
                 </w:r>
               </w:p>
@@ -369,24 +262,20 @@
       </w:tr>
       <w:tr>
         <w:trPr>
+          <w:cantSplit/>
           <w:trHeight w:val="242"/>
         </w:trPr>
         <w:sdt>
           <w:sdtPr>
-            <w:rPr>
-              <w:rFonts w:cs="Segoe UI Semibold"/>
-              <w:sz w:val="22"/>
-              <w:szCs w:val="22"/>
-            </w:rPr>
             <w:alias w:val="CustomerAddress4"/>
             <w:tag w:val="#BC:InsertDataItem,DataItems/Header/CustomerAddress4"/>
             <w:id w:val="172315661"/>
             <w:placeholder>
               <w:docPart w:val="A5CCA9EA280943A7AF98D93CAA336D88"/>
             </w:placeholder>
+            <w:dataBinding w:prefixMappings="&lt;xmlns:ns0='urn:microsoft-dynamics-nav/reports/Standard_Sales_Shipment/1308/' " w:xpath="/ns0:NavWordReportXmlPart[1]/ns0:Header[1]/ns0:CustomerAddress4[1]" w:storeItemID="{00000000-0000-0000-0000-000000000000}"/>
             <w15:color w:val="808080"/>
             <w:text/>
-            <w:dataBinding w:prefixMappings="xmlns:ns0='urn:microsoft-dynamics-nav/reports/Standard_Sales_Shipment/1308/'" w:xpath="/ns0:NavWordReportXmlPart[1]/ns0:Header[1]/ns0:CustomerAddress4[1]"/>
           </w:sdtPr>
           <w:sdtContent>
             <w:tc>
@@ -395,18 +284,9 @@
               </w:tcPr>
               <w:p>
                 <w:pPr>
-                  <w:rPr>
-                    <w:rFonts w:cs="Segoe UI Semibold" w:asciiTheme="minorHAnsi" w:hAnsiTheme="minorHAnsi"/>
-                    <w:sz w:val="22"/>
-                    <w:szCs w:val="22"/>
-                  </w:rPr>
+                  <w:pStyle w:val="NoSpacing"/>
                 </w:pPr>
                 <w:r>
-                  <w:rPr>
-                    <w:rFonts w:cs="Segoe UI Semibold" w:asciiTheme="minorHAnsi" w:hAnsiTheme="minorHAnsi"/>
-                    <w:sz w:val="22"/>
-                    <w:szCs w:val="22"/>
-                  </w:rPr>
                   <w:t>CustomerAddress4</w:t>
                 </w:r>
               </w:p>
@@ -419,30 +299,21 @@
           </w:tcPr>
           <w:p>
             <w:pPr>
-              <w:rPr>
-                <w:rFonts w:cs="Segoe UI Semibold" w:asciiTheme="minorHAnsi" w:hAnsiTheme="minorHAnsi"/>
-                <w:sz w:val="22"/>
-                <w:szCs w:val="22"/>
-              </w:rPr>
+              <w:pStyle w:val="NoSpacing"/>
             </w:pPr>
           </w:p>
         </w:tc>
         <w:sdt>
           <w:sdtPr>
-            <w:rPr>
-              <w:rFonts w:cs="Segoe UI Semibold"/>
-              <w:sz w:val="22"/>
-              <w:szCs w:val="22"/>
-            </w:rPr>
             <w:alias w:val="CompanyAddress4"/>
             <w:tag w:val="#BC:InsertDataItem,DataItems/Header/CompanyAddress4"/>
             <w:id w:val="-1044596330"/>
             <w:placeholder>
               <w:docPart w:val="E734C9F76FDD44528AAE4D8911A1DEC3"/>
             </w:placeholder>
+            <w:dataBinding w:prefixMappings="&lt;xmlns:ns0='urn:microsoft-dynamics-nav/reports/Standard_Sales_Shipment/1308/' " w:xpath="/ns0:NavWordReportXmlPart[1]/ns0:Header[1]/ns0:CompanyAddress4[1]" w:storeItemID="{00000000-0000-0000-0000-000000000000}"/>
             <w15:color w:val="808080"/>
             <w:text/>
-            <w:dataBinding w:prefixMappings="xmlns:ns0='urn:microsoft-dynamics-nav/reports/Standard_Sales_Shipment/1308/'" w:xpath="/ns0:NavWordReportXmlPart[1]/ns0:Header[1]/ns0:CompanyAddress4[1]"/>
           </w:sdtPr>
           <w:sdtContent>
             <w:tc>
@@ -451,18 +322,10 @@
               </w:tcPr>
               <w:p>
                 <w:pPr>
+                  <w:pStyle w:val="BCNumber"/>
                   <w:jc w:val="right"/>
-                  <w:rPr>
-                    <w:sz w:val="22"/>
-                    <w:szCs w:val="22"/>
-                  </w:rPr>
                 </w:pPr>
                 <w:r>
-                  <w:rPr>
-                    <w:rFonts w:cs="Segoe UI Semibold" w:asciiTheme="minorHAnsi" w:hAnsiTheme="minorHAnsi"/>
-                    <w:sz w:val="22"/>
-                    <w:szCs w:val="22"/>
-                  </w:rPr>
                   <w:t>CompanyAddress4</w:t>
                 </w:r>
               </w:p>
@@ -472,24 +335,20 @@
       </w:tr>
       <w:tr>
         <w:trPr>
+          <w:cantSplit/>
           <w:trHeight w:val="242"/>
         </w:trPr>
         <w:sdt>
           <w:sdtPr>
-            <w:rPr>
-              <w:rFonts w:cs="Segoe UI Semibold"/>
-              <w:sz w:val="22"/>
-              <w:szCs w:val="22"/>
-            </w:rPr>
             <w:alias w:val="CustomerAddress5"/>
             <w:tag w:val="#BC:InsertDataItem,DataItems/Header/CustomerAddress5"/>
             <w:id w:val="-2080044023"/>
             <w:placeholder>
               <w:docPart w:val="A5CCA9EA280943A7AF98D93CAA336D88"/>
             </w:placeholder>
+            <w:dataBinding w:prefixMappings="&lt;xmlns:ns0='urn:microsoft-dynamics-nav/reports/Standard_Sales_Shipment/1308/' " w:xpath="/ns0:NavWordReportXmlPart[1]/ns0:Header[1]/ns0:CustomerAddress5[1]" w:storeItemID="{00000000-0000-0000-0000-000000000000}"/>
             <w15:color w:val="808080"/>
             <w:text/>
-            <w:dataBinding w:prefixMappings="xmlns:ns0='urn:microsoft-dynamics-nav/reports/Standard_Sales_Shipment/1308/'" w:xpath="/ns0:NavWordReportXmlPart[1]/ns0:Header[1]/ns0:CustomerAddress5[1]"/>
           </w:sdtPr>
           <w:sdtContent>
             <w:tc>
@@ -498,18 +357,9 @@
               </w:tcPr>
               <w:p>
                 <w:pPr>
-                  <w:rPr>
-                    <w:rFonts w:cs="Segoe UI Semibold" w:asciiTheme="minorHAnsi" w:hAnsiTheme="minorHAnsi"/>
-                    <w:sz w:val="22"/>
-                    <w:szCs w:val="22"/>
-                  </w:rPr>
+                  <w:pStyle w:val="NoSpacing"/>
                 </w:pPr>
                 <w:r>
-                  <w:rPr>
-                    <w:rFonts w:cs="Segoe UI Semibold" w:asciiTheme="minorHAnsi" w:hAnsiTheme="minorHAnsi"/>
-                    <w:sz w:val="22"/>
-                    <w:szCs w:val="22"/>
-                  </w:rPr>
                   <w:t>CustomerAddress5</w:t>
                 </w:r>
               </w:p>
@@ -522,30 +372,21 @@
           </w:tcPr>
           <w:p>
             <w:pPr>
-              <w:rPr>
-                <w:rFonts w:cs="Segoe UI Semibold" w:asciiTheme="minorHAnsi" w:hAnsiTheme="minorHAnsi"/>
-                <w:sz w:val="22"/>
-                <w:szCs w:val="22"/>
-              </w:rPr>
+              <w:pStyle w:val="NoSpacing"/>
             </w:pPr>
           </w:p>
         </w:tc>
         <w:sdt>
           <w:sdtPr>
-            <w:rPr>
-              <w:rFonts w:cs="Segoe UI Semibold"/>
-              <w:sz w:val="22"/>
-              <w:szCs w:val="22"/>
-            </w:rPr>
             <w:alias w:val="CompanyAddress5"/>
             <w:tag w:val="#BC:InsertDataItem,DataItems/Header/CompanyAddress5"/>
             <w:id w:val="-1334838620"/>
             <w:placeholder>
               <w:docPart w:val="D9D5C514A0754449BF8A9084BDC303FF"/>
             </w:placeholder>
+            <w:dataBinding w:prefixMappings="&lt;xmlns:ns0='urn:microsoft-dynamics-nav/reports/Standard_Sales_Shipment/1308/' " w:xpath="/ns0:NavWordReportXmlPart[1]/ns0:Header[1]/ns0:CompanyAddress5[1]" w:storeItemID="{00000000-0000-0000-0000-000000000000}"/>
             <w15:color w:val="808080"/>
             <w:text/>
-            <w:dataBinding w:prefixMappings="xmlns:ns0='urn:microsoft-dynamics-nav/reports/Standard_Sales_Shipment/1308/'" w:xpath="/ns0:NavWordReportXmlPart[1]/ns0:Header[1]/ns0:CompanyAddress5[1]"/>
           </w:sdtPr>
           <w:sdtContent>
             <w:tc>
@@ -554,18 +395,10 @@
               </w:tcPr>
               <w:p>
                 <w:pPr>
+                  <w:pStyle w:val="BCNumber"/>
                   <w:jc w:val="right"/>
-                  <w:rPr>
-                    <w:sz w:val="22"/>
-                    <w:szCs w:val="22"/>
-                  </w:rPr>
                 </w:pPr>
                 <w:r>
-                  <w:rPr>
-                    <w:rFonts w:cs="Segoe UI Semibold" w:asciiTheme="minorHAnsi" w:hAnsiTheme="minorHAnsi"/>
-                    <w:sz w:val="22"/>
-                    <w:szCs w:val="22"/>
-                  </w:rPr>
                   <w:t>CompanyAddress5</w:t>
                 </w:r>
               </w:p>
@@ -575,24 +408,20 @@
       </w:tr>
       <w:tr>
         <w:trPr>
+          <w:cantSplit/>
           <w:trHeight w:val="242"/>
         </w:trPr>
         <w:sdt>
           <w:sdtPr>
-            <w:rPr>
-              <w:rFonts w:cs="Segoe UI Semibold"/>
-              <w:sz w:val="22"/>
-              <w:szCs w:val="22"/>
-            </w:rPr>
             <w:alias w:val="CustomerAddress6"/>
             <w:tag w:val="#BC:InsertDataItem,DataItems/Header/CustomerAddress6"/>
             <w:id w:val="-2086289259"/>
             <w:placeholder>
               <w:docPart w:val="A5CCA9EA280943A7AF98D93CAA336D88"/>
             </w:placeholder>
+            <w:dataBinding w:prefixMappings="&lt;xmlns:ns0='urn:microsoft-dynamics-nav/reports/Standard_Sales_Shipment/1308/' " w:xpath="/ns0:NavWordReportXmlPart[1]/ns0:Header[1]/ns0:CustomerAddress6[1]" w:storeItemID="{00000000-0000-0000-0000-000000000000}"/>
             <w15:color w:val="808080"/>
             <w:text/>
-            <w:dataBinding w:prefixMappings="xmlns:ns0='urn:microsoft-dynamics-nav/reports/Standard_Sales_Shipment/1308/'" w:xpath="/ns0:NavWordReportXmlPart[1]/ns0:Header[1]/ns0:CustomerAddress6[1]"/>
           </w:sdtPr>
           <w:sdtContent>
             <w:tc>
@@ -601,18 +430,9 @@
               </w:tcPr>
               <w:p>
                 <w:pPr>
-                  <w:rPr>
-                    <w:rFonts w:cs="Segoe UI Semibold" w:asciiTheme="minorHAnsi" w:hAnsiTheme="minorHAnsi"/>
-                    <w:sz w:val="22"/>
-                    <w:szCs w:val="22"/>
-                  </w:rPr>
+                  <w:pStyle w:val="NoSpacing"/>
                 </w:pPr>
                 <w:r>
-                  <w:rPr>
-                    <w:rFonts w:cs="Segoe UI Semibold" w:asciiTheme="minorHAnsi" w:hAnsiTheme="minorHAnsi"/>
-                    <w:sz w:val="22"/>
-                    <w:szCs w:val="22"/>
-                  </w:rPr>
                   <w:t>CustomerAddress6</w:t>
                 </w:r>
               </w:p>
@@ -625,30 +445,21 @@
           </w:tcPr>
           <w:p>
             <w:pPr>
-              <w:rPr>
-                <w:rFonts w:cs="Segoe UI Semibold" w:asciiTheme="minorHAnsi" w:hAnsiTheme="minorHAnsi"/>
-                <w:sz w:val="22"/>
-                <w:szCs w:val="22"/>
-              </w:rPr>
+              <w:pStyle w:val="NoSpacing"/>
             </w:pPr>
           </w:p>
         </w:tc>
         <w:sdt>
           <w:sdtPr>
-            <w:rPr>
-              <w:rFonts w:cs="Segoe UI Semibold"/>
-              <w:sz w:val="22"/>
-              <w:szCs w:val="22"/>
-            </w:rPr>
             <w:alias w:val="CompanyAddress6"/>
             <w:tag w:val="#BC:InsertDataItem,DataItems/Header/CompanyAddress6"/>
             <w:id w:val="29467029"/>
             <w:placeholder>
               <w:docPart w:val="02F4851BD11D4313A7B77E4C6B0895A1"/>
             </w:placeholder>
+            <w:dataBinding w:prefixMappings="&lt;xmlns:ns0='urn:microsoft-dynamics-nav/reports/Standard_Sales_Shipment/1308/' " w:xpath="/ns0:NavWordReportXmlPart[1]/ns0:Header[1]/ns0:CompanyAddress6[1]" w:storeItemID="{00000000-0000-0000-0000-000000000000}"/>
             <w15:color w:val="808080"/>
             <w:text/>
-            <w:dataBinding w:prefixMappings="xmlns:ns0='urn:microsoft-dynamics-nav/reports/Standard_Sales_Shipment/1308/'" w:xpath="/ns0:NavWordReportXmlPart[1]/ns0:Header[1]/ns0:CompanyAddress6[1]"/>
           </w:sdtPr>
           <w:sdtContent>
             <w:tc>
@@ -657,18 +468,10 @@
               </w:tcPr>
               <w:p>
                 <w:pPr>
+                  <w:pStyle w:val="BCNumber"/>
                   <w:jc w:val="right"/>
-                  <w:rPr>
-                    <w:sz w:val="22"/>
-                    <w:szCs w:val="22"/>
-                  </w:rPr>
                 </w:pPr>
                 <w:r>
-                  <w:rPr>
-                    <w:rFonts w:cs="Segoe UI Semibold" w:asciiTheme="minorHAnsi" w:hAnsiTheme="minorHAnsi"/>
-                    <w:sz w:val="22"/>
-                    <w:szCs w:val="22"/>
-                  </w:rPr>
                   <w:t>CompanyAddress6</w:t>
                 </w:r>
               </w:p>
@@ -678,24 +481,20 @@
       </w:tr>
       <w:tr>
         <w:trPr>
+          <w:cantSplit/>
           <w:trHeight w:val="242"/>
         </w:trPr>
         <w:sdt>
           <w:sdtPr>
-            <w:rPr>
-              <w:rFonts w:cs="Segoe UI Semibold"/>
-              <w:sz w:val="22"/>
-              <w:szCs w:val="22"/>
-            </w:rPr>
             <w:alias w:val="CustomerAddress7"/>
             <w:tag w:val="#BC:InsertDataItem,DataItems/Header/CustomerAddress7"/>
             <w:id w:val="2127339997"/>
             <w:placeholder>
               <w:docPart w:val="A5CCA9EA280943A7AF98D93CAA336D88"/>
             </w:placeholder>
+            <w:dataBinding w:prefixMappings="&lt;xmlns:ns0='urn:microsoft-dynamics-nav/reports/Standard_Sales_Shipment/1308/' " w:xpath="/ns0:NavWordReportXmlPart[1]/ns0:Header[1]/ns0:CustomerAddress7[1]" w:storeItemID="{00000000-0000-0000-0000-000000000000}"/>
             <w15:color w:val="808080"/>
             <w:text/>
-            <w:dataBinding w:prefixMappings="xmlns:ns0='urn:microsoft-dynamics-nav/reports/Standard_Sales_Shipment/1308/'" w:xpath="/ns0:NavWordReportXmlPart[1]/ns0:Header[1]/ns0:CustomerAddress7[1]"/>
           </w:sdtPr>
           <w:sdtContent>
             <w:tc>
@@ -704,18 +503,9 @@
               </w:tcPr>
               <w:p>
                 <w:pPr>
-                  <w:rPr>
-                    <w:rFonts w:cs="Segoe UI Semibold" w:asciiTheme="minorHAnsi" w:hAnsiTheme="minorHAnsi"/>
-                    <w:sz w:val="22"/>
-                    <w:szCs w:val="22"/>
-                  </w:rPr>
+                  <w:pStyle w:val="NoSpacing"/>
                 </w:pPr>
                 <w:r>
-                  <w:rPr>
-                    <w:rFonts w:cs="Segoe UI Semibold" w:asciiTheme="minorHAnsi" w:hAnsiTheme="minorHAnsi"/>
-                    <w:sz w:val="22"/>
-                    <w:szCs w:val="22"/>
-                  </w:rPr>
                   <w:t>CustomerAddress7</w:t>
                 </w:r>
               </w:p>
@@ -728,30 +518,21 @@
           </w:tcPr>
           <w:p>
             <w:pPr>
-              <w:rPr>
-                <w:rFonts w:cs="Segoe UI Semibold" w:asciiTheme="minorHAnsi" w:hAnsiTheme="minorHAnsi"/>
-                <w:sz w:val="22"/>
-                <w:szCs w:val="22"/>
-              </w:rPr>
+              <w:pStyle w:val="NoSpacing"/>
             </w:pPr>
           </w:p>
         </w:tc>
         <w:sdt>
           <w:sdtPr>
-            <w:rPr>
-              <w:rFonts w:cs="Segoe UI Semibold"/>
-              <w:sz w:val="22"/>
-              <w:szCs w:val="22"/>
-            </w:rPr>
             <w:alias w:val="CompanyLegalOffice_Lbl"/>
             <w:tag w:val="#BC:InsertDataItem,DataItems/Header/CompanyLegalOffice_Lbl"/>
             <w:id w:val="483044511"/>
             <w:placeholder>
               <w:docPart w:val="C90F0B2D6CC4479DAD0C985BDC5BE816"/>
             </w:placeholder>
+            <w:dataBinding w:prefixMappings="&lt;xmlns:ns0='urn:microsoft-dynamics-nav/reports/Standard_Sales_Shipment/1308/' " w:xpath="/ns0:NavWordReportXmlPart[1]/ns0:Header[1]/ns0:CompanyLegalOffice_Lbl[1]" w:storeItemID="{00000000-0000-0000-0000-000000000000}"/>
             <w15:color w:val="808080"/>
             <w:text/>
-            <w:dataBinding w:prefixMappings="xmlns:ns0='urn:microsoft-dynamics-nav/reports/Standard_Sales_Shipment/1308/'" w:xpath="/ns0:NavWordReportXmlPart[1]/ns0:Header[1]/ns0:CompanyLegalOffice_Lbl[1]"/>
           </w:sdtPr>
           <w:sdtContent>
             <w:tc>
@@ -760,22 +541,12 @@
               </w:tcPr>
               <w:p>
                 <w:pPr>
+                  <w:pStyle w:val="BCNumber"/>
                   <w:jc w:val="right"/>
-                  <w:rPr>
-                    <w:sz w:val="22"/>
-                    <w:szCs w:val="22"/>
-                  </w:rPr>
                 </w:pPr>
-                <w:proofErr w:type="spellStart"/>
                 <w:r>
-                  <w:rPr>
-                    <w:rFonts w:cs="Segoe UI Semibold" w:asciiTheme="minorHAnsi" w:hAnsiTheme="minorHAnsi"/>
-                    <w:sz w:val="22"/>
-                    <w:szCs w:val="22"/>
-                  </w:rPr>
                   <w:t>CompanyLegalOffice_Lbl</w:t>
                 </w:r>
-                <w:proofErr w:type="spellEnd"/>
               </w:p>
             </w:tc>
           </w:sdtContent>
@@ -783,24 +554,20 @@
       </w:tr>
       <w:tr>
         <w:trPr>
+          <w:cantSplit/>
           <w:trHeight w:val="242"/>
         </w:trPr>
         <w:sdt>
           <w:sdtPr>
-            <w:rPr>
-              <w:rFonts w:cs="Segoe UI Semibold"/>
-              <w:sz w:val="22"/>
-              <w:szCs w:val="22"/>
-            </w:rPr>
             <w:alias w:val="CustomerAddress8"/>
             <w:tag w:val="#BC:InsertDataItem,DataItems/Header/CustomerAddress8"/>
             <w:id w:val="-1986933782"/>
             <w:placeholder>
               <w:docPart w:val="54F1B892766D4CBAA1A94FBCDF8CDFA9"/>
             </w:placeholder>
+            <w:dataBinding w:prefixMappings="&lt;xmlns:ns0='urn:microsoft-dynamics-nav/reports/Standard_Sales_Shipment/1308/' " w:xpath="/ns0:NavWordReportXmlPart[1]/ns0:Header[1]/ns0:CustomerAddress8[1]" w:storeItemID="{00000000-0000-0000-0000-000000000000}"/>
             <w15:color w:val="808080"/>
             <w:text/>
-            <w:dataBinding w:prefixMappings="xmlns:ns0='urn:microsoft-dynamics-nav/reports/Standard_Sales_Shipment/1308/'" w:xpath="/ns0:NavWordReportXmlPart[1]/ns0:Header[1]/ns0:CustomerAddress8[1]"/>
           </w:sdtPr>
           <w:sdtContent>
             <w:tc>
@@ -809,18 +576,9 @@
               </w:tcPr>
               <w:p>
                 <w:pPr>
-                  <w:rPr>
-                    <w:rFonts w:cs="Segoe UI Semibold" w:asciiTheme="minorHAnsi" w:hAnsiTheme="minorHAnsi"/>
-                    <w:sz w:val="22"/>
-                    <w:szCs w:val="22"/>
-                  </w:rPr>
+                  <w:pStyle w:val="NoSpacing"/>
                 </w:pPr>
                 <w:r>
-                  <w:rPr>
-                    <w:rFonts w:cs="Segoe UI Semibold" w:asciiTheme="minorHAnsi" w:hAnsiTheme="minorHAnsi"/>
-                    <w:sz w:val="22"/>
-                    <w:szCs w:val="22"/>
-                  </w:rPr>
                   <w:t>CustomerAddress8</w:t>
                 </w:r>
               </w:p>
@@ -833,30 +591,21 @@
           </w:tcPr>
           <w:p>
             <w:pPr>
-              <w:rPr>
-                <w:rFonts w:cs="Segoe UI Semibold" w:asciiTheme="minorHAnsi" w:hAnsiTheme="minorHAnsi"/>
-                <w:sz w:val="22"/>
-                <w:szCs w:val="22"/>
-              </w:rPr>
+              <w:pStyle w:val="NoSpacing"/>
             </w:pPr>
           </w:p>
         </w:tc>
         <w:sdt>
           <w:sdtPr>
-            <w:rPr>
-              <w:rFonts w:cs="Segoe UI Semibold"/>
-              <w:sz w:val="22"/>
-              <w:szCs w:val="22"/>
-            </w:rPr>
             <w:alias w:val="CompanyLegalOffice"/>
             <w:tag w:val="#BC:InsertDataItem,DataItems/Header/CompanyLegalOffice"/>
             <w:id w:val="-1993854372"/>
             <w:placeholder>
               <w:docPart w:val="A4264A50AAAE4779B2B06CA1201025DF"/>
             </w:placeholder>
+            <w:dataBinding w:prefixMappings="&lt;xmlns:ns0='urn:microsoft-dynamics-nav/reports/Standard_Sales_Shipment/1308/' " w:xpath="/ns0:NavWordReportXmlPart[1]/ns0:Header[1]/ns0:CompanyLegalOffice[1]" w:storeItemID="{00000000-0000-0000-0000-000000000000}"/>
             <w15:color w:val="808080"/>
             <w:text/>
-            <w:dataBinding w:prefixMappings="xmlns:ns0='urn:microsoft-dynamics-nav/reports/Standard_Sales_Shipment/1308/'" w:xpath="/ns0:NavWordReportXmlPart[1]/ns0:Header[1]/ns0:CompanyLegalOffice[1]"/>
           </w:sdtPr>
           <w:sdtContent>
             <w:tc>
@@ -865,22 +614,12 @@
               </w:tcPr>
               <w:p>
                 <w:pPr>
+                  <w:pStyle w:val="BCNumber"/>
                   <w:jc w:val="right"/>
-                  <w:rPr>
-                    <w:sz w:val="22"/>
-                    <w:szCs w:val="22"/>
-                  </w:rPr>
                 </w:pPr>
-                <w:proofErr w:type="spellStart"/>
                 <w:r>
-                  <w:rPr>
-                    <w:rFonts w:cs="Segoe UI Semibold" w:asciiTheme="minorHAnsi" w:hAnsiTheme="minorHAnsi"/>
-                    <w:sz w:val="22"/>
-                    <w:szCs w:val="22"/>
-                  </w:rPr>
                   <w:t>CompanyLegalOffice</w:t>
                 </w:r>
-                <w:proofErr w:type="spellEnd"/>
               </w:p>
             </w:tc>
           </w:sdtContent>
@@ -890,381 +629,517 @@
     <w:p>
       <w:pPr>
         <w:spacing w:after="0" w:line="276" w:lineRule="auto"/>
-        <w:rPr>
-          <w:sz w:val="22"/>
-          <w:szCs w:val="22"/>
-        </w:rPr>
       </w:pPr>
     </w:p>
     <w:tbl>
       <w:tblPr>
-        <w:tblStyle w:val="TableGrid"/>
-        <w:tblW w:w="10498" w:type="dxa"/>
-        <w:tblBorders>
-          <w:top w:val="none" w:color="auto" w:sz="0" w:space="0"/>
-          <w:left w:val="none" w:color="auto" w:sz="0" w:space="0"/>
-          <w:bottom w:val="none" w:color="auto" w:sz="0" w:space="0"/>
-          <w:right w:val="none" w:color="auto" w:sz="0" w:space="0"/>
-          <w:insideH w:val="none" w:color="auto" w:sz="0" w:space="0"/>
-          <w:insideV w:val="none" w:color="auto" w:sz="0" w:space="0"/>
-        </w:tblBorders>
-        <w:tblLayout w:type="fixed"/>
-        <w:tblCellMar>
-          <w:left w:w="0" w:type="dxa"/>
-          <w:right w:w="0" w:type="dxa"/>
-        </w:tblCellMar>
-        <w:tblLook w:val="04A0" w:firstRow="1" w:lastRow="0" w:firstColumn="1" w:lastColumn="0" w:noHBand="0" w:noVBand="1"/>
+        <w:tblStyle w:val="BCBlockTable"/>
+        <w:tblW w:w="5000" w:type="pct"/>
+        <w:tblLook w:val="0620" w:firstRow="1" w:lastRow="0" w:firstColumn="0" w:lastColumn="0" w:noHBand="1" w:noVBand="1"/>
         <w:tblCaption w:val="Document Information Block"/>
+        <w:tblDescription w:val="Layout table. Used for positioning, not for tabular data."/>
       </w:tblPr>
       <w:tblGrid>
+        <w:gridCol w:w="2623"/>
+        <w:gridCol w:w="2623"/>
         <w:gridCol w:w="2624"/>
-        <w:gridCol w:w="2625"/>
         <w:gridCol w:w="2624"/>
-        <w:gridCol w:w="2625"/>
       </w:tblGrid>
       <w:tr>
         <w:trPr>
           <w:cnfStyle w:val="100000000000" w:firstRow="1" w:lastRow="0" w:firstColumn="0" w:lastColumn="0" w:oddVBand="0" w:evenVBand="0" w:oddHBand="0" w:evenHBand="0" w:firstRowFirstColumn="0" w:firstRowLastColumn="0" w:lastRowFirstColumn="0" w:lastRowLastColumn="0"/>
+          <w:cantSplit/>
           <w:trHeight w:val="254"/>
         </w:trPr>
         <w:sdt>
           <w:sdtPr>
-            <w:rPr>
-              <w:rFonts w:ascii="Segoe UI Semibold" w:hAnsi="Segoe UI Semibold" w:cs="Segoe UI Semibold"/>
-              <w:sz w:val="22"/>
-              <w:szCs w:val="22"/>
-            </w:rPr>
-            <w:alias w:val="ShippingAgentCode_Lbl"/>
-            <w:tag w:val="#BC:InsertDataItem,DataItems/Header/ShippingAgentCode_Lbl"/>
-            <w:id w:val="1674295767"/>
+            <w:alias w:val="DocumentNo_Lbl"/>
+            <w:tag w:val="#BC:InsertDataItem,DataItems/Header/DocumentNo_Lbl"/>
+            <w:id w:val="586819552"/>
             <w:placeholder>
               <w:docPart w:val="DefaultPlaceholder_-1854013440"/>
             </w:placeholder>
             <w15:color w:val="808080"/>
             <w:text/>
-            <w:dataBinding w:prefixMappings="xmlns:ns0='urn:microsoft-dynamics-nav/reports/Standard_Sales_Shipment/1308/'" w:xpath="/ns0:NavWordReportXmlPart[1]/ns0:Header[1]/ns0:ShippingAgentCode_Lbl[1]"/>
           </w:sdtPr>
           <w:sdtContent>
             <w:tc>
               <w:tcPr>
-                <w:tcW w:w="2624" w:type="dxa"/>
+                <w:tcW w:w="1250" w:type="pct"/>
               </w:tcPr>
               <w:p>
                 <w:pPr>
-                  <w:pStyle w:val="Heading2"/>
-                  <w:spacing w:before="0" w:after="0" w:line="276" w:lineRule="auto"/>
-                  <w:rPr>
-                    <w:rFonts w:ascii="Segoe UI Semibold" w:hAnsi="Segoe UI Semibold" w:cs="Segoe UI Semibold"/>
-                    <w:sz w:val="22"/>
-                    <w:szCs w:val="22"/>
-                  </w:rPr>
+                  <w:pStyle w:val="BCLabel"/>
+                  <w:spacing w:line="276" w:lineRule="auto"/>
                 </w:pPr>
-                <w:proofErr w:type="spellStart"/>
                 <w:r>
-                  <w:rPr>
-                    <w:rFonts w:ascii="Segoe UI Semibold" w:hAnsi="Segoe UI Semibold" w:cs="Segoe UI Semibold"/>
-                    <w:sz w:val="22"/>
-                    <w:szCs w:val="22"/>
-                  </w:rPr>
-                  <w:t>ShippingAgentCode_Lbl</w:t>
+                  <w:t>DocumentNo_Lbl</w:t>
                 </w:r>
-                <w:proofErr w:type="spellEnd"/>
               </w:p>
             </w:tc>
           </w:sdtContent>
         </w:sdt>
         <w:sdt>
           <w:sdtPr>
-            <w:rPr>
-              <w:rFonts w:ascii="Segoe UI Semibold" w:hAnsi="Segoe UI Semibold" w:cs="Segoe UI Semibold"/>
-              <w:sz w:val="22"/>
-              <w:szCs w:val="22"/>
-            </w:rPr>
-            <w:alias w:val="PackageTrackingNo_Lbl"/>
-            <w:tag w:val="#BC:InsertDataItem,DataItems/Header/PackageTrackingNo_Lbl"/>
-            <w:id w:val="-1526941858"/>
+            <w:alias w:val="DocumentDate_Lbl"/>
+            <w:tag w:val="#BC:InsertDataItem,DataItems/Header/DocumentDate_Lbl"/>
+            <w:id w:val="-269701310"/>
             <w:placeholder>
               <w:docPart w:val="DefaultPlaceholder_-1854013440"/>
             </w:placeholder>
             <w15:color w:val="808080"/>
             <w:text/>
-            <w:dataBinding w:prefixMappings="xmlns:ns0='urn:microsoft-dynamics-nav/reports/Standard_Sales_Shipment/1308/'" w:xpath="/ns0:NavWordReportXmlPart[1]/ns0:Header[1]/ns0:PackageTrackingNo_Lbl[1]"/>
           </w:sdtPr>
           <w:sdtContent>
             <w:tc>
               <w:tcPr>
-                <w:tcW w:w="2625" w:type="dxa"/>
+                <w:tcW w:w="1250" w:type="pct"/>
               </w:tcPr>
               <w:p>
                 <w:pPr>
-                  <w:pStyle w:val="Heading2"/>
-                  <w:spacing w:before="0" w:after="0" w:line="276" w:lineRule="auto"/>
-                  <w:rPr>
-                    <w:rFonts w:ascii="Segoe UI Semibold" w:hAnsi="Segoe UI Semibold" w:cs="Segoe UI Semibold"/>
-                    <w:sz w:val="22"/>
-                    <w:szCs w:val="22"/>
-                  </w:rPr>
+                  <w:pStyle w:val="BCLabel"/>
+                  <w:spacing w:line="276" w:lineRule="auto"/>
                 </w:pPr>
-                <w:proofErr w:type="spellStart"/>
                 <w:r>
-                  <w:rPr>
-                    <w:rFonts w:ascii="Segoe UI Semibold" w:hAnsi="Segoe UI Semibold" w:cs="Segoe UI Semibold"/>
-                    <w:sz w:val="22"/>
-                    <w:szCs w:val="22"/>
-                  </w:rPr>
-                  <w:t>PackageTrackingNo_Lbl</w:t>
+                  <w:t>DocumentDate_Lbl</w:t>
                 </w:r>
-                <w:proofErr w:type="spellEnd"/>
               </w:p>
             </w:tc>
           </w:sdtContent>
         </w:sdt>
         <w:sdt>
           <w:sdtPr>
-            <w:rPr>
-              <w:rFonts w:ascii="Segoe UI Semibold" w:hAnsi="Segoe UI Semibold" w:cs="Segoe UI Semibold"/>
-              <w:sz w:val="22"/>
-              <w:szCs w:val="22"/>
-            </w:rPr>
-            <w:alias w:val="JobNo_Lbl"/>
-            <w:tag w:val="#BC:InsertDataItem,DataItems/Header/Line/JobNo_Lbl"/>
-            <w:id w:val="-265465639"/>
+            <w:alias w:val="ShipmentDate_Lbl"/>
+            <w:tag w:val="#BC:InsertDataItem,DataItems/Header/ShipmentDate_Lbl"/>
+            <w:id w:val="-1190827614"/>
             <w:placeholder>
               <w:docPart w:val="DefaultPlaceholder_-1854013440"/>
             </w:placeholder>
             <w15:color w:val="808080"/>
             <w:text/>
-            <w:dataBinding w:prefixMappings="xmlns:ns0='urn:microsoft-dynamics-nav/reports/Standard_Sales_Shipment/1308/'" w:xpath="/ns0:NavWordReportXmlPart[1]/ns0:Header[1]/ns0:Line[1]/ns0:JobNo_Lbl[1]"/>
           </w:sdtPr>
           <w:sdtContent>
             <w:tc>
               <w:tcPr>
-                <w:tcW w:w="2624" w:type="dxa"/>
+                <w:tcW w:w="1250" w:type="pct"/>
               </w:tcPr>
               <w:p>
                 <w:pPr>
-                  <w:pStyle w:val="Heading2"/>
-                  <w:spacing w:before="0" w:after="0" w:line="276" w:lineRule="auto"/>
-                  <w:rPr>
-                    <w:rFonts w:ascii="Segoe UI Semibold" w:hAnsi="Segoe UI Semibold" w:cs="Segoe UI Semibold"/>
-                    <w:sz w:val="22"/>
-                    <w:szCs w:val="22"/>
-                  </w:rPr>
+                  <w:pStyle w:val="BCLabel"/>
+                  <w:spacing w:line="276" w:lineRule="auto"/>
                 </w:pPr>
-                <w:proofErr w:type="spellStart"/>
                 <w:r>
-                  <w:rPr>
-                    <w:rFonts w:ascii="Segoe UI Semibold" w:hAnsi="Segoe UI Semibold" w:cs="Segoe UI Semibold"/>
-                    <w:sz w:val="22"/>
-                    <w:szCs w:val="22"/>
-                  </w:rPr>
+                  <w:t>ShipmentDate_Lbl</w:t>
+                </w:r>
+              </w:p>
+            </w:tc>
+          </w:sdtContent>
+        </w:sdt>
+        <w:sdt>
+          <w:sdtPr>
+            <w:alias w:val="OrderNo_Lbl"/>
+            <w:tag w:val="#BC:InsertDataItem,DataItems/Header/OrderNo_Lbl"/>
+            <w:id w:val="441885863"/>
+            <w:placeholder>
+              <w:docPart w:val="DefaultPlaceholder_-1854013440"/>
+            </w:placeholder>
+            <w15:color w:val="808080"/>
+            <w:text/>
+          </w:sdtPr>
+          <w:sdtContent>
+            <w:tc>
+              <w:tcPr>
+                <w:tcW w:w="1250" w:type="pct"/>
+              </w:tcPr>
+              <w:p>
+                <w:pPr>
+                  <w:pStyle w:val="BCLabel"/>
+                  <w:spacing w:line="276" w:lineRule="auto"/>
+                </w:pPr>
+                <w:r>
+                  <w:t>OrderNo_Lbl</w:t>
+                </w:r>
+              </w:p>
+            </w:tc>
+          </w:sdtContent>
+        </w:sdt>
+      </w:tr>
+      <w:tr>
+        <w:trPr>
+          <w:cantSplit/>
+          <w:trHeight w:val="242"/>
+        </w:trPr>
+        <w:sdt>
+          <w:sdtPr>
+            <w:alias w:val="DocumentNo"/>
+            <w:tag w:val="#BC:InsertDataItem,DataItems/Header/DocumentNo"/>
+            <w:id w:val="513354235"/>
+            <w:placeholder>
+              <w:docPart w:val="DefaultPlaceholder_-1854013440"/>
+            </w:placeholder>
+            <w15:color w:val="808080"/>
+            <w:text/>
+          </w:sdtPr>
+          <w:sdtContent>
+            <w:tc>
+              <w:tcPr>
+                <w:tcW w:w="1250" w:type="pct"/>
+              </w:tcPr>
+              <w:p>
+                <w:pPr>
+                  <w:pStyle w:val="NoSpacing"/>
+                </w:pPr>
+                <w:r>
+                  <w:t>DocumentNo</w:t>
+                </w:r>
+              </w:p>
+            </w:tc>
+          </w:sdtContent>
+        </w:sdt>
+        <w:sdt>
+          <w:sdtPr>
+            <w:alias w:val="DocumentDate"/>
+            <w:tag w:val="#BC:InsertDataItem,DataItems/Header/DocumentDate"/>
+            <w:id w:val="1014432158"/>
+            <w:placeholder>
+              <w:docPart w:val="DefaultPlaceholder_-1854013440"/>
+            </w:placeholder>
+            <w15:color w:val="808080"/>
+            <w:text/>
+          </w:sdtPr>
+          <w:sdtContent>
+            <w:tc>
+              <w:tcPr>
+                <w:tcW w:w="1250" w:type="pct"/>
+              </w:tcPr>
+              <w:p>
+                <w:pPr>
+                  <w:pStyle w:val="NoSpacing"/>
+                </w:pPr>
+                <w:r>
+                  <w:t>DocumentDate</w:t>
+                </w:r>
+              </w:p>
+            </w:tc>
+          </w:sdtContent>
+        </w:sdt>
+        <w:sdt>
+          <w:sdtPr>
+            <w:alias w:val="ShipmentDate"/>
+            <w:tag w:val="#BC:InsertDataItem,DataItems/Header/ShipmentDate"/>
+            <w:id w:val="-1740087165"/>
+            <w:placeholder>
+              <w:docPart w:val="DefaultPlaceholder_-1854013440"/>
+            </w:placeholder>
+            <w15:color w:val="808080"/>
+            <w:text/>
+          </w:sdtPr>
+          <w:sdtContent>
+            <w:tc>
+              <w:tcPr>
+                <w:tcW w:w="1250" w:type="pct"/>
+              </w:tcPr>
+              <w:p>
+                <w:pPr>
+                  <w:pStyle w:val="NoSpacing"/>
+                </w:pPr>
+                <w:r>
+                  <w:t>ShipmentDate</w:t>
+                </w:r>
+              </w:p>
+            </w:tc>
+          </w:sdtContent>
+        </w:sdt>
+        <w:sdt>
+          <w:sdtPr>
+            <w:alias w:val="OrderNo"/>
+            <w:tag w:val="#BC:InsertDataItem,DataItems/Header/OrderNo"/>
+            <w:id w:val="-799225269"/>
+            <w:placeholder>
+              <w:docPart w:val="DefaultPlaceholder_-1854013440"/>
+            </w:placeholder>
+            <w15:color w:val="808080"/>
+            <w:text/>
+          </w:sdtPr>
+          <w:sdtContent>
+            <w:tc>
+              <w:tcPr>
+                <w:tcW w:w="1250" w:type="pct"/>
+              </w:tcPr>
+              <w:p>
+                <w:pPr>
+                  <w:pStyle w:val="NoSpacing"/>
+                </w:pPr>
+                <w:r>
+                  <w:t>OrderNo</w:t>
+                </w:r>
+              </w:p>
+            </w:tc>
+          </w:sdtContent>
+        </w:sdt>
+      </w:tr>
+      <w:tr>
+        <w:trPr>
+          <w:cantSplit/>
+          <w:trHeight w:val="432"/>
+        </w:trPr>
+        <w:tc>
+          <w:tcPr>
+            <w:tcW w:w="1250" w:type="pct"/>
+          </w:tcPr>
+          <w:p>
+            <w:pPr>
+              <w:pStyle w:val="NoSpacing"/>
+            </w:pPr>
+          </w:p>
+        </w:tc>
+        <w:tc>
+          <w:tcPr>
+            <w:tcW w:w="1250" w:type="pct"/>
+          </w:tcPr>
+          <w:p>
+            <w:pPr>
+              <w:pStyle w:val="NoSpacing"/>
+            </w:pPr>
+          </w:p>
+        </w:tc>
+        <w:tc>
+          <w:tcPr>
+            <w:tcW w:w="1250" w:type="pct"/>
+          </w:tcPr>
+          <w:p>
+            <w:pPr>
+              <w:pStyle w:val="NoSpacing"/>
+            </w:pPr>
+          </w:p>
+        </w:tc>
+        <w:tc>
+          <w:tcPr>
+            <w:tcW w:w="1250" w:type="pct"/>
+          </w:tcPr>
+          <w:p>
+            <w:pPr>
+              <w:pStyle w:val="NoSpacing"/>
+            </w:pPr>
+          </w:p>
+        </w:tc>
+      </w:tr>
+      <w:tr>
+        <w:trPr>
+          <w:cantSplit/>
+          <w:trHeight w:val="259"/>
+        </w:trPr>
+        <w:sdt>
+          <w:sdtPr>
+            <w:alias w:val="ShippingAgentCode_Lbl"/>
+            <w:tag w:val="#BC:InsertDataItem,DataItems/Header/ShippingAgentCode_Lbl"/>
+            <w:id w:val="1674295767"/>
+            <w:placeholder>
+              <w:docPart w:val="2EBCA3FF963C4056ABB1EBEFAF64CEE4"/>
+            </w:placeholder>
+            <w:dataBinding w:prefixMappings="&lt;xmlns:ns0='urn:microsoft-dynamics-nav/reports/Standard_Sales_Shipment/1308/' " w:xpath="/ns0:NavWordReportXmlPart[1]/ns0:Header[1]/ns0:ShippingAgentCode_Lbl[1]" w:storeItemID="{00000000-0000-0000-0000-000000000000}"/>
+            <w15:color w:val="808080"/>
+            <w:text/>
+          </w:sdtPr>
+          <w:sdtContent>
+            <w:tc>
+              <w:tcPr>
+                <w:tcW w:w="1250" w:type="pct"/>
+              </w:tcPr>
+              <w:p>
+                <w:pPr>
+                  <w:pStyle w:val="BCLabel"/>
+                  <w:spacing w:line="276" w:lineRule="auto"/>
+                </w:pPr>
+                <w:r>
+                  <w:t>ShippingAgentCode_Lbl</w:t>
+                </w:r>
+              </w:p>
+            </w:tc>
+          </w:sdtContent>
+        </w:sdt>
+        <w:sdt>
+          <w:sdtPr>
+            <w:alias w:val="PackageTrackingNo_Lbl"/>
+            <w:tag w:val="#BC:InsertDataItem,DataItems/Header/PackageTrackingNo_Lbl"/>
+            <w:id w:val="-1526941858"/>
+            <w:placeholder>
+              <w:docPart w:val="7DCA8C52A7D24011864E9CB612704BB9"/>
+            </w:placeholder>
+            <w:dataBinding w:prefixMappings="&lt;xmlns:ns0='urn:microsoft-dynamics-nav/reports/Standard_Sales_Shipment/1308/' " w:xpath="/ns0:NavWordReportXmlPart[1]/ns0:Header[1]/ns0:PackageTrackingNo_Lbl[1]" w:storeItemID="{00000000-0000-0000-0000-000000000000}"/>
+            <w15:color w:val="808080"/>
+            <w:text/>
+          </w:sdtPr>
+          <w:sdtContent>
+            <w:tc>
+              <w:tcPr>
+                <w:tcW w:w="1250" w:type="pct"/>
+              </w:tcPr>
+              <w:p>
+                <w:pPr>
+                  <w:pStyle w:val="NoSpacing"/>
+                </w:pPr>
+                <w:r>
+                  <w:t>PackageTrackingNo_Lbl</w:t>
+                </w:r>
+              </w:p>
+            </w:tc>
+          </w:sdtContent>
+        </w:sdt>
+        <w:sdt>
+          <w:sdtPr>
+            <w:alias w:val="JobNo_Lbl"/>
+            <w:tag w:val="#BC:InsertDataItem,DataItems/Header/Line/JobNo_Lbl"/>
+            <w:id w:val="-265465639"/>
+            <w:placeholder>
+              <w:docPart w:val="2A1C0DFBF3034408B0717BFED93E1C36"/>
+            </w:placeholder>
+            <w:dataBinding w:prefixMappings="&lt;xmlns:ns0='urn:microsoft-dynamics-nav/reports/Standard_Sales_Shipment/1308/' " w:xpath="/ns0:NavWordReportXmlPart[1]/ns0:Header[1]/ns0:Line[1]/ns0:JobNo_Lbl[1]" w:storeItemID="{00000000-0000-0000-0000-000000000000}"/>
+            <w15:color w:val="808080"/>
+            <w:text/>
+          </w:sdtPr>
+          <w:sdtContent>
+            <w:tc>
+              <w:tcPr>
+                <w:tcW w:w="1250" w:type="pct"/>
+              </w:tcPr>
+              <w:p>
+                <w:pPr>
+                  <w:pStyle w:val="NoSpacing"/>
+                </w:pPr>
+                <w:r>
                   <w:t>JobNo_Lbl</w:t>
                 </w:r>
-                <w:proofErr w:type="spellEnd"/>
               </w:p>
             </w:tc>
           </w:sdtContent>
         </w:sdt>
         <w:tc>
           <w:tcPr>
-            <w:tcW w:w="2625" w:type="dxa"/>
+            <w:tcW w:w="1250" w:type="pct"/>
           </w:tcPr>
           <w:p>
             <w:pPr>
-              <w:pStyle w:val="Heading2"/>
-              <w:spacing w:before="0" w:after="0" w:line="276" w:lineRule="auto"/>
-              <w:rPr>
-                <w:rFonts w:ascii="Segoe UI Semibold" w:hAnsi="Segoe UI Semibold" w:cs="Segoe UI Semibold"/>
-                <w:sz w:val="22"/>
-                <w:szCs w:val="22"/>
-              </w:rPr>
+              <w:pStyle w:val="NoSpacing"/>
             </w:pPr>
           </w:p>
         </w:tc>
       </w:tr>
       <w:tr>
         <w:trPr>
+          <w:cantSplit/>
           <w:trHeight w:val="242"/>
         </w:trPr>
         <w:sdt>
           <w:sdtPr>
-            <w:rPr>
-              <w:rFonts w:cs="Segoe UI" w:asciiTheme="minorHAnsi" w:hAnsiTheme="minorHAnsi"/>
-              <w:color w:val="242424"/>
-              <w:sz w:val="22"/>
-              <w:szCs w:val="22"/>
-            </w:rPr>
             <w:alias w:val="ShippingAgentCode"/>
             <w:tag w:val="#BC:InsertDataItem,DataItems/Header/ShippingAgentCode"/>
             <w:id w:val="-2013991626"/>
             <w:placeholder>
-              <w:docPart w:val="DefaultPlaceholder_-1854013440"/>
+              <w:docPart w:val="6030DACAA29642B4A374F2555CA678EC"/>
             </w:placeholder>
+            <w:dataBinding w:prefixMappings="&lt;xmlns:ns0='urn:microsoft-dynamics-nav/reports/Standard_Sales_Shipment/1308/' " w:xpath="/ns0:NavWordReportXmlPart[1]/ns0:Header[1]/ns0:ShippingAgentCode[1]" w:storeItemID="{00000000-0000-0000-0000-000000000000}"/>
             <w15:color w:val="808080"/>
             <w:text/>
-            <w:dataBinding w:prefixMappings="xmlns:ns0='urn:microsoft-dynamics-nav/reports/Standard_Sales_Shipment/1308/'" w:xpath="/ns0:NavWordReportXmlPart[1]/ns0:Header[1]/ns0:ShippingAgentCode[1]"/>
           </w:sdtPr>
           <w:sdtContent>
             <w:tc>
               <w:tcPr>
-                <w:tcW w:w="2624" w:type="dxa"/>
+                <w:tcW w:w="1250" w:type="pct"/>
               </w:tcPr>
               <w:p>
                 <w:pPr>
-                  <w:rPr>
-                    <w:rFonts w:cs="Segoe UI" w:asciiTheme="minorHAnsi" w:hAnsiTheme="minorHAnsi"/>
-                    <w:color w:val="242424"/>
-                    <w:sz w:val="22"/>
-                    <w:szCs w:val="22"/>
-                  </w:rPr>
+                  <w:pStyle w:val="NoSpacing"/>
                 </w:pPr>
-                <w:proofErr w:type="spellStart"/>
                 <w:r>
-                  <w:rPr>
-                    <w:rFonts w:cs="Segoe UI" w:asciiTheme="minorHAnsi" w:hAnsiTheme="minorHAnsi"/>
-                    <w:color w:val="242424"/>
-                    <w:sz w:val="22"/>
-                    <w:szCs w:val="22"/>
-                  </w:rPr>
                   <w:t>ShippingAgentCode</w:t>
                 </w:r>
-                <w:proofErr w:type="spellEnd"/>
               </w:p>
             </w:tc>
           </w:sdtContent>
         </w:sdt>
         <w:sdt>
           <w:sdtPr>
-            <w:rPr>
-              <w:rFonts w:cs="Segoe UI" w:asciiTheme="minorHAnsi" w:hAnsiTheme="minorHAnsi"/>
-              <w:color w:val="242424"/>
-              <w:sz w:val="22"/>
-              <w:szCs w:val="22"/>
-            </w:rPr>
             <w:alias w:val="PackageTrackingNo"/>
             <w:tag w:val="#BC:InsertDataItem,DataItems/Header/PackageTrackingNo"/>
             <w:id w:val="-956168975"/>
             <w:placeholder>
-              <w:docPart w:val="DefaultPlaceholder_-1854013440"/>
+              <w:docPart w:val="5B341C10E2534698B3BFB1E9CB64AA0A"/>
             </w:placeholder>
+            <w:dataBinding w:prefixMappings="&lt;xmlns:ns0='urn:microsoft-dynamics-nav/reports/Standard_Sales_Shipment/1308/' " w:xpath="/ns0:NavWordReportXmlPart[1]/ns0:Header[1]/ns0:PackageTrackingNo[1]" w:storeItemID="{00000000-0000-0000-0000-000000000000}"/>
             <w15:color w:val="808080"/>
             <w:text/>
-            <w:dataBinding w:prefixMappings="xmlns:ns0='urn:microsoft-dynamics-nav/reports/Standard_Sales_Shipment/1308/'" w:xpath="/ns0:NavWordReportXmlPart[1]/ns0:Header[1]/ns0:PackageTrackingNo[1]"/>
           </w:sdtPr>
           <w:sdtContent>
             <w:tc>
               <w:tcPr>
-                <w:tcW w:w="2625" w:type="dxa"/>
+                <w:tcW w:w="1250" w:type="pct"/>
               </w:tcPr>
               <w:p>
                 <w:pPr>
-                  <w:rPr>
-                    <w:rFonts w:cs="Segoe UI" w:asciiTheme="minorHAnsi" w:hAnsiTheme="minorHAnsi"/>
-                    <w:color w:val="242424"/>
-                    <w:sz w:val="22"/>
-                    <w:szCs w:val="22"/>
-                  </w:rPr>
+                  <w:pStyle w:val="NoSpacing"/>
                 </w:pPr>
-                <w:proofErr w:type="spellStart"/>
                 <w:r>
-                  <w:rPr>
-                    <w:rFonts w:cs="Segoe UI" w:asciiTheme="minorHAnsi" w:hAnsiTheme="minorHAnsi"/>
-                    <w:color w:val="242424"/>
-                    <w:sz w:val="22"/>
-                    <w:szCs w:val="22"/>
-                  </w:rPr>
                   <w:t>PackageTrackingNo</w:t>
                 </w:r>
-                <w:proofErr w:type="spellEnd"/>
               </w:p>
             </w:tc>
           </w:sdtContent>
         </w:sdt>
         <w:sdt>
           <w:sdtPr>
-            <w:rPr>
-              <w:rFonts w:cs="Segoe UI" w:asciiTheme="minorHAnsi" w:hAnsiTheme="minorHAnsi"/>
-              <w:color w:val="242424"/>
-              <w:sz w:val="22"/>
-              <w:szCs w:val="22"/>
-            </w:rPr>
             <w:alias w:val="JobNo"/>
             <w:tag w:val="#BC:InsertDataItem,DataItems/Header/Line/JobNo"/>
             <w:id w:val="-112905585"/>
             <w:placeholder>
-              <w:docPart w:val="DefaultPlaceholder_-1854013440"/>
+              <w:docPart w:val="299EE3F754014E79B84BA871870698FE"/>
             </w:placeholder>
+            <w:dataBinding w:prefixMappings="&lt;xmlns:ns0='urn:microsoft-dynamics-nav/reports/Standard_Sales_Shipment/1308/' " w:xpath="/ns0:NavWordReportXmlPart[1]/ns0:Header[1]/ns0:Line[1]/ns0:JobNo[1]" w:storeItemID="{00000000-0000-0000-0000-000000000000}"/>
             <w15:color w:val="808080"/>
             <w:text/>
-            <w:dataBinding w:prefixMappings="xmlns:ns0='urn:microsoft-dynamics-nav/reports/Standard_Sales_Shipment/1308/'" w:xpath="/ns0:NavWordReportXmlPart[1]/ns0:Header[1]/ns0:Line[1]/ns0:JobNo[1]"/>
           </w:sdtPr>
           <w:sdtContent>
             <w:tc>
               <w:tcPr>
-                <w:tcW w:w="2624" w:type="dxa"/>
+                <w:tcW w:w="1250" w:type="pct"/>
               </w:tcPr>
               <w:p>
                 <w:pPr>
-                  <w:rPr>
-                    <w:rFonts w:cs="Segoe UI" w:asciiTheme="minorHAnsi" w:hAnsiTheme="minorHAnsi"/>
-                    <w:color w:val="242424"/>
-                    <w:sz w:val="22"/>
-                    <w:szCs w:val="22"/>
-                  </w:rPr>
+                  <w:pStyle w:val="NoSpacing"/>
                 </w:pPr>
-                <w:proofErr w:type="spellStart"/>
                 <w:r>
-                  <w:rPr>
-                    <w:rFonts w:cs="Segoe UI" w:asciiTheme="minorHAnsi" w:hAnsiTheme="minorHAnsi"/>
-                    <w:color w:val="242424"/>
-                    <w:sz w:val="22"/>
-                    <w:szCs w:val="22"/>
-                  </w:rPr>
                   <w:t>JobNo</w:t>
                 </w:r>
-                <w:proofErr w:type="spellEnd"/>
               </w:p>
             </w:tc>
           </w:sdtContent>
         </w:sdt>
         <w:tc>
           <w:tcPr>
-            <w:tcW w:w="2625" w:type="dxa"/>
+            <w:tcW w:w="1250" w:type="pct"/>
           </w:tcPr>
           <w:p>
             <w:pPr>
-              <w:rPr>
-                <w:rFonts w:cs="Segoe UI" w:asciiTheme="minorHAnsi" w:hAnsiTheme="minorHAnsi"/>
-                <w:color w:val="242424"/>
-                <w:sz w:val="22"/>
-                <w:szCs w:val="22"/>
-              </w:rPr>
+              <w:pStyle w:val="NoSpacing"/>
             </w:pPr>
           </w:p>
         </w:tc>
       </w:tr>
     </w:tbl>
-    <w:p>
-      <w:pPr>
-        <w:rPr>
-          <w:sz w:val="22"/>
-          <w:szCs w:val="22"/>
-        </w:rPr>
-      </w:pPr>
-    </w:p>
+    <w:p/>
     <w:tbl>
       <w:tblPr>
-        <w:tblStyle w:val="CLSequoiatablestyle021"/>
-        <w:tblW w:w="10512" w:type="dxa"/>
-        <w:tblLayout w:type="fixed"/>
-        <w:tblLook w:val="04A0" w:firstRow="1" w:lastRow="0" w:firstColumn="1" w:lastColumn="0" w:noHBand="0" w:noVBand="1"/>
+        <w:tblStyle w:val="BCDataTable"/>
+        <w:tblW w:w="5000" w:type="pct"/>
+        <w:tblLook w:val="0420" w:firstRow="1" w:lastRow="0" w:firstColumn="0" w:lastColumn="0" w:noHBand="0" w:noVBand="1"/>
         <w:tblCaption w:val="Data Table Block"/>
+        <w:tblDescription w:val="Document lines. Column headers in the first row."/>
       </w:tblPr>
       <w:tblGrid>
-        <w:gridCol w:w="1267"/>
-        <w:gridCol w:w="5616"/>
-        <w:gridCol w:w="1483"/>
-        <w:gridCol w:w="2146"/>
+        <w:gridCol w:w="1882"/>
+        <w:gridCol w:w="4513"/>
+        <w:gridCol w:w="1983"/>
+        <w:gridCol w:w="2116"/>
       </w:tblGrid>
       <w:tr>
         <w:trPr>
@@ -1273,197 +1148,113 @@
         </w:trPr>
         <w:tc>
           <w:tcPr>
-            <w:cnfStyle w:val="001000000000" w:firstRow="0" w:lastRow="0" w:firstColumn="1" w:lastColumn="0" w:oddVBand="0" w:evenVBand="0" w:oddHBand="0" w:evenHBand="0" w:firstRowFirstColumn="0" w:firstRowLastColumn="0" w:lastRowFirstColumn="0" w:lastRowLastColumn="0"/>
-            <w:tcW w:w="1267" w:type="dxa"/>
-            <w:tcBorders>
-              <w:bottom w:val="single" w:color="auto" w:sz="4" w:space="0"/>
-            </w:tcBorders>
+            <w:tcW w:w="603" w:type="pct"/>
           </w:tcPr>
           <w:sdt>
             <w:sdtPr>
-              <w:rPr>
-                <w:rFonts w:ascii="Segoe UI Semibold" w:hAnsi="Segoe UI Semibold" w:cs="Segoe UI Semibold" w:eastAsiaTheme="minorHAnsi"/>
-                <w:sz w:val="22"/>
-                <w:szCs w:val="22"/>
-              </w:rPr>
               <w:alias w:val="ItemNo_Line_Lbl"/>
               <w:tag w:val="#BC:InsertDataItem,DataItems/Header/Line/ItemNo_Line_Lbl"/>
               <w:id w:val="2050642905"/>
               <w:placeholder>
                 <w:docPart w:val="2A78D6C9BBF941E4BA91DE12829C11F6"/>
               </w:placeholder>
-              <w:dataBinding w:prefixMappings="xmlns:ns0='urn:microsoft-dynamics-nav/reports/Standard_Sales_Shipment/1308/'" w:xpath="/ns0:NavWordReportXmlPart[1]/ns0:Header[1]/ns0:Line[1]/ns0:ItemNo_Line_Lbl[1]" w:storeItemID="{00000000-0000-0000-0000-000000000000}"/>
+              <w:dataBinding w:prefixMappings="&lt;xmlns:ns0='urn:microsoft-dynamics-nav/reports/Standard_Sales_Shipment/1308/' " w:xpath="/ns0:NavWordReportXmlPart[1]/ns0:Header[1]/ns0:Line[1]/ns0:ItemNo_Line_Lbl[1]" w:storeItemID="{00000000-0000-0000-0000-000000000000}"/>
               <w15:color w:val="808080"/>
               <w:text/>
             </w:sdtPr>
             <w:sdtContent>
               <w:p>
                 <w:pPr>
-                  <w:pStyle w:val="Heading2"/>
-                  <w:rPr>
-                    <w:rFonts w:ascii="Segoe UI Semibold" w:hAnsi="Segoe UI Semibold" w:cs="Segoe UI Semibold" w:eastAsiaTheme="minorHAnsi"/>
-                    <w:sz w:val="22"/>
-                    <w:szCs w:val="22"/>
-                  </w:rPr>
+                  <w:pStyle w:val="BCLabel"/>
                 </w:pPr>
-                <w:proofErr w:type="spellStart"/>
                 <w:r>
-                  <w:rPr>
-                    <w:rFonts w:ascii="Segoe UI Semibold" w:hAnsi="Segoe UI Semibold" w:cs="Segoe UI Semibold" w:eastAsiaTheme="minorHAnsi"/>
-                    <w:sz w:val="22"/>
-                    <w:szCs w:val="22"/>
-                  </w:rPr>
                   <w:t>ItemNo_Line_Lbl</w:t>
                 </w:r>
-                <w:proofErr w:type="spellEnd"/>
               </w:p>
             </w:sdtContent>
           </w:sdt>
         </w:tc>
         <w:sdt>
           <w:sdtPr>
-            <w:rPr>
-              <w:rFonts w:ascii="Segoe UI Semibold" w:hAnsi="Segoe UI Semibold" w:cs="Segoe UI Semibold"/>
-              <w:sz w:val="22"/>
-              <w:szCs w:val="22"/>
-            </w:rPr>
             <w:alias w:val="Description_Line_Lbl"/>
             <w:tag w:val="#BC:InsertDataItem,DataItems/Header/Line/Description_Line_Lbl"/>
             <w:id w:val="55748171"/>
             <w:placeholder>
               <w:docPart w:val="82AEDEAA29FF48A7B684CB81502FC8AD"/>
             </w:placeholder>
-            <w:dataBinding w:prefixMappings="xmlns:ns0='urn:microsoft-dynamics-nav/reports/Standard_Sales_Shipment/1308/'" w:xpath="/ns0:NavWordReportXmlPart[1]/ns0:Header[1]/ns0:Line[1]/ns0:Description_Line_Lbl[1]" w:storeItemID="{00000000-0000-0000-0000-000000000000}"/>
+            <w:dataBinding w:prefixMappings="&lt;xmlns:ns0='urn:microsoft-dynamics-nav/reports/Standard_Sales_Shipment/1308/' " w:xpath="/ns0:NavWordReportXmlPart[1]/ns0:Header[1]/ns0:Line[1]/ns0:Description_Line_Lbl[1]" w:storeItemID="{00000000-0000-0000-0000-000000000000}"/>
             <w15:color w:val="808080"/>
             <w:text/>
           </w:sdtPr>
           <w:sdtContent>
             <w:tc>
               <w:tcPr>
-                <w:tcW w:w="5616" w:type="dxa"/>
-                <w:tcBorders>
-                  <w:bottom w:val="single" w:color="auto" w:sz="4" w:space="0"/>
-                </w:tcBorders>
+                <w:tcW w:w="2671" w:type="pct"/>
               </w:tcPr>
               <w:p>
                 <w:pPr>
-                  <w:pStyle w:val="Heading2"/>
-                  <w:cnfStyle w:val="100000000000" w:firstRow="1" w:lastRow="0" w:firstColumn="0" w:lastColumn="0" w:oddVBand="0" w:evenVBand="0" w:oddHBand="0" w:evenHBand="0" w:firstRowFirstColumn="0" w:firstRowLastColumn="0" w:lastRowFirstColumn="0" w:lastRowLastColumn="0"/>
-                  <w:rPr>
-                    <w:rFonts w:ascii="Segoe UI Semibold" w:hAnsi="Segoe UI Semibold" w:cs="Segoe UI Semibold"/>
-                    <w:sz w:val="22"/>
-                    <w:szCs w:val="22"/>
-                  </w:rPr>
+                  <w:pStyle w:val="BCLabel"/>
                 </w:pPr>
-                <w:proofErr w:type="spellStart"/>
                 <w:r>
-                  <w:rPr>
-                    <w:rFonts w:ascii="Segoe UI Semibold" w:hAnsi="Segoe UI Semibold" w:cs="Segoe UI Semibold"/>
-                    <w:sz w:val="22"/>
-                    <w:szCs w:val="22"/>
-                  </w:rPr>
                   <w:t>Description_Line_Lbl</w:t>
                 </w:r>
-                <w:proofErr w:type="spellEnd"/>
               </w:p>
             </w:tc>
           </w:sdtContent>
         </w:sdt>
         <w:sdt>
           <w:sdtPr>
-            <w:rPr>
-              <w:rFonts w:ascii="Segoe UI Semibold" w:hAnsi="Segoe UI Semibold" w:cs="Segoe UI Semibold"/>
-              <w:sz w:val="22"/>
-              <w:szCs w:val="22"/>
-            </w:rPr>
             <w:alias w:val="Quantity_Line_Lbl"/>
             <w:tag w:val="#BC:InsertDataItem,DataItems/Header/Line/Quantity_Line_Lbl"/>
             <w:id w:val="-278416351"/>
             <w:placeholder>
               <w:docPart w:val="2EE06D389B24401BAEBAE6B821C813B8"/>
             </w:placeholder>
-            <w:dataBinding w:prefixMappings="xmlns:ns0='urn:microsoft-dynamics-nav/reports/Standard_Sales_Shipment/1308/'" w:xpath="/ns0:NavWordReportXmlPart[1]/ns0:Header[1]/ns0:Line[1]/ns0:Quantity_Line_Lbl[1]" w:storeItemID="{00000000-0000-0000-0000-000000000000}"/>
+            <w:dataBinding w:prefixMappings="&lt;xmlns:ns0='urn:microsoft-dynamics-nav/reports/Standard_Sales_Shipment/1308/' " w:xpath="/ns0:NavWordReportXmlPart[1]/ns0:Header[1]/ns0:Line[1]/ns0:Quantity_Line_Lbl[1]" w:storeItemID="{00000000-0000-0000-0000-000000000000}"/>
             <w15:color w:val="808080"/>
             <w:text/>
           </w:sdtPr>
           <w:sdtContent>
             <w:tc>
               <w:tcPr>
-                <w:tcW w:w="1483" w:type="dxa"/>
-                <w:tcBorders>
-                  <w:bottom w:val="single" w:color="auto" w:sz="4" w:space="0"/>
-                </w:tcBorders>
+                <w:tcW w:w="705" w:type="pct"/>
               </w:tcPr>
               <w:p>
                 <w:pPr>
-                  <w:pStyle w:val="Heading2"/>
+                  <w:pStyle w:val="BCLabelNumber"/>
                   <w:jc w:val="right"/>
-                  <w:cnfStyle w:val="100000000000" w:firstRow="1" w:lastRow="0" w:firstColumn="0" w:lastColumn="0" w:oddVBand="0" w:evenVBand="0" w:oddHBand="0" w:evenHBand="0" w:firstRowFirstColumn="0" w:firstRowLastColumn="0" w:lastRowFirstColumn="0" w:lastRowLastColumn="0"/>
-                  <w:rPr>
-                    <w:rFonts w:ascii="Segoe UI Semibold" w:hAnsi="Segoe UI Semibold" w:cs="Segoe UI Semibold"/>
-                    <w:sz w:val="22"/>
-                    <w:szCs w:val="22"/>
-                  </w:rPr>
                 </w:pPr>
-                <w:proofErr w:type="spellStart"/>
                 <w:r>
-                  <w:rPr>
-                    <w:rFonts w:ascii="Segoe UI Semibold" w:hAnsi="Segoe UI Semibold" w:cs="Segoe UI Semibold"/>
-                    <w:sz w:val="22"/>
-                    <w:szCs w:val="22"/>
-                  </w:rPr>
                   <w:t>Quantity_Line_Lbl</w:t>
                 </w:r>
-                <w:proofErr w:type="spellEnd"/>
               </w:p>
             </w:tc>
           </w:sdtContent>
         </w:sdt>
         <w:sdt>
           <w:sdtPr>
-            <w:rPr>
-              <w:rFonts w:ascii="Segoe UI Semibold" w:hAnsi="Segoe UI Semibold" w:cs="Segoe UI Semibold"/>
-              <w:sz w:val="22"/>
-              <w:szCs w:val="22"/>
-            </w:rPr>
             <w:alias w:val="UnitOfMeasure_Lbl"/>
             <w:tag w:val="#BC:InsertDataItem,DataItems/Header/Line/UnitOfMeasure_Lbl"/>
             <w:id w:val="-886264716"/>
             <w:placeholder>
               <w:docPart w:val="10CC8D26D19C45E8829BCD899C5B869B"/>
             </w:placeholder>
+            <w:dataBinding w:prefixMappings="&lt;xmlns:ns0='urn:microsoft-dynamics-nav/reports/Standard_Sales_Shipment/1308/' " w:xpath="/ns0:NavWordReportXmlPart[1]/ns0:Header[1]/ns0:Line[1]/ns0:UnitOfMeasure_Lbl[1]" w:storeItemID="{00000000-0000-0000-0000-000000000000}"/>
             <w15:color w:val="808080"/>
             <w:text/>
-            <w:dataBinding w:prefixMappings="xmlns:ns0='urn:microsoft-dynamics-nav/reports/Standard_Sales_Shipment/1308/'" w:xpath="/ns0:NavWordReportXmlPart[1]/ns0:Header[1]/ns0:Line[1]/ns0:UnitOfMeasure_Lbl[1]"/>
           </w:sdtPr>
           <w:sdtContent>
             <w:tc>
               <w:tcPr>
-                <w:tcW w:w="2146" w:type="dxa"/>
-                <w:tcBorders>
-                  <w:bottom w:val="single" w:color="auto" w:sz="4" w:space="0"/>
-                </w:tcBorders>
+                <w:tcW w:w="1021" w:type="pct"/>
               </w:tcPr>
               <w:p>
                 <w:pPr>
-                  <w:pStyle w:val="Heading2"/>
-                  <w:cnfStyle w:val="100000000000" w:firstRow="1" w:lastRow="0" w:firstColumn="0" w:lastColumn="0" w:oddVBand="0" w:evenVBand="0" w:oddHBand="0" w:evenHBand="0" w:firstRowFirstColumn="0" w:firstRowLastColumn="0" w:lastRowFirstColumn="0" w:lastRowLastColumn="0"/>
-                  <w:rPr>
-                    <w:rFonts w:ascii="Segoe UI Semibold" w:hAnsi="Segoe UI Semibold" w:cs="Segoe UI Semibold"/>
-                    <w:sz w:val="22"/>
-                    <w:szCs w:val="22"/>
-                  </w:rPr>
+                  <w:pStyle w:val="BCLabel"/>
                 </w:pPr>
-                <w:proofErr w:type="spellStart"/>
                 <w:r>
-                  <w:rPr>
-                    <w:rFonts w:ascii="Segoe UI Semibold" w:hAnsi="Segoe UI Semibold" w:cs="Segoe UI Semibold"/>
-                    <w:sz w:val="22"/>
-                    <w:szCs w:val="22"/>
-                  </w:rPr>
                   <w:t>UnitOfMeasure_Lbl</w:t>
                 </w:r>
-                <w:proofErr w:type="spellEnd"/>
               </w:p>
             </w:tc>
           </w:sdtContent>
@@ -1472,23 +1263,16 @@
       <w:tr>
         <w:trPr>
           <w:cnfStyle w:val="000000100000" w:firstRow="0" w:lastRow="0" w:firstColumn="0" w:lastColumn="0" w:oddVBand="0" w:evenVBand="0" w:oddHBand="1" w:evenHBand="0" w:firstRowFirstColumn="0" w:firstRowLastColumn="0" w:lastRowFirstColumn="0" w:lastRowLastColumn="0"/>
-          <w:trHeight w:val="245" w:hRule="exact"/>
+          <w:trHeight w:val="245"/>
         </w:trPr>
         <w:tc>
           <w:tcPr>
-            <w:cnfStyle w:val="001000000000" w:firstRow="0" w:lastRow="0" w:firstColumn="1" w:lastColumn="0" w:oddVBand="0" w:evenVBand="0" w:oddHBand="0" w:evenHBand="0" w:firstRowFirstColumn="0" w:firstRowLastColumn="0" w:lastRowFirstColumn="0" w:lastRowLastColumn="0"/>
-            <w:tcW w:w="1267" w:type="dxa"/>
-            <w:tcBorders>
-              <w:top w:val="single" w:color="auto" w:sz="4" w:space="0"/>
-            </w:tcBorders>
+            <w:tcW w:w="603" w:type="pct"/>
           </w:tcPr>
           <w:p>
             <w:pPr>
+              <w:pStyle w:val="NoSpacing"/>
               <w:rPr>
-                <w:rFonts w:ascii="Segoe UI Semibold" w:hAnsi="Segoe UI Semibold" w:cs="Segoe UI Semibold"/>
-                <w:b/>
-                <w:sz w:val="22"/>
-                <w:szCs w:val="22"/>
                 <w:lang w:val="en-US" w:eastAsia="en-US"/>
               </w:rPr>
             </w:pPr>
@@ -1496,20 +1280,12 @@
         </w:tc>
         <w:tc>
           <w:tcPr>
-            <w:tcW w:w="5616" w:type="dxa"/>
-            <w:tcBorders>
-              <w:top w:val="single" w:color="auto" w:sz="4" w:space="0"/>
-            </w:tcBorders>
+            <w:tcW w:w="2671" w:type="pct"/>
           </w:tcPr>
           <w:p>
             <w:pPr>
-              <w:cnfStyle w:val="000000100000" w:firstRow="0" w:lastRow="0" w:firstColumn="0" w:lastColumn="0" w:oddVBand="0" w:evenVBand="0" w:oddHBand="1" w:evenHBand="0" w:firstRowFirstColumn="0" w:firstRowLastColumn="0" w:lastRowFirstColumn="0" w:lastRowLastColumn="0"/>
+              <w:pStyle w:val="NoSpacing"/>
               <w:rPr>
-                <w:rFonts w:ascii="Segoe UI Semibold" w:hAnsi="Segoe UI Semibold" w:cs="Segoe UI Semibold"/>
-                <w:b/>
-                <w:bCs/>
-                <w:sz w:val="22"/>
-                <w:szCs w:val="22"/>
                 <w:lang w:val="en-US" w:eastAsia="en-US"/>
               </w:rPr>
             </w:pPr>
@@ -1517,20 +1293,12 @@
         </w:tc>
         <w:tc>
           <w:tcPr>
-            <w:tcW w:w="1483" w:type="dxa"/>
-            <w:tcBorders>
-              <w:top w:val="single" w:color="auto" w:sz="4" w:space="0"/>
-            </w:tcBorders>
+            <w:tcW w:w="705" w:type="pct"/>
           </w:tcPr>
           <w:p>
             <w:pPr>
-              <w:cnfStyle w:val="000000100000" w:firstRow="0" w:lastRow="0" w:firstColumn="0" w:lastColumn="0" w:oddVBand="0" w:evenVBand="0" w:oddHBand="1" w:evenHBand="0" w:firstRowFirstColumn="0" w:firstRowLastColumn="0" w:lastRowFirstColumn="0" w:lastRowLastColumn="0"/>
+              <w:pStyle w:val="NoSpacing"/>
               <w:rPr>
-                <w:rFonts w:ascii="Segoe UI Semibold" w:hAnsi="Segoe UI Semibold" w:cs="Segoe UI Semibold"/>
-                <w:b/>
-                <w:bCs/>
-                <w:sz w:val="22"/>
-                <w:szCs w:val="22"/>
                 <w:lang w:val="en-US" w:eastAsia="en-US"/>
               </w:rPr>
             </w:pPr>
@@ -1538,20 +1306,12 @@
         </w:tc>
         <w:tc>
           <w:tcPr>
-            <w:tcW w:w="2146" w:type="dxa"/>
-            <w:tcBorders>
-              <w:top w:val="single" w:color="auto" w:sz="4" w:space="0"/>
-            </w:tcBorders>
+            <w:tcW w:w="1021" w:type="pct"/>
           </w:tcPr>
           <w:p>
             <w:pPr>
-              <w:cnfStyle w:val="000000100000" w:firstRow="0" w:lastRow="0" w:firstColumn="0" w:lastColumn="0" w:oddVBand="0" w:evenVBand="0" w:oddHBand="1" w:evenHBand="0" w:firstRowFirstColumn="0" w:firstRowLastColumn="0" w:lastRowFirstColumn="0" w:lastRowLastColumn="0"/>
+              <w:pStyle w:val="NoSpacing"/>
               <w:rPr>
-                <w:rFonts w:ascii="Segoe UI Semibold" w:hAnsi="Segoe UI Semibold" w:cs="Segoe UI Semibold"/>
-                <w:b/>
-                <w:bCs/>
-                <w:sz w:val="22"/>
-                <w:szCs w:val="22"/>
                 <w:lang w:val="en-US" w:eastAsia="en-US"/>
               </w:rPr>
             </w:pPr>
@@ -1561,13 +1321,7 @@
       <w:sdt>
         <w:sdtPr>
           <w:rPr>
-            <w:rFonts w:cs="Arial" w:asciiTheme="minorHAnsi" w:hAnsiTheme="minorHAnsi" w:eastAsiaTheme="minorEastAsia"/>
-            <w:bCs w:val="0"/>
-            <w:kern w:val="2"/>
-            <w:sz w:val="22"/>
-            <w:szCs w:val="22"/>
             <w:lang w:val="en-US" w:eastAsia="en-US"/>
-            <w14:ligatures w14:val="standardContextual"/>
           </w:rPr>
           <w:alias w:val="Repeater: Line"/>
           <w:tag w:val="#BC:InsertRepeater,DataItems/Header/Line"/>
@@ -1575,251 +1329,201 @@
           <w:placeholder>
             <w:docPart w:val="F146DBC3DF1D4A25B76CC42086B3A245"/>
           </w:placeholder>
+          <w15:dataBinding w:prefixMappings="&lt;xmlns:ns0='urn:microsoft-dynamics-nav/reports/Standard_Sales_Shipment/1308/' " w:xpath="/ns0:NavWordReportXmlPart[1]/ns0:Header[1]/ns0:Line" w:storeItemID="{00000000-0000-0000-0000-000000000000}"/>
           <w15:color w:val="808080"/>
+          <w15:repeatingSection/>
         </w:sdtPr>
         <w:sdtEndPr>
           <w:rPr>
-            <w:rFonts w:ascii="Segoe UI" w:hAnsi="Segoe UI" w:eastAsia="Aptos" w:cstheme="minorBidi"/>
-            <w:kern w:val="0"/>
-            <w:lang w:val="en-DK" w:eastAsia="en-DK"/>
-            <w14:ligatures w14:val="none"/>
+            <w:lang/>
           </w:rPr>
         </w:sdtEndPr>
         <w:sdtContent>
-          <w:tr>
-            <w:trPr>
-              <w:cnfStyle w:val="000000010000" w:firstRow="0" w:lastRow="0" w:firstColumn="0" w:lastColumn="0" w:oddVBand="0" w:evenVBand="0" w:oddHBand="0" w:evenHBand="1" w:firstRowFirstColumn="0" w:firstRowLastColumn="0" w:lastRowFirstColumn="0" w:lastRowLastColumn="0"/>
-              <w:trHeight w:val="490"/>
-            </w:trPr>
-            <w:sdt>
-              <w:sdtPr>
-                <w:rPr>
-                  <w:rFonts w:cs="Arial" w:asciiTheme="minorHAnsi" w:hAnsiTheme="minorHAnsi" w:eastAsiaTheme="minorEastAsia"/>
-                  <w:bCs w:val="0"/>
-                  <w:kern w:val="2"/>
-                  <w:sz w:val="22"/>
-                  <w:szCs w:val="22"/>
-                  <w:lang w:val="en-US" w:eastAsia="en-US"/>
-                  <w14:ligatures w14:val="standardContextual"/>
-                </w:rPr>
-                <w:alias w:val="ItemNo_Line"/>
-                <w:tag w:val="#BC:InsertDataItem,DataItems/Header/Line/ItemNo_Line"/>
-                <w:id w:val="1767953054"/>
-                <w:placeholder>
-                  <w:docPart w:val="EF95D91A52C44D8EAFAA81F032025888"/>
-                </w:placeholder>
-                <w:dataBinding w:prefixMappings="xmlns:ns0='urn:microsoft-dynamics-nav/reports/Standard_Sales_Shipment/1308/'" w:xpath="/ns0:NavWordReportXmlPart[1]/ns0:Header[1]/ns0:Line[1]/ns0:ItemNo_Line[1]" w:storeItemID="{00000000-0000-0000-0000-000000000000}"/>
-                <w15:color w:val="808080"/>
-                <w:text/>
-              </w:sdtPr>
-              <w:sdtEndPr>
-                <w:rPr>
-                  <w:rFonts w:ascii="Segoe UI" w:hAnsi="Segoe UI" w:eastAsia="Aptos"/>
-                  <w:kern w:val="0"/>
-                  <w14:ligatures w14:val="none"/>
-                </w:rPr>
-              </w:sdtEndPr>
-              <w:sdtContent>
-                <w:tc>
-                  <w:tcPr>
-                    <w:cnfStyle w:val="001000000000" w:firstRow="0" w:lastRow="0" w:firstColumn="1" w:lastColumn="0" w:oddVBand="0" w:evenVBand="0" w:oddHBand="0" w:evenHBand="0" w:firstRowFirstColumn="0" w:firstRowLastColumn="0" w:lastRowFirstColumn="0" w:lastRowLastColumn="0"/>
-                    <w:tcW w:w="1267" w:type="dxa"/>
-                    <w:vAlign w:val="center"/>
-                  </w:tcPr>
-                  <w:p>
-                    <w:pPr>
-                      <w:rPr>
-                        <w:rFonts w:cs="Arial" w:asciiTheme="minorHAnsi" w:hAnsiTheme="minorHAnsi"/>
-                        <w:sz w:val="22"/>
-                        <w:szCs w:val="22"/>
-                        <w:lang w:val="en-US" w:eastAsia="en-US"/>
-                      </w:rPr>
-                    </w:pPr>
-                    <w:proofErr w:type="spellStart"/>
-                    <w:r>
-                      <w:rPr>
-                        <w:rFonts w:cs="Arial" w:asciiTheme="minorHAnsi" w:hAnsiTheme="minorHAnsi"/>
-                        <w:sz w:val="22"/>
-                        <w:szCs w:val="22"/>
-                        <w:lang w:val="en-US" w:eastAsia="en-US"/>
-                      </w:rPr>
-                      <w:t>ItemNo_Line</w:t>
-                    </w:r>
-                    <w:proofErr w:type="spellEnd"/>
-                  </w:p>
-                </w:tc>
-              </w:sdtContent>
-            </w:sdt>
-            <w:sdt>
-              <w:sdtPr>
-                <w:rPr>
-                  <w:rFonts w:cs="Arial"/>
-                  <w:sz w:val="22"/>
-                  <w:szCs w:val="22"/>
-                  <w:lang w:eastAsia="en-US"/>
-                </w:rPr>
-                <w:alias w:val="Description_Line"/>
-                <w:tag w:val="#BC:InsertDataItem,DataItems/Header/Line/Description_Line"/>
-                <w:id w:val="1393535743"/>
-                <w:placeholder>
-                  <w:docPart w:val="2786F3CA62A64460AAA422BE357B30D1"/>
-                </w:placeholder>
-                <w:dataBinding w:prefixMappings="xmlns:ns0='urn:microsoft-dynamics-nav/reports/Standard_Sales_Shipment/1308/'" w:xpath="/ns0:NavWordReportXmlPart[1]/ns0:Header[1]/ns0:Line[1]/ns0:Description_Line[1]" w:storeItemID="{00000000-0000-0000-0000-000000000000}"/>
-                <w15:color w:val="808080"/>
-                <w:text/>
-              </w:sdtPr>
-              <w:sdtContent>
-                <w:tc>
-                  <w:tcPr>
-                    <w:tcW w:w="5616" w:type="dxa"/>
-                    <w:vAlign w:val="center"/>
-                  </w:tcPr>
-                  <w:p>
-                    <w:pPr>
-                      <w:cnfStyle w:val="000000010000" w:firstRow="0" w:lastRow="0" w:firstColumn="0" w:lastColumn="0" w:oddVBand="0" w:evenVBand="0" w:oddHBand="0" w:evenHBand="1" w:firstRowFirstColumn="0" w:firstRowLastColumn="0" w:lastRowFirstColumn="0" w:lastRowLastColumn="0"/>
-                      <w:rPr>
-                        <w:rFonts w:cs="Arial" w:asciiTheme="minorHAnsi" w:hAnsiTheme="minorHAnsi"/>
-                        <w:sz w:val="22"/>
-                        <w:szCs w:val="22"/>
-                        <w:lang w:eastAsia="en-US"/>
-                      </w:rPr>
-                    </w:pPr>
-                    <w:proofErr w:type="spellStart"/>
-                    <w:r>
-                      <w:rPr>
-                        <w:rFonts w:cs="Arial" w:asciiTheme="minorHAnsi" w:hAnsiTheme="minorHAnsi"/>
-                        <w:sz w:val="22"/>
-                        <w:szCs w:val="22"/>
-                        <w:lang w:eastAsia="en-US"/>
-                      </w:rPr>
-                      <w:t>Description_Line</w:t>
-                    </w:r>
-                    <w:proofErr w:type="spellEnd"/>
-                  </w:p>
-                </w:tc>
-              </w:sdtContent>
-            </w:sdt>
-            <w:sdt>
-              <w:sdtPr>
-                <w:rPr>
-                  <w:rFonts w:cs="Arial"/>
-                  <w:sz w:val="22"/>
-                  <w:szCs w:val="22"/>
-                  <w:lang w:val="en-US" w:eastAsia="en-US"/>
-                </w:rPr>
-                <w:alias w:val="Quantity_Line"/>
-                <w:tag w:val="#BC:InsertDataItem,DataItems/Header/Line/Quantity_Line"/>
-                <w:id w:val="1672756728"/>
-                <w:placeholder>
-                  <w:docPart w:val="432055EC4E7D4D7788B26F0061492079"/>
-                </w:placeholder>
-                <w:dataBinding w:prefixMappings="xmlns:ns0='urn:microsoft-dynamics-nav/reports/Standard_Sales_Shipment/1308/'" w:xpath="/ns0:NavWordReportXmlPart[1]/ns0:Header[1]/ns0:Line[1]/ns0:Quantity_Line[1]" w:storeItemID="{00000000-0000-0000-0000-000000000000}"/>
-                <w15:color w:val="808080"/>
-                <w:text/>
-              </w:sdtPr>
-              <w:sdtContent>
-                <w:tc>
-                  <w:tcPr>
-                    <w:tcW w:w="1483" w:type="dxa"/>
-                    <w:vAlign w:val="center"/>
-                  </w:tcPr>
-                  <w:p>
-                    <w:pPr>
-                      <w:jc w:val="right"/>
-                      <w:cnfStyle w:val="000000010000" w:firstRow="0" w:lastRow="0" w:firstColumn="0" w:lastColumn="0" w:oddVBand="0" w:evenVBand="0" w:oddHBand="0" w:evenHBand="1" w:firstRowFirstColumn="0" w:firstRowLastColumn="0" w:lastRowFirstColumn="0" w:lastRowLastColumn="0"/>
-                      <w:rPr>
-                        <w:rFonts w:cs="Arial" w:asciiTheme="minorHAnsi" w:hAnsiTheme="minorHAnsi"/>
-                        <w:sz w:val="22"/>
-                        <w:szCs w:val="22"/>
-                        <w:lang w:val="en-US" w:eastAsia="en-US"/>
-                      </w:rPr>
-                    </w:pPr>
-                    <w:proofErr w:type="spellStart"/>
-                    <w:r>
-                      <w:rPr>
-                        <w:rFonts w:cs="Arial" w:asciiTheme="minorHAnsi" w:hAnsiTheme="minorHAnsi"/>
-                        <w:sz w:val="22"/>
-                        <w:szCs w:val="22"/>
-                        <w:lang w:val="en-US" w:eastAsia="en-US"/>
-                      </w:rPr>
-                      <w:t>Quantity_Line</w:t>
-                    </w:r>
-                    <w:proofErr w:type="spellEnd"/>
-                  </w:p>
-                </w:tc>
-              </w:sdtContent>
-            </w:sdt>
-            <w:sdt>
-              <w:sdtPr>
-                <w:rPr>
-                  <w:sz w:val="22"/>
-                  <w:szCs w:val="22"/>
-                </w:rPr>
-                <w:alias w:val="UnitOfMeasure"/>
-                <w:tag w:val="#BC:InsertDataItem,DataItems/Header/Line/UnitOfMeasure"/>
-                <w:id w:val="-2053294236"/>
-                <w:placeholder>
-                  <w:docPart w:val="DE8466DC32D0444CA9C8ABF0D828A899"/>
-                </w:placeholder>
-                <w15:color w:val="808080"/>
-                <w:text/>
-                <w:dataBinding w:prefixMappings="xmlns:ns0='urn:microsoft-dynamics-nav/reports/Standard_Sales_Shipment/1308/'" w:xpath="/ns0:NavWordReportXmlPart[1]/ns0:Header[1]/ns0:Line[1]/ns0:UnitOfMeasure[1]"/>
-              </w:sdtPr>
-              <w:sdtContent>
-                <w:tc>
-                  <w:tcPr>
-                    <w:tcW w:w="2146" w:type="dxa"/>
-                    <w:vAlign w:val="center"/>
-                  </w:tcPr>
-                  <w:p>
-                    <w:pPr>
-                      <w:cnfStyle w:val="000000010000" w:firstRow="0" w:lastRow="0" w:firstColumn="0" w:lastColumn="0" w:oddVBand="0" w:evenVBand="0" w:oddHBand="0" w:evenHBand="1" w:firstRowFirstColumn="0" w:firstRowLastColumn="0" w:lastRowFirstColumn="0" w:lastRowLastColumn="0"/>
-                      <w:rPr>
-                        <w:rFonts w:asciiTheme="minorHAnsi" w:hAnsiTheme="minorHAnsi"/>
-                        <w:sz w:val="22"/>
-                        <w:szCs w:val="22"/>
-                      </w:rPr>
-                    </w:pPr>
-                    <w:proofErr w:type="spellStart"/>
-                    <w:r>
-                      <w:rPr>
-                        <w:rFonts w:asciiTheme="minorHAnsi" w:hAnsiTheme="minorHAnsi"/>
-                        <w:sz w:val="22"/>
-                        <w:szCs w:val="22"/>
-                      </w:rPr>
-                      <w:t>UnitOfMeasure</w:t>
-                    </w:r>
-                    <w:proofErr w:type="spellEnd"/>
-                  </w:p>
-                </w:tc>
-              </w:sdtContent>
-            </w:sdt>
-          </w:tr>
+          <w:sdt>
+            <w:sdtPr>
+              <w:rPr>
+                <w:lang w:val="en-US" w:eastAsia="en-US"/>
+              </w:rPr>
+              <w:id w:val="-1952768153"/>
+              <w15:color w:val="808080"/>
+              <w15:repeatingSectionItem/>
+            </w:sdtPr>
+            <w:sdtEndPr>
+              <w:rPr>
+                <w:lang/>
+              </w:rPr>
+            </w:sdtEndPr>
+            <w:sdtContent>
+              <w:tr>
+                <w:trPr>
+                  <w:cnfStyle w:val="000000010000" w:firstRow="0" w:lastRow="0" w:firstColumn="0" w:lastColumn="0" w:oddVBand="0" w:evenVBand="0" w:oddHBand="0" w:evenHBand="1" w:firstRowFirstColumn="0" w:firstRowLastColumn="0" w:lastRowFirstColumn="0" w:lastRowLastColumn="0"/>
+                  <w:trHeight w:val="490"/>
+                </w:trPr>
+                <w:sdt>
+                  <w:sdtPr>
+                    <w:rPr>
+                      <w:lang w:val="en-US" w:eastAsia="en-US"/>
+                    </w:rPr>
+                    <w:alias w:val="ItemNo_Line"/>
+                    <w:tag w:val="#BC:InsertDataItem,DataItems/Header/Line/ItemNo_Line"/>
+                    <w:id w:val="1767953054"/>
+                    <w:placeholder>
+                      <w:docPart w:val="EF95D91A52C44D8EAFAA81F032025888"/>
+                    </w:placeholder>
+                    <w:dataBinding w:prefixMappings="&lt;xmlns:ns0='urn:microsoft-dynamics-nav/reports/Standard_Sales_Shipment/1308/' " w:xpath="/ns0:NavWordReportXmlPart[1]/ns0:Header[1]/ns0:Line[1]/ns0:ItemNo_Line[1]" w:storeItemID="{00000000-0000-0000-0000-000000000000}"/>
+                    <w15:color w:val="808080"/>
+                    <w:text/>
+                  </w:sdtPr>
+                  <w:sdtContent>
+                    <w:tc>
+                      <w:tcPr>
+                        <w:tcW w:w="603" w:type="pct"/>
+                      </w:tcPr>
+                      <w:p>
+                        <w:pPr>
+                          <w:pStyle w:val="NoSpacing"/>
+                          <w:rPr>
+                            <w:lang w:val="en-US" w:eastAsia="en-US"/>
+                          </w:rPr>
+                        </w:pPr>
+                        <w:proofErr w:type="spellStart"/>
+                        <w:r>
+                          <w:rPr>
+                            <w:lang w:val="en-US" w:eastAsia="en-US"/>
+                          </w:rPr>
+                          <w:t>ItemNo_Line</w:t>
+                        </w:r>
+                        <w:proofErr w:type="spellEnd"/>
+                      </w:p>
+                    </w:tc>
+                  </w:sdtContent>
+                </w:sdt>
+                <w:sdt>
+                  <w:sdtPr>
+                    <w:rPr>
+                      <w:lang w:eastAsia="en-US"/>
+                    </w:rPr>
+                    <w:alias w:val="Description_Line"/>
+                    <w:tag w:val="#BC:InsertDataItem,DataItems/Header/Line/Description_Line"/>
+                    <w:id w:val="1393535743"/>
+                    <w:placeholder>
+                      <w:docPart w:val="2786F3CA62A64460AAA422BE357B30D1"/>
+                    </w:placeholder>
+                    <w:dataBinding w:prefixMappings="&lt;xmlns:ns0='urn:microsoft-dynamics-nav/reports/Standard_Sales_Shipment/1308/' " w:xpath="/ns0:NavWordReportXmlPart[1]/ns0:Header[1]/ns0:Line[1]/ns0:Description_Line[1]" w:storeItemID="{00000000-0000-0000-0000-000000000000}"/>
+                    <w15:color w:val="808080"/>
+                    <w:text/>
+                  </w:sdtPr>
+                  <w:sdtContent>
+                    <w:tc>
+                      <w:tcPr>
+                        <w:tcW w:w="2671" w:type="pct"/>
+                      </w:tcPr>
+                      <w:p>
+                        <w:pPr>
+                          <w:pStyle w:val="NoSpacing"/>
+                          <w:rPr>
+                            <w:lang w:eastAsia="en-US"/>
+                          </w:rPr>
+                        </w:pPr>
+                        <w:r>
+                          <w:rPr>
+                            <w:lang w:eastAsia="en-US"/>
+                          </w:rPr>
+                          <w:t>Description_Line</w:t>
+                        </w:r>
+                      </w:p>
+                    </w:tc>
+                  </w:sdtContent>
+                </w:sdt>
+                <w:sdt>
+                  <w:sdtPr>
+                    <w:rPr>
+                      <w:lang w:val="en-US" w:eastAsia="en-US"/>
+                    </w:rPr>
+                    <w:alias w:val="Quantity_Line"/>
+                    <w:tag w:val="#BC:InsertDataItem,DataItems/Header/Line/Quantity_Line"/>
+                    <w:id w:val="1672756728"/>
+                    <w:placeholder>
+                      <w:docPart w:val="432055EC4E7D4D7788B26F0061492079"/>
+                    </w:placeholder>
+                    <w:dataBinding w:prefixMappings="&lt;xmlns:ns0='urn:microsoft-dynamics-nav/reports/Standard_Sales_Shipment/1308/' " w:xpath="/ns0:NavWordReportXmlPart[1]/ns0:Header[1]/ns0:Line[1]/ns0:Quantity_Line[1]" w:storeItemID="{00000000-0000-0000-0000-000000000000}"/>
+                    <w15:color w:val="808080"/>
+                    <w:text/>
+                  </w:sdtPr>
+                  <w:sdtContent>
+                    <w:tc>
+                      <w:tcPr>
+                        <w:tcW w:w="705" w:type="pct"/>
+                      </w:tcPr>
+                      <w:p>
+                        <w:pPr>
+                          <w:pStyle w:val="BCNumber"/>
+                          <w:jc w:val="right"/>
+                          <w:rPr>
+                            <w:lang w:val="en-US" w:eastAsia="en-US"/>
+                          </w:rPr>
+                        </w:pPr>
+                        <w:proofErr w:type="spellStart"/>
+                        <w:r>
+                          <w:rPr>
+                            <w:lang w:val="en-US" w:eastAsia="en-US"/>
+                          </w:rPr>
+                          <w:t>Quantity_Line</w:t>
+                        </w:r>
+                        <w:proofErr w:type="spellEnd"/>
+                      </w:p>
+                    </w:tc>
+                  </w:sdtContent>
+                </w:sdt>
+                <w:sdt>
+                  <w:sdtPr>
+                    <w:alias w:val="UnitOfMeasure"/>
+                    <w:tag w:val="#BC:InsertDataItem,DataItems/Header/Line/UnitOfMeasure"/>
+                    <w:id w:val="-2053294236"/>
+                    <w:placeholder>
+                      <w:docPart w:val="DE8466DC32D0444CA9C8ABF0D828A899"/>
+                    </w:placeholder>
+                    <w:dataBinding w:prefixMappings="&lt;xmlns:ns0='urn:microsoft-dynamics-nav/reports/Standard_Sales_Shipment/1308/' " w:xpath="/ns0:NavWordReportXmlPart[1]/ns0:Header[1]/ns0:Line[1]/ns0:UnitOfMeasure[1]" w:storeItemID="{00000000-0000-0000-0000-000000000000}"/>
+                    <w15:color w:val="808080"/>
+                    <w:text/>
+                  </w:sdtPr>
+                  <w:sdtContent>
+                    <w:tc>
+                      <w:tcPr>
+                        <w:tcW w:w="1021" w:type="pct"/>
+                      </w:tcPr>
+                      <w:p>
+                        <w:pPr>
+                          <w:pStyle w:val="NoSpacing"/>
+                        </w:pPr>
+                        <w:r>
+                          <w:t>UnitOfMeasure</w:t>
+                        </w:r>
+                      </w:p>
+                    </w:tc>
+                  </w:sdtContent>
+                </w:sdt>
+              </w:tr>
+            </w:sdtContent>
+          </w:sdt>
         </w:sdtContent>
       </w:sdt>
     </w:tbl>
-    <w:p>
-      <w:pPr>
-        <w:rPr>
-          <w:sz w:val="22"/>
-          <w:szCs w:val="22"/>
-        </w:rPr>
-      </w:pPr>
-    </w:p>
+    <w:p/>
     <w:tbl>
       <w:tblPr>
-        <w:tblStyle w:val="CLSequoiatablestyle021"/>
-        <w:tblW w:w="10497" w:type="dxa"/>
-        <w:tblLayout w:type="fixed"/>
-        <w:tblLook w:val="04A0" w:firstRow="1" w:lastRow="0" w:firstColumn="1" w:lastColumn="0" w:noHBand="0" w:noVBand="1"/>
+        <w:tblStyle w:val="BCDataTable"/>
+        <w:tblW w:w="5000" w:type="pct"/>
+        <w:tblLook w:val="0420" w:firstRow="1" w:lastRow="0" w:firstColumn="0" w:lastColumn="0" w:noHBand="0" w:noVBand="1"/>
         <w:tblCaption w:val="Data Table Block"/>
+        <w:tblDescription w:val="Document lines. Column headers in the first row."/>
       </w:tblPr>
       <w:tblGrid>
-        <w:gridCol w:w="1267"/>
-        <w:gridCol w:w="4824"/>
-        <w:gridCol w:w="1440"/>
-        <w:gridCol w:w="1483"/>
-        <w:gridCol w:w="1483"/>
+        <w:gridCol w:w="2025"/>
+        <w:gridCol w:w="1821"/>
+        <w:gridCol w:w="2282"/>
+        <w:gridCol w:w="2294"/>
+        <w:gridCol w:w="2072"/>
       </w:tblGrid>
       <w:tr>
         <w:trPr>
@@ -1828,246 +1532,141 @@
         </w:trPr>
         <w:sdt>
           <w:sdtPr>
-            <w:rPr>
-              <w:rFonts w:ascii="Segoe UI Semibold" w:hAnsi="Segoe UI Semibold" w:cs="Segoe UI Semibold" w:eastAsiaTheme="minorHAnsi"/>
-              <w:sz w:val="22"/>
-              <w:szCs w:val="22"/>
-            </w:rPr>
             <w:alias w:val="NoCaption"/>
             <w:tag w:val="#BC:InsertDataItem,DataItems/Header/NoCaption"/>
             <w:id w:val="1145398213"/>
             <w:placeholder>
               <w:docPart w:val="DefaultPlaceholder_-1854013440"/>
             </w:placeholder>
+            <w:dataBinding w:prefixMappings="&lt;xmlns:ns0='urn:microsoft-dynamics-nav/reports/Standard_Sales_Shipment/1308/' " w:xpath="/ns0:NavWordReportXmlPart[1]/ns0:Header[1]/ns0:NoCaption[1]" w:storeItemID="{00000000-0000-0000-0000-000000000000}"/>
             <w15:color w:val="808080"/>
             <w:text/>
-            <w:dataBinding w:prefixMappings="xmlns:ns0='urn:microsoft-dynamics-nav/reports/Standard_Sales_Shipment/1308/'" w:xpath="/ns0:NavWordReportXmlPart[1]/ns0:Header[1]/ns0:NoCaption[1]"/>
           </w:sdtPr>
           <w:sdtContent>
             <w:tc>
               <w:tcPr>
-                <w:cnfStyle w:val="001000000000" w:firstRow="0" w:lastRow="0" w:firstColumn="1" w:lastColumn="0" w:oddVBand="0" w:evenVBand="0" w:oddHBand="0" w:evenHBand="0" w:firstRowFirstColumn="0" w:firstRowLastColumn="0" w:lastRowFirstColumn="0" w:lastRowLastColumn="0"/>
-                <w:tcW w:w="1267" w:type="dxa"/>
-                <w:tcBorders>
-                  <w:bottom w:val="single" w:color="auto" w:sz="4" w:space="0"/>
-                </w:tcBorders>
+                <w:tcW w:w="604" w:type="pct"/>
               </w:tcPr>
               <w:p>
                 <w:pPr>
-                  <w:pStyle w:val="Heading2"/>
-                  <w:rPr>
-                    <w:rFonts w:ascii="Segoe UI Semibold" w:hAnsi="Segoe UI Semibold" w:cs="Segoe UI Semibold" w:eastAsiaTheme="minorHAnsi"/>
-                    <w:sz w:val="22"/>
-                    <w:szCs w:val="22"/>
-                  </w:rPr>
+                  <w:pStyle w:val="BCLabel"/>
                 </w:pPr>
-                <w:proofErr w:type="spellStart"/>
                 <w:r>
-                  <w:rPr>
-                    <w:rFonts w:ascii="Segoe UI Semibold" w:hAnsi="Segoe UI Semibold" w:cs="Segoe UI Semibold" w:eastAsiaTheme="minorHAnsi"/>
-                    <w:sz w:val="22"/>
-                    <w:szCs w:val="22"/>
-                  </w:rPr>
                   <w:t>NoCaption</w:t>
                 </w:r>
-                <w:proofErr w:type="spellEnd"/>
               </w:p>
             </w:tc>
           </w:sdtContent>
         </w:sdt>
         <w:sdt>
           <w:sdtPr>
-            <w:rPr>
-              <w:rFonts w:ascii="Segoe UI Semibold" w:hAnsi="Segoe UI Semibold" w:cs="Segoe UI Semibold"/>
-              <w:sz w:val="22"/>
-              <w:szCs w:val="22"/>
-            </w:rPr>
             <w:alias w:val="Description_Line_Lbl"/>
             <w:tag w:val="#BC:InsertDataItem,DataItems/Header/Line/Description_Line_Lbl"/>
             <w:id w:val="1078326602"/>
             <w:placeholder>
               <w:docPart w:val="DefaultPlaceholder_-1854013440"/>
             </w:placeholder>
+            <w:dataBinding w:prefixMappings="&lt;xmlns:ns0='urn:microsoft-dynamics-nav/reports/Standard_Sales_Shipment/1308/' " w:xpath="/ns0:NavWordReportXmlPart[1]/ns0:Header[1]/ns0:Line[1]/ns0:Description_Line_Lbl[1]" w:storeItemID="{00000000-0000-0000-0000-000000000000}"/>
             <w15:color w:val="808080"/>
             <w:text/>
-            <w:dataBinding w:prefixMappings="xmlns:ns0='urn:microsoft-dynamics-nav/reports/Standard_Sales_Shipment/1308/'" w:xpath="/ns0:NavWordReportXmlPart[1]/ns0:Header[1]/ns0:Line[1]/ns0:Description_Line_Lbl[1]"/>
           </w:sdtPr>
           <w:sdtContent>
             <w:tc>
               <w:tcPr>
-                <w:tcW w:w="4824" w:type="dxa"/>
-                <w:tcBorders>
-                  <w:bottom w:val="single" w:color="auto" w:sz="4" w:space="0"/>
-                </w:tcBorders>
+                <w:tcW w:w="2298" w:type="pct"/>
               </w:tcPr>
               <w:p>
                 <w:pPr>
-                  <w:pStyle w:val="Heading2"/>
-                  <w:cnfStyle w:val="100000000000" w:firstRow="1" w:lastRow="0" w:firstColumn="0" w:lastColumn="0" w:oddVBand="0" w:evenVBand="0" w:oddHBand="0" w:evenHBand="0" w:firstRowFirstColumn="0" w:firstRowLastColumn="0" w:lastRowFirstColumn="0" w:lastRowLastColumn="0"/>
-                  <w:rPr>
-                    <w:rFonts w:ascii="Segoe UI Semibold" w:hAnsi="Segoe UI Semibold" w:cs="Segoe UI Semibold"/>
-                    <w:sz w:val="22"/>
-                    <w:szCs w:val="22"/>
-                  </w:rPr>
+                  <w:pStyle w:val="BCLabel"/>
                 </w:pPr>
-                <w:proofErr w:type="spellStart"/>
                 <w:r>
-                  <w:rPr>
-                    <w:rFonts w:ascii="Segoe UI Semibold" w:hAnsi="Segoe UI Semibold" w:cs="Segoe UI Semibold"/>
-                    <w:sz w:val="22"/>
-                    <w:szCs w:val="22"/>
-                  </w:rPr>
                   <w:t>Description_Line_Lbl</w:t>
                 </w:r>
-                <w:proofErr w:type="spellEnd"/>
               </w:p>
             </w:tc>
           </w:sdtContent>
         </w:sdt>
         <w:sdt>
           <w:sdtPr>
-            <w:rPr>
-              <w:rFonts w:ascii="Segoe UI Semibold" w:hAnsi="Segoe UI Semibold" w:cs="Segoe UI Semibold"/>
-              <w:sz w:val="22"/>
-              <w:szCs w:val="22"/>
-            </w:rPr>
             <w:alias w:val="LotNoCaption"/>
             <w:tag w:val="#BC:InsertDataItem,DataItems/Header/LotNoCaption"/>
             <w:id w:val="719259295"/>
             <w:placeholder>
               <w:docPart w:val="DefaultPlaceholder_-1854013440"/>
             </w:placeholder>
+            <w:dataBinding w:prefixMappings="&lt;xmlns:ns0='urn:microsoft-dynamics-nav/reports/Standard_Sales_Shipment/1308/' " w:xpath="/ns0:NavWordReportXmlPart[1]/ns0:Header[1]/ns0:LotNoCaption[1]" w:storeItemID="{00000000-0000-0000-0000-000000000000}"/>
             <w15:color w:val="808080"/>
             <w:text/>
-            <w:dataBinding w:prefixMappings="xmlns:ns0='urn:microsoft-dynamics-nav/reports/Standard_Sales_Shipment/1308/'" w:xpath="/ns0:NavWordReportXmlPart[1]/ns0:Header[1]/ns0:LotNoCaption[1]"/>
           </w:sdtPr>
           <w:sdtContent>
             <w:tc>
               <w:tcPr>
-                <w:tcW w:w="1440" w:type="dxa"/>
-                <w:tcBorders>
-                  <w:bottom w:val="single" w:color="auto" w:sz="4" w:space="0"/>
-                </w:tcBorders>
+                <w:tcW w:w="686" w:type="pct"/>
               </w:tcPr>
               <w:p>
                 <w:pPr>
-                  <w:pStyle w:val="Heading2"/>
-                  <w:cnfStyle w:val="100000000000" w:firstRow="1" w:lastRow="0" w:firstColumn="0" w:lastColumn="0" w:oddVBand="0" w:evenVBand="0" w:oddHBand="0" w:evenHBand="0" w:firstRowFirstColumn="0" w:firstRowLastColumn="0" w:lastRowFirstColumn="0" w:lastRowLastColumn="0"/>
-                  <w:rPr>
-                    <w:rFonts w:ascii="Segoe UI Semibold" w:hAnsi="Segoe UI Semibold" w:cs="Segoe UI Semibold"/>
-                    <w:sz w:val="22"/>
-                    <w:szCs w:val="22"/>
-                  </w:rPr>
+                  <w:pStyle w:val="BCLabel"/>
                 </w:pPr>
-                <w:proofErr w:type="spellStart"/>
                 <w:r>
-                  <w:rPr>
-                    <w:rFonts w:ascii="Segoe UI Semibold" w:hAnsi="Segoe UI Semibold" w:cs="Segoe UI Semibold"/>
-                    <w:sz w:val="22"/>
-                    <w:szCs w:val="22"/>
-                  </w:rPr>
                   <w:t>LotNoCaption</w:t>
                 </w:r>
-                <w:proofErr w:type="spellEnd"/>
               </w:p>
             </w:tc>
           </w:sdtContent>
         </w:sdt>
         <w:sdt>
           <w:sdtPr>
-            <w:rPr>
-              <w:rFonts w:ascii="Segoe UI Semibold" w:hAnsi="Segoe UI Semibold" w:cs="Segoe UI Semibold"/>
-              <w:sz w:val="22"/>
-              <w:szCs w:val="22"/>
-            </w:rPr>
             <w:alias w:val="SerialNoCaption"/>
             <w:tag w:val="#BC:InsertDataItem,DataItems/Header/SerialNoCaption"/>
             <w:id w:val="-116444982"/>
             <w:placeholder>
               <w:docPart w:val="DefaultPlaceholder_-1854013440"/>
             </w:placeholder>
+            <w:dataBinding w:prefixMappings="&lt;xmlns:ns0='urn:microsoft-dynamics-nav/reports/Standard_Sales_Shipment/1308/' " w:xpath="/ns0:NavWordReportXmlPart[1]/ns0:Header[1]/ns0:SerialNoCaption[1]" w:storeItemID="{00000000-0000-0000-0000-000000000000}"/>
             <w15:color w:val="808080"/>
             <w:text/>
-            <w:dataBinding w:prefixMappings="xmlns:ns0='urn:microsoft-dynamics-nav/reports/Standard_Sales_Shipment/1308/'" w:xpath="/ns0:NavWordReportXmlPart[1]/ns0:Header[1]/ns0:SerialNoCaption[1]"/>
           </w:sdtPr>
           <w:sdtContent>
             <w:tc>
               <w:tcPr>
-                <w:tcW w:w="1483" w:type="dxa"/>
-                <w:tcBorders>
-                  <w:bottom w:val="single" w:color="auto" w:sz="4" w:space="0"/>
-                </w:tcBorders>
+                <w:tcW w:w="706" w:type="pct"/>
               </w:tcPr>
               <w:p>
                 <w:pPr>
-                  <w:pStyle w:val="Heading2"/>
-                  <w:cnfStyle w:val="100000000000" w:firstRow="1" w:lastRow="0" w:firstColumn="0" w:lastColumn="0" w:oddVBand="0" w:evenVBand="0" w:oddHBand="0" w:evenHBand="0" w:firstRowFirstColumn="0" w:firstRowLastColumn="0" w:lastRowFirstColumn="0" w:lastRowLastColumn="0"/>
-                  <w:rPr>
-                    <w:rFonts w:ascii="Segoe UI Semibold" w:hAnsi="Segoe UI Semibold" w:cs="Segoe UI Semibold"/>
-                    <w:sz w:val="22"/>
-                    <w:szCs w:val="22"/>
-                  </w:rPr>
+                  <w:pStyle w:val="BCLabel"/>
                 </w:pPr>
-                <w:proofErr w:type="spellStart"/>
                 <w:r>
-                  <w:rPr>
-                    <w:rFonts w:ascii="Segoe UI Semibold" w:hAnsi="Segoe UI Semibold" w:cs="Segoe UI Semibold"/>
-                    <w:sz w:val="22"/>
-                    <w:szCs w:val="22"/>
-                  </w:rPr>
                   <w:t>SerialNoCaption</w:t>
                 </w:r>
-                <w:proofErr w:type="spellEnd"/>
               </w:p>
             </w:tc>
           </w:sdtContent>
         </w:sdt>
         <w:sdt>
           <w:sdtPr>
-            <w:rPr>
-              <w:rFonts w:ascii="Segoe UI Semibold" w:hAnsi="Segoe UI Semibold" w:cs="Segoe UI Semibold"/>
-              <w:sz w:val="22"/>
-              <w:szCs w:val="22"/>
-            </w:rPr>
             <w:alias w:val="QuantityCaption"/>
             <w:tag w:val="#BC:InsertDataItem,DataItems/Header/QuantityCaption"/>
             <w:id w:val="-1975969669"/>
             <w:placeholder>
               <w:docPart w:val="DefaultPlaceholder_-1854013440"/>
             </w:placeholder>
+            <w:dataBinding w:prefixMappings="&lt;xmlns:ns0='urn:microsoft-dynamics-nav/reports/Standard_Sales_Shipment/1308/' " w:xpath="/ns0:NavWordReportXmlPart[1]/ns0:Header[1]/ns0:QuantityCaption[1]" w:storeItemID="{00000000-0000-0000-0000-000000000000}"/>
             <w15:color w:val="808080"/>
             <w:text/>
-            <w:dataBinding w:prefixMappings="xmlns:ns0='urn:microsoft-dynamics-nav/reports/Standard_Sales_Shipment/1308/'" w:xpath="/ns0:NavWordReportXmlPart[1]/ns0:Header[1]/ns0:QuantityCaption[1]"/>
           </w:sdtPr>
           <w:sdtContent>
             <w:tc>
               <w:tcPr>
-                <w:tcW w:w="1483" w:type="dxa"/>
-                <w:tcBorders>
-                  <w:bottom w:val="single" w:color="auto" w:sz="4" w:space="0"/>
-                </w:tcBorders>
+                <w:tcW w:w="706" w:type="pct"/>
               </w:tcPr>
               <w:p>
                 <w:pPr>
-                  <w:pStyle w:val="Heading2"/>
+                  <w:pStyle w:val="BCLabelNumber"/>
                   <w:jc w:val="right"/>
-                  <w:cnfStyle w:val="100000000000" w:firstRow="1" w:lastRow="0" w:firstColumn="0" w:lastColumn="0" w:oddVBand="0" w:evenVBand="0" w:oddHBand="0" w:evenHBand="0" w:firstRowFirstColumn="0" w:firstRowLastColumn="0" w:lastRowFirstColumn="0" w:lastRowLastColumn="0"/>
-                  <w:rPr>
-                    <w:rFonts w:ascii="Segoe UI Semibold" w:hAnsi="Segoe UI Semibold" w:cs="Segoe UI Semibold"/>
-                    <w:sz w:val="22"/>
-                    <w:szCs w:val="22"/>
-                  </w:rPr>
                 </w:pPr>
-                <w:proofErr w:type="spellStart"/>
                 <w:r>
-                  <w:rPr>
-                    <w:rFonts w:ascii="Segoe UI Semibold" w:hAnsi="Segoe UI Semibold" w:cs="Segoe UI Semibold"/>
-                    <w:sz w:val="22"/>
-                    <w:szCs w:val="22"/>
-                  </w:rPr>
                   <w:t>QuantityCaption</w:t>
                 </w:r>
-                <w:proofErr w:type="spellEnd"/>
               </w:p>
             </w:tc>
           </w:sdtContent>
@@ -2076,23 +1675,16 @@
       <w:tr>
         <w:trPr>
           <w:cnfStyle w:val="000000100000" w:firstRow="0" w:lastRow="0" w:firstColumn="0" w:lastColumn="0" w:oddVBand="0" w:evenVBand="0" w:oddHBand="1" w:evenHBand="0" w:firstRowFirstColumn="0" w:firstRowLastColumn="0" w:lastRowFirstColumn="0" w:lastRowLastColumn="0"/>
-          <w:trHeight w:val="245" w:hRule="exact"/>
+          <w:trHeight w:val="245"/>
         </w:trPr>
         <w:tc>
           <w:tcPr>
-            <w:cnfStyle w:val="001000000000" w:firstRow="0" w:lastRow="0" w:firstColumn="1" w:lastColumn="0" w:oddVBand="0" w:evenVBand="0" w:oddHBand="0" w:evenHBand="0" w:firstRowFirstColumn="0" w:firstRowLastColumn="0" w:lastRowFirstColumn="0" w:lastRowLastColumn="0"/>
-            <w:tcW w:w="1267" w:type="dxa"/>
-            <w:tcBorders>
-              <w:top w:val="single" w:color="auto" w:sz="4" w:space="0"/>
-            </w:tcBorders>
+            <w:tcW w:w="604" w:type="pct"/>
           </w:tcPr>
           <w:p>
             <w:pPr>
+              <w:pStyle w:val="NoSpacing"/>
               <w:rPr>
-                <w:rFonts w:ascii="Segoe UI Semibold" w:hAnsi="Segoe UI Semibold" w:cs="Segoe UI Semibold"/>
-                <w:b/>
-                <w:sz w:val="22"/>
-                <w:szCs w:val="22"/>
                 <w:lang w:val="en-US" w:eastAsia="en-US"/>
               </w:rPr>
             </w:pPr>
@@ -2100,20 +1692,12 @@
         </w:tc>
         <w:tc>
           <w:tcPr>
-            <w:tcW w:w="4824" w:type="dxa"/>
-            <w:tcBorders>
-              <w:top w:val="single" w:color="auto" w:sz="4" w:space="0"/>
-            </w:tcBorders>
+            <w:tcW w:w="2298" w:type="pct"/>
           </w:tcPr>
           <w:p>
             <w:pPr>
-              <w:cnfStyle w:val="000000100000" w:firstRow="0" w:lastRow="0" w:firstColumn="0" w:lastColumn="0" w:oddVBand="0" w:evenVBand="0" w:oddHBand="1" w:evenHBand="0" w:firstRowFirstColumn="0" w:firstRowLastColumn="0" w:lastRowFirstColumn="0" w:lastRowLastColumn="0"/>
+              <w:pStyle w:val="NoSpacing"/>
               <w:rPr>
-                <w:rFonts w:ascii="Segoe UI Semibold" w:hAnsi="Segoe UI Semibold" w:cs="Segoe UI Semibold"/>
-                <w:b/>
-                <w:bCs/>
-                <w:sz w:val="22"/>
-                <w:szCs w:val="22"/>
                 <w:lang w:val="en-US" w:eastAsia="en-US"/>
               </w:rPr>
             </w:pPr>
@@ -2121,20 +1705,12 @@
         </w:tc>
         <w:tc>
           <w:tcPr>
-            <w:tcW w:w="1440" w:type="dxa"/>
-            <w:tcBorders>
-              <w:top w:val="single" w:color="auto" w:sz="4" w:space="0"/>
-            </w:tcBorders>
+            <w:tcW w:w="686" w:type="pct"/>
           </w:tcPr>
           <w:p>
             <w:pPr>
-              <w:cnfStyle w:val="000000100000" w:firstRow="0" w:lastRow="0" w:firstColumn="0" w:lastColumn="0" w:oddVBand="0" w:evenVBand="0" w:oddHBand="1" w:evenHBand="0" w:firstRowFirstColumn="0" w:firstRowLastColumn="0" w:lastRowFirstColumn="0" w:lastRowLastColumn="0"/>
+              <w:pStyle w:val="NoSpacing"/>
               <w:rPr>
-                <w:rFonts w:ascii="Segoe UI Semibold" w:hAnsi="Segoe UI Semibold" w:cs="Segoe UI Semibold"/>
-                <w:b/>
-                <w:bCs/>
-                <w:sz w:val="22"/>
-                <w:szCs w:val="22"/>
                 <w:lang w:val="en-US" w:eastAsia="en-US"/>
               </w:rPr>
             </w:pPr>
@@ -2142,20 +1718,12 @@
         </w:tc>
         <w:tc>
           <w:tcPr>
-            <w:tcW w:w="1483" w:type="dxa"/>
-            <w:tcBorders>
-              <w:top w:val="single" w:color="auto" w:sz="4" w:space="0"/>
-            </w:tcBorders>
+            <w:tcW w:w="706" w:type="pct"/>
           </w:tcPr>
           <w:p>
             <w:pPr>
-              <w:cnfStyle w:val="000000100000" w:firstRow="0" w:lastRow="0" w:firstColumn="0" w:lastColumn="0" w:oddVBand="0" w:evenVBand="0" w:oddHBand="1" w:evenHBand="0" w:firstRowFirstColumn="0" w:firstRowLastColumn="0" w:lastRowFirstColumn="0" w:lastRowLastColumn="0"/>
+              <w:pStyle w:val="NoSpacing"/>
               <w:rPr>
-                <w:rFonts w:ascii="Segoe UI Semibold" w:hAnsi="Segoe UI Semibold" w:cs="Segoe UI Semibold"/>
-                <w:b/>
-                <w:bCs/>
-                <w:sz w:val="22"/>
-                <w:szCs w:val="22"/>
                 <w:lang w:val="en-US" w:eastAsia="en-US"/>
               </w:rPr>
             </w:pPr>
@@ -2163,20 +1731,12 @@
         </w:tc>
         <w:tc>
           <w:tcPr>
-            <w:tcW w:w="1483" w:type="dxa"/>
-            <w:tcBorders>
-              <w:top w:val="single" w:color="auto" w:sz="4" w:space="0"/>
-            </w:tcBorders>
+            <w:tcW w:w="706" w:type="pct"/>
           </w:tcPr>
           <w:p>
             <w:pPr>
-              <w:cnfStyle w:val="000000100000" w:firstRow="0" w:lastRow="0" w:firstColumn="0" w:lastColumn="0" w:oddVBand="0" w:evenVBand="0" w:oddHBand="1" w:evenHBand="0" w:firstRowFirstColumn="0" w:firstRowLastColumn="0" w:lastRowFirstColumn="0" w:lastRowLastColumn="0"/>
+              <w:pStyle w:val="NoSpacing"/>
               <w:rPr>
-                <w:rFonts w:ascii="Segoe UI Semibold" w:hAnsi="Segoe UI Semibold" w:cs="Segoe UI Semibold"/>
-                <w:b/>
-                <w:bCs/>
-                <w:sz w:val="22"/>
-                <w:szCs w:val="22"/>
                 <w:lang w:val="en-US" w:eastAsia="en-US"/>
               </w:rPr>
             </w:pPr>
@@ -2186,13 +1746,8 @@
       <w:sdt>
         <w:sdtPr>
           <w:rPr>
-            <w:rFonts w:cs="Arial" w:asciiTheme="minorHAnsi" w:hAnsiTheme="minorHAnsi" w:eastAsiaTheme="minorEastAsia"/>
-            <w:bCs w:val="0"/>
-            <w:kern w:val="2"/>
-            <w:sz w:val="22"/>
-            <w:szCs w:val="22"/>
             <w:lang w:val="en-US" w:eastAsia="en-US"/>
-            <w14:ligatures w14:val="standardContextual"/>
+            <w14:numSpacing w14:val="tabular"/>
           </w:rPr>
           <w:alias w:val="Repeater: Line"/>
           <w:tag w:val="#BC:InsertRepeater,DataItems/Header/Line"/>
@@ -2200,278 +1755,222 @@
           <w:placeholder>
             <w:docPart w:val="F5B61F0A0BF249C5A0A4635B2ECF937E"/>
           </w:placeholder>
+          <w15:dataBinding w:prefixMappings="&lt;xmlns:ns0='urn:microsoft-dynamics-nav/reports/Standard_Sales_Shipment/1308/' " w:xpath="/ns0:NavWordReportXmlPart[1]/ns0:Header[1]/ns0:Line" w:storeItemID="{00000000-0000-0000-0000-000000000000}"/>
           <w15:color w:val="808080"/>
+          <w15:repeatingSection/>
         </w:sdtPr>
         <w:sdtEndPr>
           <w:rPr>
-            <w:rFonts w:ascii="Segoe UI" w:hAnsi="Segoe UI" w:eastAsia="Aptos" w:cstheme="minorBidi"/>
-            <w:kern w:val="0"/>
-            <w:lang w:val="en-DK" w:eastAsia="en-DK"/>
-            <w14:ligatures w14:val="none"/>
+            <w:lang/>
           </w:rPr>
         </w:sdtEndPr>
         <w:sdtContent>
-          <w:tr>
-            <w:trPr>
-              <w:cnfStyle w:val="000000010000" w:firstRow="0" w:lastRow="0" w:firstColumn="0" w:lastColumn="0" w:oddVBand="0" w:evenVBand="0" w:oddHBand="0" w:evenHBand="1" w:firstRowFirstColumn="0" w:firstRowLastColumn="0" w:lastRowFirstColumn="0" w:lastRowLastColumn="0"/>
-              <w:trHeight w:val="490"/>
-            </w:trPr>
-            <w:sdt>
-              <w:sdtPr>
-                <w:rPr>
-                  <w:rFonts w:cs="Arial" w:asciiTheme="minorHAnsi" w:hAnsiTheme="minorHAnsi" w:eastAsiaTheme="minorEastAsia"/>
-                  <w:bCs w:val="0"/>
-                  <w:kern w:val="2"/>
-                  <w:sz w:val="22"/>
-                  <w:szCs w:val="22"/>
-                  <w:lang w:val="en-US" w:eastAsia="en-US"/>
-                  <w14:ligatures w14:val="standardContextual"/>
-                </w:rPr>
-                <w:alias w:val="TrackingSpecBufferNo"/>
-                <w:tag w:val="#BC:InsertDataItem,DataItems/Header/ItemTrackingLine/TrackingSpecBufferNo"/>
-                <w:id w:val="-516460919"/>
-                <w:placeholder>
-                  <w:docPart w:val="DefaultPlaceholder_-1854013440"/>
-                </w:placeholder>
-                <w15:color w:val="808080"/>
-                <w:text/>
-                <w:dataBinding w:prefixMappings="xmlns:ns0='urn:microsoft-dynamics-nav/reports/Standard_Sales_Shipment/1308/'" w:xpath="/ns0:NavWordReportXmlPart[1]/ns0:Header[1]/ns0:ItemTrackingLine[1]/ns0:TrackingSpecBufferNo[1]"/>
-              </w:sdtPr>
-              <w:sdtEndPr/>
-              <w:sdtContent>
-                <w:tc>
-                  <w:tcPr>
-                    <w:cnfStyle w:val="001000000000" w:firstRow="0" w:lastRow="0" w:firstColumn="1" w:lastColumn="0" w:oddVBand="0" w:evenVBand="0" w:oddHBand="0" w:evenHBand="0" w:firstRowFirstColumn="0" w:firstRowLastColumn="0" w:lastRowFirstColumn="0" w:lastRowLastColumn="0"/>
-                    <w:tcW w:w="1267" w:type="dxa"/>
-                    <w:vAlign w:val="center"/>
-                  </w:tcPr>
-                  <w:p>
-                    <w:pPr>
-                      <w:rPr>
-                        <w:rFonts w:cs="Arial" w:asciiTheme="minorHAnsi" w:hAnsiTheme="minorHAnsi"/>
-                        <w:sz w:val="22"/>
-                        <w:szCs w:val="22"/>
-                        <w:lang w:val="en-US" w:eastAsia="en-US"/>
-                      </w:rPr>
-                    </w:pPr>
-                    <w:proofErr w:type="spellStart"/>
-                    <w:r>
-                      <w:rPr>
-                        <w:rFonts w:cs="Arial" w:asciiTheme="minorHAnsi" w:hAnsiTheme="minorHAnsi" w:eastAsiaTheme="minorEastAsia"/>
-                        <w:bCs w:val="0"/>
-                        <w:kern w:val="2"/>
-                        <w:sz w:val="22"/>
-                        <w:szCs w:val="22"/>
-                        <w:lang w:val="en-US" w:eastAsia="en-US"/>
-                        <w14:ligatures w14:val="standardContextual"/>
-                      </w:rPr>
-                      <w:t>TrackingSpecBufferNo</w:t>
-                    </w:r>
-                    <w:proofErr w:type="spellEnd"/>
-                  </w:p>
-                </w:tc>
-              </w:sdtContent>
-            </w:sdt>
-            <w:sdt>
-              <w:sdtPr>
-                <w:rPr>
-                  <w:rFonts w:cs="Arial" w:asciiTheme="minorHAnsi" w:hAnsiTheme="minorHAnsi"/>
-                  <w:sz w:val="22"/>
-                  <w:szCs w:val="22"/>
-                  <w:lang w:eastAsia="en-US"/>
-                </w:rPr>
-                <w:alias w:val="Description_Line"/>
-                <w:tag w:val="#BC:InsertDataItem,DataItems/Header/Line/Description_Line"/>
-                <w:id w:val="1611238932"/>
-                <w:placeholder>
-                  <w:docPart w:val="DefaultPlaceholder_-1854013440"/>
-                </w:placeholder>
-                <w15:color w:val="808080"/>
-                <w:text/>
-                <w:dataBinding w:prefixMappings="xmlns:ns0='urn:microsoft-dynamics-nav/reports/Standard_Sales_Shipment/1308/'" w:xpath="/ns0:NavWordReportXmlPart[1]/ns0:Header[1]/ns0:Line[1]/ns0:Description_Line[1]"/>
-              </w:sdtPr>
-              <w:sdtContent>
-                <w:tc>
-                  <w:tcPr>
-                    <w:tcW w:w="4824" w:type="dxa"/>
-                    <w:vAlign w:val="center"/>
-                  </w:tcPr>
-                  <w:p>
-                    <w:pPr>
-                      <w:cnfStyle w:val="000000010000" w:firstRow="0" w:lastRow="0" w:firstColumn="0" w:lastColumn="0" w:oddVBand="0" w:evenVBand="0" w:oddHBand="0" w:evenHBand="1" w:firstRowFirstColumn="0" w:firstRowLastColumn="0" w:lastRowFirstColumn="0" w:lastRowLastColumn="0"/>
-                      <w:rPr>
-                        <w:rFonts w:cs="Arial" w:asciiTheme="minorHAnsi" w:hAnsiTheme="minorHAnsi"/>
-                        <w:sz w:val="22"/>
-                        <w:szCs w:val="22"/>
-                        <w:lang w:eastAsia="en-US"/>
-                      </w:rPr>
-                    </w:pPr>
-                    <w:proofErr w:type="spellStart"/>
-                    <w:r>
-                      <w:rPr>
-                        <w:rFonts w:cs="Arial" w:asciiTheme="minorHAnsi" w:hAnsiTheme="minorHAnsi"/>
-                        <w:sz w:val="22"/>
-                        <w:szCs w:val="22"/>
-                        <w:lang w:eastAsia="en-US"/>
-                      </w:rPr>
-                      <w:t>Description_Line</w:t>
-                    </w:r>
-                    <w:proofErr w:type="spellEnd"/>
-                  </w:p>
-                </w:tc>
-              </w:sdtContent>
-            </w:sdt>
-            <w:sdt>
-              <w:sdtPr>
-                <w:rPr>
-                  <w:rFonts w:cs="Arial" w:asciiTheme="minorHAnsi" w:hAnsiTheme="minorHAnsi"/>
-                  <w:sz w:val="22"/>
-                  <w:szCs w:val="22"/>
-                  <w:lang w:val="en-US" w:eastAsia="en-US"/>
-                </w:rPr>
-                <w:alias w:val="TrackingSpecBufferLotNo"/>
-                <w:tag w:val="#BC:InsertDataItem,DataItems/Header/ItemTrackingLine/TrackingSpecBufferLotNo"/>
-                <w:id w:val="-909688489"/>
-                <w:placeholder>
-                  <w:docPart w:val="DefaultPlaceholder_-1854013440"/>
-                </w:placeholder>
-                <w15:color w:val="808080"/>
-                <w:text/>
-                <w:dataBinding w:prefixMappings="xmlns:ns0='urn:microsoft-dynamics-nav/reports/Standard_Sales_Shipment/1308/'" w:xpath="/ns0:NavWordReportXmlPart[1]/ns0:Header[1]/ns0:ItemTrackingLine[1]/ns0:TrackingSpecBufferLotNo[1]"/>
-              </w:sdtPr>
-              <w:sdtContent>
-                <w:tc>
-                  <w:tcPr>
-                    <w:tcW w:w="1440" w:type="dxa"/>
-                    <w:vAlign w:val="center"/>
-                  </w:tcPr>
-                  <w:p>
-                    <w:pPr>
-                      <w:cnfStyle w:val="000000010000" w:firstRow="0" w:lastRow="0" w:firstColumn="0" w:lastColumn="0" w:oddVBand="0" w:evenVBand="0" w:oddHBand="0" w:evenHBand="1" w:firstRowFirstColumn="0" w:firstRowLastColumn="0" w:lastRowFirstColumn="0" w:lastRowLastColumn="0"/>
-                      <w:rPr>
-                        <w:rFonts w:cs="Arial" w:asciiTheme="minorHAnsi" w:hAnsiTheme="minorHAnsi"/>
-                        <w:sz w:val="22"/>
-                        <w:szCs w:val="22"/>
-                        <w:lang w:val="en-US" w:eastAsia="en-US"/>
-                      </w:rPr>
-                    </w:pPr>
-                    <w:proofErr w:type="spellStart"/>
-                    <w:r>
-                      <w:rPr>
-                        <w:rFonts w:cs="Arial" w:asciiTheme="minorHAnsi" w:hAnsiTheme="minorHAnsi"/>
-                        <w:sz w:val="22"/>
-                        <w:szCs w:val="22"/>
-                        <w:lang w:val="en-US" w:eastAsia="en-US"/>
-                      </w:rPr>
-                      <w:t>TrackingSpecBufferLotNo</w:t>
-                    </w:r>
-                    <w:proofErr w:type="spellEnd"/>
-                  </w:p>
-                </w:tc>
-              </w:sdtContent>
-            </w:sdt>
-            <w:sdt>
-              <w:sdtPr>
-                <w:rPr>
-                  <w:rFonts w:asciiTheme="minorHAnsi" w:hAnsiTheme="minorHAnsi"/>
-                  <w:sz w:val="22"/>
-                  <w:szCs w:val="22"/>
-                </w:rPr>
-                <w:alias w:val="TrackingSpecBufferSerNo"/>
-                <w:tag w:val="#BC:InsertDataItem,DataItems/Header/ItemTrackingLine/TrackingSpecBufferSerNo"/>
-                <w:id w:val="1324081814"/>
-                <w:placeholder>
-                  <w:docPart w:val="DefaultPlaceholder_-1854013440"/>
-                </w:placeholder>
-                <w15:color w:val="808080"/>
-                <w:text/>
-                <w:dataBinding w:prefixMappings="xmlns:ns0='urn:microsoft-dynamics-nav/reports/Standard_Sales_Shipment/1308/'" w:xpath="/ns0:NavWordReportXmlPart[1]/ns0:Header[1]/ns0:ItemTrackingLine[1]/ns0:TrackingSpecBufferSerNo[1]"/>
-              </w:sdtPr>
-              <w:sdtContent>
-                <w:tc>
-                  <w:tcPr>
-                    <w:tcW w:w="1483" w:type="dxa"/>
-                    <w:vAlign w:val="center"/>
-                  </w:tcPr>
-                  <w:p>
-                    <w:pPr>
-                      <w:cnfStyle w:val="000000010000" w:firstRow="0" w:lastRow="0" w:firstColumn="0" w:lastColumn="0" w:oddVBand="0" w:evenVBand="0" w:oddHBand="0" w:evenHBand="1" w:firstRowFirstColumn="0" w:firstRowLastColumn="0" w:lastRowFirstColumn="0" w:lastRowLastColumn="0"/>
-                      <w:rPr>
-                        <w:rFonts w:asciiTheme="minorHAnsi" w:hAnsiTheme="minorHAnsi"/>
-                        <w:sz w:val="22"/>
-                        <w:szCs w:val="22"/>
-                      </w:rPr>
-                    </w:pPr>
-                    <w:proofErr w:type="spellStart"/>
-                    <w:r>
-                      <w:rPr>
-                        <w:rFonts w:asciiTheme="minorHAnsi" w:hAnsiTheme="minorHAnsi"/>
-                        <w:sz w:val="22"/>
-                        <w:szCs w:val="22"/>
-                      </w:rPr>
-                      <w:t>TrackingSpecBufferSerNo</w:t>
-                    </w:r>
-                    <w:proofErr w:type="spellEnd"/>
-                  </w:p>
-                </w:tc>
-              </w:sdtContent>
-            </w:sdt>
-            <w:sdt>
-              <w:sdtPr>
-                <w:rPr>
-                  <w:sz w:val="22"/>
-                  <w:szCs w:val="22"/>
-                </w:rPr>
-                <w:alias w:val="TrackingSpecBufferQty"/>
-                <w:tag w:val="#BC:InsertDataItem,DataItems/Header/ItemTrackingLine/TrackingSpecBufferQty"/>
-                <w:id w:val="-713190191"/>
-                <w:placeholder>
-                  <w:docPart w:val="DefaultPlaceholder_-1854013440"/>
-                </w:placeholder>
-                <w15:color w:val="808080"/>
-                <w:text/>
-                <w:dataBinding w:prefixMappings="xmlns:ns0='urn:microsoft-dynamics-nav/reports/Standard_Sales_Shipment/1308/'" w:xpath="/ns0:NavWordReportXmlPart[1]/ns0:Header[1]/ns0:ItemTrackingLine[1]/ns0:TrackingSpecBufferQty[1]"/>
-              </w:sdtPr>
-              <w:sdtContent>
-                <w:tc>
-                  <w:tcPr>
-                    <w:tcW w:w="1483" w:type="dxa"/>
-                    <w:vAlign w:val="center"/>
-                  </w:tcPr>
-                  <w:p>
-                    <w:pPr>
-                      <w:jc w:val="right"/>
-                      <w:cnfStyle w:val="000000010000" w:firstRow="0" w:lastRow="0" w:firstColumn="0" w:lastColumn="0" w:oddVBand="0" w:evenVBand="0" w:oddHBand="0" w:evenHBand="1" w:firstRowFirstColumn="0" w:firstRowLastColumn="0" w:lastRowFirstColumn="0" w:lastRowLastColumn="0"/>
-                      <w:rPr>
-                        <w:sz w:val="22"/>
-                        <w:szCs w:val="22"/>
-                      </w:rPr>
-                    </w:pPr>
-                    <w:proofErr w:type="spellStart"/>
-                    <w:r>
-                      <w:rPr>
-                        <w:sz w:val="22"/>
-                        <w:szCs w:val="22"/>
-                      </w:rPr>
-                      <w:t>TrackingSpecBufferQty</w:t>
-                    </w:r>
-                    <w:proofErr w:type="spellEnd"/>
-                  </w:p>
-                </w:tc>
-              </w:sdtContent>
-            </w:sdt>
-          </w:tr>
+          <w:sdt>
+            <w:sdtPr>
+              <w:rPr>
+                <w:lang w:val="en-US" w:eastAsia="en-US"/>
+                <w14:numSpacing w14:val="tabular"/>
+              </w:rPr>
+              <w:id w:val="-52774570"/>
+              <w15:color w:val="808080"/>
+              <w15:repeatingSectionItem/>
+            </w:sdtPr>
+            <w:sdtEndPr>
+              <w:rPr>
+                <w:lang/>
+              </w:rPr>
+            </w:sdtEndPr>
+            <w:sdtContent>
+              <w:tr>
+                <w:trPr>
+                  <w:cnfStyle w:val="000000010000" w:firstRow="0" w:lastRow="0" w:firstColumn="0" w:lastColumn="0" w:oddVBand="0" w:evenVBand="0" w:oddHBand="0" w:evenHBand="1" w:firstRowFirstColumn="0" w:firstRowLastColumn="0" w:lastRowFirstColumn="0" w:lastRowLastColumn="0"/>
+                  <w:trHeight w:val="490"/>
+                </w:trPr>
+                <w:sdt>
+                  <w:sdtPr>
+                    <w:rPr>
+                      <w:lang w:val="en-US" w:eastAsia="en-US"/>
+                      <w14:numSpacing w14:val="tabular"/>
+                    </w:rPr>
+                    <w:alias w:val="TrackingSpecBufferNo"/>
+                    <w:tag w:val="#BC:InsertDataItem,DataItems/Header/ItemTrackingLine/TrackingSpecBufferNo"/>
+                    <w:id w:val="-516460919"/>
+                    <w:placeholder>
+                      <w:docPart w:val="DefaultPlaceholder_-1854013440"/>
+                    </w:placeholder>
+                    <w:dataBinding w:prefixMappings="&lt;xmlns:ns0='urn:microsoft-dynamics-nav/reports/Standard_Sales_Shipment/1308/' " w:xpath="/ns0:NavWordReportXmlPart[1]/ns0:Header[1]/ns0:ItemTrackingLine[1]/ns0:TrackingSpecBufferNo[1]" w:storeItemID="{00000000-0000-0000-0000-000000000000}"/>
+                    <w15:color w:val="808080"/>
+                    <w:text/>
+                  </w:sdtPr>
+                  <w:sdtEndPr>
+                    <w:rPr>
+                      <w14:numSpacing w14:val="default"/>
+                    </w:rPr>
+                  </w:sdtEndPr>
+                  <w:sdtContent>
+                    <w:tc>
+                      <w:tcPr>
+                        <w:tcW w:w="604" w:type="pct"/>
+                      </w:tcPr>
+                      <w:p>
+                        <w:pPr>
+                          <w:pStyle w:val="NoSpacing"/>
+                          <w:rPr>
+                            <w:lang w:val="en-US" w:eastAsia="en-US"/>
+                          </w:rPr>
+                        </w:pPr>
+                        <w:proofErr w:type="spellStart"/>
+                        <w:r>
+                          <w:rPr>
+                            <w:lang w:val="en-US" w:eastAsia="en-US"/>
+                          </w:rPr>
+                          <w:t>TrackingSpecBufferNo</w:t>
+                        </w:r>
+                        <w:proofErr w:type="spellEnd"/>
+                      </w:p>
+                    </w:tc>
+                  </w:sdtContent>
+                </w:sdt>
+                <w:sdt>
+                  <w:sdtPr>
+                    <w:rPr>
+                      <w:lang w:eastAsia="en-US"/>
+                    </w:rPr>
+                    <w:alias w:val="Description_Line"/>
+                    <w:tag w:val="#BC:InsertDataItem,DataItems/Header/Line/Description_Line"/>
+                    <w:id w:val="1611238932"/>
+                    <w:placeholder>
+                      <w:docPart w:val="DefaultPlaceholder_-1854013440"/>
+                    </w:placeholder>
+                    <w:dataBinding w:prefixMappings="&lt;xmlns:ns0='urn:microsoft-dynamics-nav/reports/Standard_Sales_Shipment/1308/' " w:xpath="/ns0:NavWordReportXmlPart[1]/ns0:Header[1]/ns0:Line[1]/ns0:Description_Line[1]" w:storeItemID="{00000000-0000-0000-0000-000000000000}"/>
+                    <w15:color w:val="808080"/>
+                    <w:text/>
+                  </w:sdtPr>
+                  <w:sdtContent>
+                    <w:tc>
+                      <w:tcPr>
+                        <w:tcW w:w="2298" w:type="pct"/>
+                      </w:tcPr>
+                      <w:p>
+                        <w:pPr>
+                          <w:pStyle w:val="NoSpacing"/>
+                          <w:rPr>
+                            <w:lang w:eastAsia="en-US"/>
+                          </w:rPr>
+                        </w:pPr>
+                        <w:r>
+                          <w:rPr>
+                            <w:lang w:eastAsia="en-US"/>
+                          </w:rPr>
+                          <w:t>Description_Line</w:t>
+                        </w:r>
+                      </w:p>
+                    </w:tc>
+                  </w:sdtContent>
+                </w:sdt>
+                <w:sdt>
+                  <w:sdtPr>
+                    <w:rPr>
+                      <w:lang w:val="en-US" w:eastAsia="en-US"/>
+                    </w:rPr>
+                    <w:alias w:val="TrackingSpecBufferLotNo"/>
+                    <w:tag w:val="#BC:InsertDataItem,DataItems/Header/ItemTrackingLine/TrackingSpecBufferLotNo"/>
+                    <w:id w:val="-909688489"/>
+                    <w:placeholder>
+                      <w:docPart w:val="DefaultPlaceholder_-1854013440"/>
+                    </w:placeholder>
+                    <w:dataBinding w:prefixMappings="&lt;xmlns:ns0='urn:microsoft-dynamics-nav/reports/Standard_Sales_Shipment/1308/' " w:xpath="/ns0:NavWordReportXmlPart[1]/ns0:Header[1]/ns0:ItemTrackingLine[1]/ns0:TrackingSpecBufferLotNo[1]" w:storeItemID="{00000000-0000-0000-0000-000000000000}"/>
+                    <w15:color w:val="808080"/>
+                    <w:text/>
+                  </w:sdtPr>
+                  <w:sdtContent>
+                    <w:tc>
+                      <w:tcPr>
+                        <w:tcW w:w="686" w:type="pct"/>
+                      </w:tcPr>
+                      <w:p>
+                        <w:pPr>
+                          <w:pStyle w:val="NoSpacing"/>
+                          <w:rPr>
+                            <w:lang w:val="en-US" w:eastAsia="en-US"/>
+                          </w:rPr>
+                        </w:pPr>
+                        <w:proofErr w:type="spellStart"/>
+                        <w:r>
+                          <w:rPr>
+                            <w:lang w:val="en-US" w:eastAsia="en-US"/>
+                          </w:rPr>
+                          <w:t>TrackingSpecBufferLotNo</w:t>
+                        </w:r>
+                        <w:proofErr w:type="spellEnd"/>
+                      </w:p>
+                    </w:tc>
+                  </w:sdtContent>
+                </w:sdt>
+                <w:sdt>
+                  <w:sdtPr>
+                    <w:alias w:val="TrackingSpecBufferSerNo"/>
+                    <w:tag w:val="#BC:InsertDataItem,DataItems/Header/ItemTrackingLine/TrackingSpecBufferSerNo"/>
+                    <w:id w:val="1324081814"/>
+                    <w:placeholder>
+                      <w:docPart w:val="DefaultPlaceholder_-1854013440"/>
+                    </w:placeholder>
+                    <w:dataBinding w:prefixMappings="&lt;xmlns:ns0='urn:microsoft-dynamics-nav/reports/Standard_Sales_Shipment/1308/' " w:xpath="/ns0:NavWordReportXmlPart[1]/ns0:Header[1]/ns0:ItemTrackingLine[1]/ns0:TrackingSpecBufferSerNo[1]" w:storeItemID="{00000000-0000-0000-0000-000000000000}"/>
+                    <w15:color w:val="808080"/>
+                    <w:text/>
+                  </w:sdtPr>
+                  <w:sdtContent>
+                    <w:tc>
+                      <w:tcPr>
+                        <w:tcW w:w="706" w:type="pct"/>
+                      </w:tcPr>
+                      <w:p>
+                        <w:pPr>
+                          <w:pStyle w:val="NoSpacing"/>
+                        </w:pPr>
+                        <w:r>
+                          <w:t>TrackingSpecBufferSerNo</w:t>
+                        </w:r>
+                      </w:p>
+                    </w:tc>
+                  </w:sdtContent>
+                </w:sdt>
+                <w:sdt>
+                  <w:sdtPr>
+                    <w:alias w:val="TrackingSpecBufferQty"/>
+                    <w:tag w:val="#BC:InsertDataItem,DataItems/Header/ItemTrackingLine/TrackingSpecBufferQty"/>
+                    <w:id w:val="-713190191"/>
+                    <w:placeholder>
+                      <w:docPart w:val="DefaultPlaceholder_-1854013440"/>
+                    </w:placeholder>
+                    <w:dataBinding w:prefixMappings="&lt;xmlns:ns0='urn:microsoft-dynamics-nav/reports/Standard_Sales_Shipment/1308/' " w:xpath="/ns0:NavWordReportXmlPart[1]/ns0:Header[1]/ns0:ItemTrackingLine[1]/ns0:TrackingSpecBufferQty[1]" w:storeItemID="{00000000-0000-0000-0000-000000000000}"/>
+                    <w15:color w:val="808080"/>
+                    <w:text/>
+                  </w:sdtPr>
+                  <w:sdtContent>
+                    <w:tc>
+                      <w:tcPr>
+                        <w:tcW w:w="706" w:type="pct"/>
+                      </w:tcPr>
+                      <w:p>
+                        <w:pPr>
+                          <w:pStyle w:val="BCNumber"/>
+                          <w:jc w:val="right"/>
+                        </w:pPr>
+                        <w:r>
+                          <w:t>TrackingSpecBufferQty</w:t>
+                        </w:r>
+                      </w:p>
+                    </w:tc>
+                  </w:sdtContent>
+                </w:sdt>
+              </w:tr>
+            </w:sdtContent>
+          </w:sdt>
         </w:sdtContent>
       </w:sdt>
     </w:tbl>
-    <w:p>
-      <w:pPr>
-        <w:rPr>
-          <w:sz w:val="22"/>
-          <w:szCs w:val="22"/>
-        </w:rPr>
-      </w:pPr>
-    </w:p>
+    <w:p/>
     <w:p/>
     <w:p/>
     <w:p/>
@@ -2494,6 +1993,10 @@
 </w:document>
 </file>
 
+<file path=word/numbering.xml><?xml version="1.0" encoding="utf-8"?>
+<w:numbering xmlns:wpc="http://schemas.microsoft.com/office/word/2010/wordprocessingCanvas" xmlns:cx="http://schemas.microsoft.com/office/drawing/2014/chartex" xmlns:cx1="http://schemas.microsoft.com/office/drawing/2015/9/8/chartex" xmlns:cx2="http://schemas.microsoft.com/office/drawing/2015/10/21/chartex" xmlns:cx3="http://schemas.microsoft.com/office/drawing/2016/5/9/chartex" xmlns:cx4="http://schemas.microsoft.com/office/drawing/2016/5/10/chartex" xmlns:cx5="http://schemas.microsoft.com/office/drawing/2016/5/11/chartex" xmlns:cx6="http://schemas.microsoft.com/office/drawing/2016/5/12/chartex" xmlns:cx7="http://schemas.microsoft.com/office/drawing/2016/5/13/chartex" xmlns:cx8="http://schemas.microsoft.com/office/drawing/2016/5/14/chartex" xmlns:mc="http://schemas.openxmlformats.org/markup-compatibility/2006" xmlns:aink="http://schemas.microsoft.com/office/drawing/2016/ink" xmlns:am3d="http://schemas.microsoft.com/office/drawing/2017/model3d" xmlns:o="urn:schemas-microsoft-com:office:office" xmlns:oel="http://schemas.microsoft.com/office/2019/extlst" xmlns:r="http://schemas.openxmlformats.org/officeDocument/2006/relationships" xmlns:m="http://schemas.openxmlformats.org/officeDocument/2006/math" xmlns:v="urn:schemas-microsoft-com:vml" xmlns:wp14="http://schemas.microsoft.com/office/word/2010/wordprocessingDrawing" xmlns:wp="http://schemas.openxmlformats.org/drawingml/2006/wordprocessingDrawing" xmlns:w10="urn:schemas-microsoft-com:office:word" xmlns:w="http://schemas.openxmlformats.org/wordprocessingml/2006/main" xmlns:w14="http://schemas.microsoft.com/office/word/2010/wordml" xmlns:w15="http://schemas.microsoft.com/office/word/2012/wordml" xmlns:w16cei="http://schemas.microsoft.com/office/word/2026/wordml/cei" xmlns:w16cex="http://schemas.microsoft.com/office/word/2018/wordml/cex" xmlns:w16cid="http://schemas.microsoft.com/office/word/2016/wordml/cid" xmlns:w16="http://schemas.microsoft.com/office/word/2018/wordml" xmlns:w16du="http://schemas.microsoft.com/office/word/2023/wordml/word16du" xmlns:w16sdtdh="http://schemas.microsoft.com/office/word/2020/wordml/sdtdatahash" xmlns:w16sdtfl="http://schemas.microsoft.com/office/word/2024/wordml/sdtformatlock" xmlns:w16se="http://schemas.microsoft.com/office/word/2015/wordml/symex" xmlns:wpg="http://schemas.microsoft.com/office/word/2010/wordprocessingGroup" xmlns:wpi="http://schemas.microsoft.com/office/word/2010/wordprocessingInk" xmlns:wne="http://schemas.microsoft.com/office/word/2006/wordml" xmlns:wps="http://schemas.microsoft.com/office/word/2010/wordprocessingShape" mc:Ignorable="w14 w15 w16se w16cid w16 w16cex w16sdtdh w16sdtfl w16du wp14"/>
+</file>
+
 <file path=word/styles.xml><?xml version="1.0" encoding="utf-8"?>
 <w:styles xmlns:mc="http://schemas.openxmlformats.org/markup-compatibility/2006" xmlns:r="http://schemas.openxmlformats.org/officeDocument/2006/relationships" xmlns:w="http://schemas.openxmlformats.org/wordprocessingml/2006/main" xmlns:w14="http://schemas.microsoft.com/office/word/2010/wordml" xmlns:w15="http://schemas.microsoft.com/office/word/2012/wordml" xmlns:w16cex="http://schemas.microsoft.com/office/word/2018/wordml/cex" xmlns:w16cid="http://schemas.microsoft.com/office/word/2016/wordml/cid" xmlns:w16="http://schemas.microsoft.com/office/word/2018/wordml" xmlns:w16du="http://schemas.microsoft.com/office/word/2023/wordml/word16du" xmlns:w16sdtdh="http://schemas.microsoft.com/office/word/2020/wordml/sdtdatahash" xmlns:w16sdtfl="http://schemas.microsoft.com/office/word/2024/wordml/sdtformatlock" xmlns:w16se="http://schemas.microsoft.com/office/word/2015/wordml/symex" mc:Ignorable="w14 w15 w16se w16cid w16 w16cex w16sdtdh w16sdtfl w16du">
   <w:docDefaults>
@@ -2503,7 +2006,7 @@
         <w:kern w:val="2"/>
         <w:sz w:val="24"/>
         <w:szCs w:val="24"/>
-        <w:lang w:val="en-DK" w:eastAsia="en-DK" w:bidi="ar-SA"/>
+        <w:lang w:bidi="ar-SA"/>
         <w14:ligatures w14:val="standardContextual"/>
       </w:rPr>
     </w:rPrDefault>
@@ -3010,6 +2513,7 @@
       <w:kern w:val="0"/>
       <w:sz w:val="20"/>
       <w:szCs w:val="20"/>
+      <w:lang w:val="da-DK" w:eastAsia="da-DK"/>
       <w14:ligatures w14:val="none"/>
     </w:rPr>
     <w:tblPr/>
@@ -3202,11 +2706,237 @@
       <w:color w:val="666666"/>
     </w:rPr>
   </w:style>
+  <w:style w:type="paragraph" w:styleId="NoSpacing">
+    <w:name w:val="No Spacing"/>
+    <w:uiPriority w:val="1"/>
+    <w:qFormat/>
+    <w:rsid w:val="00416FC2"/>
+    <w:pPr>
+      <w:spacing w:after="0" w:line="240" w:lineRule="auto"/>
+    </w:pPr>
+    <w:rPr>
+      <w:rFonts w:eastAsiaTheme="minorHAnsi"/>
+      <w:color w:val="000000" w:themeColor="text1"/>
+    </w:rPr>
+  </w:style>
+  <w:style w:type="paragraph" w:customStyle="1" w:styleId="BCNumber">
+    <w:name w:val="BC Number"/>
+    <w:basedOn w:val="NoSpacing"/>
+    <w:next w:val="Normal"/>
+    <w:uiPriority w:val="2"/>
+    <w:qFormat/>
+    <w:rPr>
+      <w14:numSpacing w14:val="tabular"/>
+    </w:rPr>
+  </w:style>
+  <w:style w:type="paragraph" w:customStyle="1" w:styleId="BCLabel">
+    <w:name w:val="BC Label"/>
+    <w:basedOn w:val="NoSpacing"/>
+    <w:next w:val="Normal"/>
+    <w:uiPriority w:val="2"/>
+    <w:qFormat/>
+    <w:pPr>
+      <w:keepNext/>
+    </w:pPr>
+    <w:rPr>
+      <w:rFonts w:asciiTheme="majorHAnsi" w:eastAsiaTheme="majorEastAsia" w:hAnsiTheme="majorHAnsi" w:cstheme="majorBidi"/>
+    </w:rPr>
+  </w:style>
+  <w:style w:type="paragraph" w:customStyle="1" w:styleId="BCLabelNumber">
+    <w:name w:val="BC Label Number"/>
+    <w:basedOn w:val="BCLabel"/>
+    <w:next w:val="Normal"/>
+    <w:uiPriority w:val="2"/>
+    <w:qFormat/>
+    <w:rPr>
+      <w14:numSpacing w14:val="tabular"/>
+    </w:rPr>
+  </w:style>
+  <w:style w:type="table" w:customStyle="1" w:styleId="BCBlockTable">
+    <w:name w:val="BC Block Table"/>
+    <w:basedOn w:val="TableNormal"/>
+    <w:uiPriority w:val="99"/>
+    <w:qFormat/>
+    <w:pPr>
+      <w:spacing w:after="0" w:line="240" w:lineRule="auto"/>
+    </w:pPr>
+    <w:tblPr>
+      <w:tblStyleRowBandSize w:val="1"/>
+      <w:tblStyleColBandSize w:val="1"/>
+      <w:tblCellMar>
+        <w:left w:w="0" w:type="dxa"/>
+        <w:right w:w="0" w:type="dxa"/>
+      </w:tblCellMar>
+    </w:tblPr>
+    <w:tblStylePr w:type="firstRow">
+      <w:rPr>
+        <w:rFonts w:asciiTheme="majorHAnsi" w:hAnsiTheme="majorHAnsi" w:cstheme="majorBidi"/>
+      </w:rPr>
+      <w:tblPr/>
+      <w:tcPr>
+        <w:vAlign w:val="top"/>
+      </w:tcPr>
+    </w:tblStylePr>
+  </w:style>
+  <w:style w:type="table" w:customStyle="1" w:styleId="BCDataTable">
+    <w:name w:val="BC Data Table"/>
+    <w:basedOn w:val="TableNormal"/>
+    <w:uiPriority w:val="99"/>
+    <w:qFormat/>
+    <w:pPr>
+      <w:spacing w:after="0" w:line="240" w:lineRule="auto"/>
+    </w:pPr>
+    <w:tblPr>
+      <w:tblStyleRowBandSize w:val="1"/>
+      <w:tblStyleColBandSize w:val="1"/>
+      <w:tblCellMar>
+        <w:left w:w="115" w:type="dxa"/>
+        <w:right w:w="115" w:type="dxa"/>
+      </w:tblCellMar>
+    </w:tblPr>
+    <w:tcPr>
+      <w:vAlign w:val="center"/>
+    </w:tcPr>
+    <w:tblStylePr w:type="firstRow">
+      <w:pPr>
+        <w:spacing w:before="160" w:after="80"/>
+      </w:pPr>
+      <w:rPr>
+        <w:rFonts w:asciiTheme="majorHAnsi" w:hAnsiTheme="majorHAnsi" w:cstheme="majorBidi"/>
+      </w:rPr>
+      <w:tblPr/>
+      <w:tcPr>
+        <w:tcBorders>
+          <w:bottom w:val="single" w:sz="4" w:space="0" w:color="000000" w:themeColor="text1"/>
+        </w:tcBorders>
+        <w:vAlign w:val="top"/>
+      </w:tcPr>
+    </w:tblStylePr>
+    <w:tblStylePr w:type="lastRow">
+      <w:tblPr/>
+      <w:tcPr>
+        <w:tcBorders>
+          <w:bottom w:val="single" w:sz="4" w:space="0" w:color="E8E8E8" w:themeColor="background2"/>
+        </w:tcBorders>
+      </w:tcPr>
+    </w:tblStylePr>
+    <w:tblStylePr w:type="band1Horz">
+      <w:tblPr/>
+      <w:tcPr>
+        <w:shd w:val="clear" w:color="auto" w:fill="auto"/>
+      </w:tcPr>
+    </w:tblStylePr>
+    <w:tblStylePr w:type="band2Horz">
+      <w:tblPr/>
+      <w:tcPr>
+        <w:shd w:val="clear" w:color="auto" w:fill="FAE2D5" w:themeFill="accent2" w:themeFillTint="33"/>
+      </w:tcPr>
+    </w:tblStylePr>
+  </w:style>
+  <w:style w:type="table" w:customStyle="1" w:styleId="BCTotalsTable">
+    <w:name w:val="BC Totals Table"/>
+    <w:basedOn w:val="TableNormal"/>
+    <w:uiPriority w:val="99"/>
+    <w:qFormat/>
+    <w:pPr>
+      <w:spacing w:after="0" w:line="240" w:lineRule="auto"/>
+    </w:pPr>
+    <w:tblPr>
+      <w:tblStyleRowBandSize w:val="1"/>
+      <w:tblStyleColBandSize w:val="1"/>
+      <w:tblCellMar>
+        <w:left w:w="115" w:type="dxa"/>
+        <w:right w:w="115" w:type="dxa"/>
+      </w:tblCellMar>
+    </w:tblPr>
+    <w:tcPr>
+      <w:vAlign w:val="center"/>
+    </w:tcPr>
+    <w:tblStylePr w:type="lastRow">
+      <w:rPr>
+        <w:rFonts w:asciiTheme="majorHAnsi" w:hAnsiTheme="majorHAnsi" w:cstheme="majorBidi"/>
+      </w:rPr>
+      <w:tblPr/>
+      <w:tcPr>
+        <w:tcBorders>
+          <w:top w:val="single" w:sz="4" w:space="0" w:color="000000" w:themeColor="text1"/>
+          <w:bottom w:val="single" w:sz="8" w:space="0" w:color="000000" w:themeColor="text1"/>
+        </w:tcBorders>
+      </w:tcPr>
+    </w:tblStylePr>
+  </w:style>
+  <w:style w:type="table" w:customStyle="1" w:styleId="BCCalculationTable">
+    <w:name w:val="BC Calculation Table"/>
+    <w:basedOn w:val="TableNormal"/>
+    <w:uiPriority w:val="99"/>
+    <w:qFormat/>
+    <w:pPr>
+      <w:spacing w:after="0" w:line="240" w:lineRule="auto"/>
+    </w:pPr>
+    <w:tblPr>
+      <w:tblStyleRowBandSize w:val="1"/>
+      <w:tblStyleColBandSize w:val="1"/>
+      <w:tblCellMar>
+        <w:top w:w="58" w:type="dxa"/>
+        <w:left w:w="0" w:type="dxa"/>
+        <w:bottom w:w="58" w:type="dxa"/>
+        <w:right w:w="0" w:type="dxa"/>
+      </w:tblCellMar>
+    </w:tblPr>
+    <w:tcPr>
+      <w:vAlign w:val="center"/>
+    </w:tcPr>
+    <w:tblStylePr w:type="firstRow">
+      <w:rPr>
+        <w:rFonts w:asciiTheme="majorHAnsi" w:hAnsiTheme="majorHAnsi" w:cstheme="majorBidi"/>
+      </w:rPr>
+      <w:tblPr/>
+      <w:tcPr>
+        <w:vAlign w:val="bottom"/>
+      </w:tcPr>
+    </w:tblStylePr>
+    <w:tblStylePr w:type="lastRow">
+      <w:rPr>
+        <w:rFonts w:asciiTheme="majorHAnsi" w:hAnsiTheme="majorHAnsi" w:cstheme="majorBidi"/>
+      </w:rPr>
+      <w:tblPr/>
+      <w:tcPr>
+        <w:tcBorders>
+          <w:top w:val="single" w:sz="4" w:space="0" w:color="000000" w:themeColor="text1"/>
+        </w:tcBorders>
+      </w:tcPr>
+    </w:tblStylePr>
+  </w:style>
+  <w:style w:type="table" w:customStyle="1" w:styleId="BCSignatureTable">
+    <w:name w:val="BC Signature Table"/>
+    <w:basedOn w:val="TableNormal"/>
+    <w:uiPriority w:val="99"/>
+    <w:qFormat/>
+    <w:pPr>
+      <w:spacing w:after="0" w:line="240" w:lineRule="auto"/>
+    </w:pPr>
+    <w:tblPr>
+      <w:tblStyleRowBandSize w:val="1"/>
+      <w:tblStyleColBandSize w:val="1"/>
+      <w:tblCellMar>
+        <w:left w:w="0" w:type="dxa"/>
+        <w:right w:w="0" w:type="dxa"/>
+      </w:tblCellMar>
+    </w:tblPr>
+    <w:tblStylePr w:type="lastRow">
+      <w:tblPr/>
+      <w:tcPr>
+        <w:tcBorders>
+          <w:bottom w:val="single" w:sz="4" w:space="0" w:color="000000" w:themeColor="text1"/>
+        </w:tcBorders>
+      </w:tcPr>
+    </w:tblStylePr>
+  </w:style>
 </w:styles>
 </file>
 
 <file path=word/glossary/document.xml><?xml version="1.0" encoding="utf-8"?>
-<w:glossaryDocument xmlns:wpc="http://schemas.microsoft.com/office/word/2010/wordprocessingCanvas" xmlns:cx="http://schemas.microsoft.com/office/drawing/2014/chartex" xmlns:cx1="http://schemas.microsoft.com/office/drawing/2015/9/8/chartex" xmlns:cx2="http://schemas.microsoft.com/office/drawing/2015/10/21/chartex" xmlns:cx3="http://schemas.microsoft.com/office/drawing/2016/5/9/chartex" xmlns:cx4="http://schemas.microsoft.com/office/drawing/2016/5/10/chartex" xmlns:cx5="http://schemas.microsoft.com/office/drawing/2016/5/11/chartex" xmlns:cx6="http://schemas.microsoft.com/office/drawing/2016/5/12/chartex" xmlns:cx7="http://schemas.microsoft.com/office/drawing/2016/5/13/chartex" xmlns:cx8="http://schemas.microsoft.com/office/drawing/2016/5/14/chartex" xmlns:mc="http://schemas.openxmlformats.org/markup-compatibility/2006" xmlns:aink="http://schemas.microsoft.com/office/drawing/2016/ink" xmlns:am3d="http://schemas.microsoft.com/office/drawing/2017/model3d" xmlns:o="urn:schemas-microsoft-com:office:office" xmlns:oel="http://schemas.microsoft.com/office/2019/extlst" xmlns:r="http://schemas.openxmlformats.org/officeDocument/2006/relationships" xmlns:m="http://schemas.openxmlformats.org/officeDocument/2006/math" xmlns:v="urn:schemas-microsoft-com:vml" xmlns:wp14="http://schemas.microsoft.com/office/word/2010/wordprocessingDrawing" xmlns:wp="http://schemas.openxmlformats.org/drawingml/2006/wordprocessingDrawing" xmlns:w10="urn:schemas-microsoft-com:office:word" xmlns:w="http://schemas.openxmlformats.org/wordprocessingml/2006/main" xmlns:w14="http://schemas.microsoft.com/office/word/2010/wordml" xmlns:w15="http://schemas.microsoft.com/office/word/2012/wordml" xmlns:w16cex="http://schemas.microsoft.com/office/word/2018/wordml/cex" xmlns:w16cid="http://schemas.microsoft.com/office/word/2016/wordml/cid" xmlns:w16="http://schemas.microsoft.com/office/word/2018/wordml" xmlns:w16du="http://schemas.microsoft.com/office/word/2023/wordml/word16du" xmlns:w16sdtdh="http://schemas.microsoft.com/office/word/2020/wordml/sdtdatahash" xmlns:w16sdtfl="http://schemas.microsoft.com/office/word/2024/wordml/sdtformatlock" xmlns:w16se="http://schemas.microsoft.com/office/word/2015/wordml/symex" xmlns:wpg="http://schemas.microsoft.com/office/word/2010/wordprocessingGroup" xmlns:wpi="http://schemas.microsoft.com/office/word/2010/wordprocessingInk" xmlns:wne="http://schemas.microsoft.com/office/word/2006/wordml" xmlns:wps="http://schemas.microsoft.com/office/word/2010/wordprocessingShape" mc:Ignorable="w14 w15 w16se w16cid w16 w16cex w16sdtdh w16sdtfl w16du wp14">
+<w:glossaryDocument xmlns:wpc="http://schemas.microsoft.com/office/word/2010/wordprocessingCanvas" xmlns:cx="http://schemas.microsoft.com/office/drawing/2014/chartex" xmlns:cx1="http://schemas.microsoft.com/office/drawing/2015/9/8/chartex" xmlns:cx2="http://schemas.microsoft.com/office/drawing/2015/10/21/chartex" xmlns:cx3="http://schemas.microsoft.com/office/drawing/2016/5/9/chartex" xmlns:cx4="http://schemas.microsoft.com/office/drawing/2016/5/10/chartex" xmlns:cx5="http://schemas.microsoft.com/office/drawing/2016/5/11/chartex" xmlns:cx6="http://schemas.microsoft.com/office/drawing/2016/5/12/chartex" xmlns:cx7="http://schemas.microsoft.com/office/drawing/2016/5/13/chartex" xmlns:cx8="http://schemas.microsoft.com/office/drawing/2016/5/14/chartex" xmlns:mc="http://schemas.openxmlformats.org/markup-compatibility/2006" xmlns:aink="http://schemas.microsoft.com/office/drawing/2016/ink" xmlns:am3d="http://schemas.microsoft.com/office/drawing/2017/model3d" xmlns:o="urn:schemas-microsoft-com:office:office" xmlns:oel="http://schemas.microsoft.com/office/2019/extlst" xmlns:r="http://schemas.openxmlformats.org/officeDocument/2006/relationships" xmlns:m="http://schemas.openxmlformats.org/officeDocument/2006/math" xmlns:v="urn:schemas-microsoft-com:vml" xmlns:wp14="http://schemas.microsoft.com/office/word/2010/wordprocessingDrawing" xmlns:wp="http://schemas.openxmlformats.org/drawingml/2006/wordprocessingDrawing" xmlns:w10="urn:schemas-microsoft-com:office:word" xmlns:w="http://schemas.openxmlformats.org/wordprocessingml/2006/main" xmlns:w14="http://schemas.microsoft.com/office/word/2010/wordml" xmlns:w15="http://schemas.microsoft.com/office/word/2012/wordml" xmlns:w16cei="http://schemas.microsoft.com/office/word/2026/wordml/cei" xmlns:w16cex="http://schemas.microsoft.com/office/word/2018/wordml/cex" xmlns:w16cid="http://schemas.microsoft.com/office/word/2016/wordml/cid" xmlns:w16="http://schemas.microsoft.com/office/word/2018/wordml" xmlns:w16du="http://schemas.microsoft.com/office/word/2023/wordml/word16du" xmlns:w16sdtdh="http://schemas.microsoft.com/office/word/2020/wordml/sdtdatahash" xmlns:w16sdtfl="http://schemas.microsoft.com/office/word/2024/wordml/sdtformatlock" xmlns:w16se="http://schemas.microsoft.com/office/word/2015/wordml/symex" xmlns:wpg="http://schemas.microsoft.com/office/word/2010/wordprocessingGroup" xmlns:wpi="http://schemas.microsoft.com/office/word/2010/wordprocessingInk" xmlns:wne="http://schemas.microsoft.com/office/word/2006/wordml" xmlns:wps="http://schemas.microsoft.com/office/word/2010/wordprocessingShape" mc:Ignorable="w14 w15 w16se w16cid w16 w16cex w16sdtdh w16sdtfl w16du wp14">
   <w:docParts>
     <w:docPart>
       <w:docPartPr>
@@ -3814,6 +3544,180 @@
         </w:p>
       </w:docPartBody>
     </w:docPart>
+    <w:docPart>
+      <w:docPartPr>
+        <w:name w:val="2EBCA3FF963C4056ABB1EBEFAF64CEE4"/>
+        <w:category>
+          <w:name w:val="General"/>
+          <w:gallery w:val="placeholder"/>
+        </w:category>
+        <w:types>
+          <w:type w:val="bbPlcHdr"/>
+        </w:types>
+        <w:behaviors>
+          <w:behavior w:val="content"/>
+        </w:behaviors>
+        <w:guid w:val="{673E053C-F8FA-45F1-A7B5-E51B680A010A}"/>
+      </w:docPartPr>
+      <w:docPartBody>
+        <w:p>
+          <w:pPr>
+            <w:pStyle w:val="2EBCA3FF963C4056ABB1EBEFAF64CEE4"/>
+          </w:pPr>
+          <w:r>
+            <w:rPr>
+              <w:rStyle w:val="PlaceholderText"/>
+            </w:rPr>
+            <w:t>Click or tap here to enter text.</w:t>
+          </w:r>
+        </w:p>
+      </w:docPartBody>
+    </w:docPart>
+    <w:docPart>
+      <w:docPartPr>
+        <w:name w:val="7DCA8C52A7D24011864E9CB612704BB9"/>
+        <w:category>
+          <w:name w:val="General"/>
+          <w:gallery w:val="placeholder"/>
+        </w:category>
+        <w:types>
+          <w:type w:val="bbPlcHdr"/>
+        </w:types>
+        <w:behaviors>
+          <w:behavior w:val="content"/>
+        </w:behaviors>
+        <w:guid w:val="{EAB1FBD6-5D24-4527-B569-6B80F561C195}"/>
+      </w:docPartPr>
+      <w:docPartBody>
+        <w:p>
+          <w:pPr>
+            <w:pStyle w:val="7DCA8C52A7D24011864E9CB612704BB9"/>
+          </w:pPr>
+          <w:r>
+            <w:rPr>
+              <w:rStyle w:val="PlaceholderText"/>
+            </w:rPr>
+            <w:t>Click or tap here to enter text.</w:t>
+          </w:r>
+        </w:p>
+      </w:docPartBody>
+    </w:docPart>
+    <w:docPart>
+      <w:docPartPr>
+        <w:name w:val="2A1C0DFBF3034408B0717BFED93E1C36"/>
+        <w:category>
+          <w:name w:val="General"/>
+          <w:gallery w:val="placeholder"/>
+        </w:category>
+        <w:types>
+          <w:type w:val="bbPlcHdr"/>
+        </w:types>
+        <w:behaviors>
+          <w:behavior w:val="content"/>
+        </w:behaviors>
+        <w:guid w:val="{0C48EF55-3ECA-4774-A63A-55C8213461CC}"/>
+      </w:docPartPr>
+      <w:docPartBody>
+        <w:p>
+          <w:pPr>
+            <w:pStyle w:val="2A1C0DFBF3034408B0717BFED93E1C36"/>
+          </w:pPr>
+          <w:r>
+            <w:rPr>
+              <w:rStyle w:val="PlaceholderText"/>
+            </w:rPr>
+            <w:t>Click or tap here to enter text.</w:t>
+          </w:r>
+        </w:p>
+      </w:docPartBody>
+    </w:docPart>
+    <w:docPart>
+      <w:docPartPr>
+        <w:name w:val="6030DACAA29642B4A374F2555CA678EC"/>
+        <w:category>
+          <w:name w:val="General"/>
+          <w:gallery w:val="placeholder"/>
+        </w:category>
+        <w:types>
+          <w:type w:val="bbPlcHdr"/>
+        </w:types>
+        <w:behaviors>
+          <w:behavior w:val="content"/>
+        </w:behaviors>
+        <w:guid w:val="{9FDD5687-0E48-44C0-9801-A23D2A3EBFAC}"/>
+      </w:docPartPr>
+      <w:docPartBody>
+        <w:p>
+          <w:pPr>
+            <w:pStyle w:val="6030DACAA29642B4A374F2555CA678EC"/>
+          </w:pPr>
+          <w:r>
+            <w:rPr>
+              <w:rStyle w:val="PlaceholderText"/>
+            </w:rPr>
+            <w:t>Click or tap here to enter text.</w:t>
+          </w:r>
+        </w:p>
+      </w:docPartBody>
+    </w:docPart>
+    <w:docPart>
+      <w:docPartPr>
+        <w:name w:val="5B341C10E2534698B3BFB1E9CB64AA0A"/>
+        <w:category>
+          <w:name w:val="General"/>
+          <w:gallery w:val="placeholder"/>
+        </w:category>
+        <w:types>
+          <w:type w:val="bbPlcHdr"/>
+        </w:types>
+        <w:behaviors>
+          <w:behavior w:val="content"/>
+        </w:behaviors>
+        <w:guid w:val="{044880D6-5191-41B6-8C47-38D5C6E3CD9E}"/>
+      </w:docPartPr>
+      <w:docPartBody>
+        <w:p>
+          <w:pPr>
+            <w:pStyle w:val="5B341C10E2534698B3BFB1E9CB64AA0A"/>
+          </w:pPr>
+          <w:r>
+            <w:rPr>
+              <w:rStyle w:val="PlaceholderText"/>
+            </w:rPr>
+            <w:t>Click or tap here to enter text.</w:t>
+          </w:r>
+        </w:p>
+      </w:docPartBody>
+    </w:docPart>
+    <w:docPart>
+      <w:docPartPr>
+        <w:name w:val="299EE3F754014E79B84BA871870698FE"/>
+        <w:category>
+          <w:name w:val="General"/>
+          <w:gallery w:val="placeholder"/>
+        </w:category>
+        <w:types>
+          <w:type w:val="bbPlcHdr"/>
+        </w:types>
+        <w:behaviors>
+          <w:behavior w:val="content"/>
+        </w:behaviors>
+        <w:guid w:val="{D90F05C9-FA5A-404B-A1D2-9DC328FEAF38}"/>
+      </w:docPartPr>
+      <w:docPartBody>
+        <w:p>
+          <w:pPr>
+            <w:pStyle w:val="299EE3F754014E79B84BA871870698FE"/>
+          </w:pPr>
+          <w:r>
+            <w:rPr>
+              <w:rStyle w:val="PlaceholderText"/>
+            </w:rPr>
+            <w:t>Click or tap here to enter text.</w:t>
+          </w:r>
+        </w:p>
+      </w:docPartBody>
+    </w:docPart>
   </w:docParts>
 </w:glossaryDocument>
 </file>
@@ -3860,13 +3764,6 @@
     <w:pitch w:val="variable"/>
     <w:sig w:usb0="E4002EFF" w:usb1="C000E47F" w:usb2="00000009" w:usb3="00000000" w:csb0="000001FF" w:csb1="00000000"/>
   </w:font>
-  <w:font w:name="Arial">
-    <w:panose1 w:val="020B0604020202020204"/>
-    <w:charset w:val="00"/>
-    <w:family w:val="swiss"/>
-    <w:pitch w:val="variable"/>
-    <w:sig w:usb0="E0002EFF" w:usb1="C000785B" w:usb2="00000009" w:usb3="00000000" w:csb0="000001FF" w:csb1="00000000"/>
-  </w:font>
 </w:fonts>
 </file>
 
@@ -3874,6 +3771,7 @@
 <w:settings xmlns:mc="http://schemas.openxmlformats.org/markup-compatibility/2006" xmlns:o="urn:schemas-microsoft-com:office:office" xmlns:r="http://schemas.openxmlformats.org/officeDocument/2006/relationships" xmlns:m="http://schemas.openxmlformats.org/officeDocument/2006/math" xmlns:v="urn:schemas-microsoft-com:vml" xmlns:w10="urn:schemas-microsoft-com:office:word" xmlns:w="http://schemas.openxmlformats.org/wordprocessingml/2006/main" xmlns:w14="http://schemas.microsoft.com/office/word/2010/wordml" xmlns:w15="http://schemas.microsoft.com/office/word/2012/wordml" xmlns:w16cex="http://schemas.microsoft.com/office/word/2018/wordml/cex" xmlns:w16cid="http://schemas.microsoft.com/office/word/2016/wordml/cid" xmlns:w16="http://schemas.microsoft.com/office/word/2018/wordml" xmlns:w16du="http://schemas.microsoft.com/office/word/2023/wordml/word16du" xmlns:w16sdtdh="http://schemas.microsoft.com/office/word/2020/wordml/sdtdatahash" xmlns:w16sdtfl="http://schemas.microsoft.com/office/word/2024/wordml/sdtformatlock" xmlns:w16se="http://schemas.microsoft.com/office/word/2015/wordml/symex" xmlns:sl="http://schemas.openxmlformats.org/schemaLibrary/2006/main" mc:Ignorable="w14 w15 w16se w16cid w16 w16cex w16sdtdh w16sdtfl w16du">
   <w:view w:val="normal"/>
   <w:defaultTabStop w:val="720"/>
+  <w:hyphenationZone w:val="425"/>
   <w:characterSpacingControl w:val="doNotCompress"/>
   <w:compat>
     <w:useFELayout/>
@@ -3887,8 +3785,14 @@
   <w:rsids>
     <w:rsidRoot w:val="00124DE6"/>
     <w:rsid w:val="00124DE6"/>
+    <w:rsid w:val="0037616B"/>
+    <w:rsid w:val="006203BB"/>
+    <w:rsid w:val="006244BF"/>
+    <w:rsid w:val="007670BA"/>
     <w:rsid w:val="00A407C3"/>
     <w:rsid w:val="00DF7177"/>
+    <w:rsid w:val="00E5711F"/>
+    <w:rsid w:val="00FB44CD"/>
   </w:rsids>
   <m:mathPr>
     <m:mathFont m:val="Cambria Math"/>
@@ -3903,9 +3807,9 @@
     <m:intLim m:val="subSup"/>
     <m:naryLim m:val="undOvr"/>
   </m:mathPr>
-  <w:themeFontLang w:val="en-DK"/>
+  <w:themeFontLang/>
   <w:clrSchemeMapping w:bg1="light1" w:t1="dark1" w:bg2="light2" w:t2="dark2" w:accent1="accent1" w:accent2="accent2" w:accent3="accent3" w:accent4="accent4" w:accent5="accent5" w:accent6="accent6" w:hyperlink="hyperlink" w:followedHyperlink="followedHyperlink"/>
-  <w:decimalSymbol w:val=","/>
+  <w:decimalSymbol w:val="."/>
   <w:listSeparator w:val=","/>
   <w15:chartTrackingRefBased/>
 </w:settings>
@@ -3920,7 +3824,7 @@
         <w:kern w:val="2"/>
         <w:sz w:val="24"/>
         <w:szCs w:val="24"/>
-        <w:lang w:val="en-DK" w:eastAsia="en-DK" w:bidi="ar-SA"/>
+        <w:lang w:bidi="ar-SA"/>
         <w14:ligatures w14:val="standardContextual"/>
       </w:rPr>
     </w:rPrDefault>
@@ -4344,7 +4248,7 @@
     <w:basedOn w:val="DefaultParagraphFont"/>
     <w:uiPriority w:val="99"/>
     <w:semiHidden/>
-    <w:rsid w:val="00124DE6"/>
+    <w:rsid w:val="006244BF"/>
     <w:rPr>
       <w:color w:val="666666"/>
     </w:rPr>
@@ -4389,110 +4293,6 @@
     <w:name w:val="A4264A50AAAE4779B2B06CA1201025DF"/>
     <w:rsid w:val="00124DE6"/>
   </w:style>
-  <w:style w:type="paragraph" w:customStyle="1" w:styleId="DBDE8527D7174026937022029780AF8A">
-    <w:name w:val="DBDE8527D7174026937022029780AF8A"/>
-    <w:rsid w:val="00124DE6"/>
-  </w:style>
-  <w:style w:type="paragraph" w:customStyle="1" w:styleId="9185026D6D034B81B113C280172E41CD">
-    <w:name w:val="9185026D6D034B81B113C280172E41CD"/>
-    <w:rsid w:val="00124DE6"/>
-  </w:style>
-  <w:style w:type="paragraph" w:customStyle="1" w:styleId="EB2D049AAC254AE4978D75A0BAEEF1D6">
-    <w:name w:val="EB2D049AAC254AE4978D75A0BAEEF1D6"/>
-    <w:rsid w:val="00124DE6"/>
-  </w:style>
-  <w:style w:type="paragraph" w:customStyle="1" w:styleId="6A56D26C614A4AA0B3C2C0D93D4B93A9">
-    <w:name w:val="6A56D26C614A4AA0B3C2C0D93D4B93A9"/>
-    <w:rsid w:val="00124DE6"/>
-  </w:style>
-  <w:style w:type="paragraph" w:customStyle="1" w:styleId="283B64DDAA2543D2AC343DFFD9B5CD4E">
-    <w:name w:val="283B64DDAA2543D2AC343DFFD9B5CD4E"/>
-    <w:rsid w:val="00124DE6"/>
-  </w:style>
-  <w:style w:type="paragraph" w:customStyle="1" w:styleId="A139BA66E035418799204094415CCC78">
-    <w:name w:val="A139BA66E035418799204094415CCC78"/>
-    <w:rsid w:val="00124DE6"/>
-  </w:style>
-  <w:style w:type="paragraph" w:customStyle="1" w:styleId="B9F00FDAB91A4E29A7DDACE380B5A7B2">
-    <w:name w:val="B9F00FDAB91A4E29A7DDACE380B5A7B2"/>
-    <w:rsid w:val="00124DE6"/>
-  </w:style>
-  <w:style w:type="paragraph" w:customStyle="1" w:styleId="9A9514F01BD74858A80CF7ACFE8F1583">
-    <w:name w:val="9A9514F01BD74858A80CF7ACFE8F1583"/>
-    <w:rsid w:val="00124DE6"/>
-  </w:style>
-  <w:style w:type="paragraph" w:customStyle="1" w:styleId="F31956ACAE56423F9F742CC5BA67AC08">
-    <w:name w:val="F31956ACAE56423F9F742CC5BA67AC08"/>
-    <w:rsid w:val="00124DE6"/>
-  </w:style>
-  <w:style w:type="paragraph" w:customStyle="1" w:styleId="CF64FD0C95BF4EC89A3B47F6C3AFF7D8">
-    <w:name w:val="CF64FD0C95BF4EC89A3B47F6C3AFF7D8"/>
-    <w:rsid w:val="00124DE6"/>
-  </w:style>
-  <w:style w:type="paragraph" w:customStyle="1" w:styleId="EFDDC4CF78A34E91B3699046FDEAB743">
-    <w:name w:val="EFDDC4CF78A34E91B3699046FDEAB743"/>
-    <w:rsid w:val="00124DE6"/>
-  </w:style>
-  <w:style w:type="paragraph" w:customStyle="1" w:styleId="4D479AEE2034432BA0D3726E444210E4">
-    <w:name w:val="4D479AEE2034432BA0D3726E444210E4"/>
-    <w:rsid w:val="00124DE6"/>
-  </w:style>
-  <w:style w:type="paragraph" w:customStyle="1" w:styleId="930F967BB7C54DB3BDD1BCCEAE096E54">
-    <w:name w:val="930F967BB7C54DB3BDD1BCCEAE096E54"/>
-    <w:rsid w:val="00124DE6"/>
-  </w:style>
-  <w:style w:type="paragraph" w:customStyle="1" w:styleId="F46FC65AC5FB42D7B0B35B6EDE83C9F0">
-    <w:name w:val="F46FC65AC5FB42D7B0B35B6EDE83C9F0"/>
-    <w:rsid w:val="00124DE6"/>
-  </w:style>
-  <w:style w:type="paragraph" w:customStyle="1" w:styleId="B8158DF3415744DFB09ABBA0AE305BEF">
-    <w:name w:val="B8158DF3415744DFB09ABBA0AE305BEF"/>
-    <w:rsid w:val="00124DE6"/>
-  </w:style>
-  <w:style w:type="paragraph" w:customStyle="1" w:styleId="846758719166411191E98CEA7F8271A5">
-    <w:name w:val="846758719166411191E98CEA7F8271A5"/>
-    <w:rsid w:val="00124DE6"/>
-  </w:style>
-  <w:style w:type="paragraph" w:customStyle="1" w:styleId="90A7A655FA174C68BCB501710FA1DC6A">
-    <w:name w:val="90A7A655FA174C68BCB501710FA1DC6A"/>
-    <w:rsid w:val="00124DE6"/>
-  </w:style>
-  <w:style w:type="paragraph" w:customStyle="1" w:styleId="822FB767F7AB4FE69A32B1A6746EC18C">
-    <w:name w:val="822FB767F7AB4FE69A32B1A6746EC18C"/>
-    <w:rsid w:val="00124DE6"/>
-  </w:style>
-  <w:style w:type="paragraph" w:customStyle="1" w:styleId="14B8F274A5D14671A4245660778D9FC4">
-    <w:name w:val="14B8F274A5D14671A4245660778D9FC4"/>
-    <w:rsid w:val="00124DE6"/>
-  </w:style>
-  <w:style w:type="paragraph" w:customStyle="1" w:styleId="6EF2784BF8A6457EBFC81B743F6C5854">
-    <w:name w:val="6EF2784BF8A6457EBFC81B743F6C5854"/>
-    <w:rsid w:val="00124DE6"/>
-  </w:style>
-  <w:style w:type="paragraph" w:customStyle="1" w:styleId="2A7DCAEADF4E428E87E254B03999CD98">
-    <w:name w:val="2A7DCAEADF4E428E87E254B03999CD98"/>
-    <w:rsid w:val="00124DE6"/>
-  </w:style>
-  <w:style w:type="paragraph" w:customStyle="1" w:styleId="8872745E2D554E918869FB556DBEFE34">
-    <w:name w:val="8872745E2D554E918869FB556DBEFE34"/>
-    <w:rsid w:val="00124DE6"/>
-  </w:style>
-  <w:style w:type="paragraph" w:customStyle="1" w:styleId="027601422CB04B6AA9F2622CB1AFB334">
-    <w:name w:val="027601422CB04B6AA9F2622CB1AFB334"/>
-    <w:rsid w:val="00124DE6"/>
-  </w:style>
-  <w:style w:type="paragraph" w:customStyle="1" w:styleId="37D3FBFFA9F84E1CA50006F6E6A885CB">
-    <w:name w:val="37D3FBFFA9F84E1CA50006F6E6A885CB"/>
-    <w:rsid w:val="00124DE6"/>
-  </w:style>
-  <w:style w:type="paragraph" w:customStyle="1" w:styleId="758263E7EFDA42FD8D2FA5A50D4CFAA9">
-    <w:name w:val="758263E7EFDA42FD8D2FA5A50D4CFAA9"/>
-    <w:rsid w:val="00124DE6"/>
-  </w:style>
-  <w:style w:type="paragraph" w:customStyle="1" w:styleId="4401E82B47AD4C5FAB4EF01DEAC4D02B">
-    <w:name w:val="4401E82B47AD4C5FAB4EF01DEAC4D02B"/>
-    <w:rsid w:val="00124DE6"/>
-  </w:style>
   <w:style w:type="paragraph" w:customStyle="1" w:styleId="2A78D6C9BBF941E4BA91DE12829C11F6">
     <w:name w:val="2A78D6C9BBF941E4BA91DE12829C11F6"/>
     <w:rsid w:val="00124DE6"/>
@@ -4529,88 +4329,50 @@
     <w:name w:val="DE8466DC32D0444CA9C8ABF0D828A899"/>
     <w:rsid w:val="00124DE6"/>
   </w:style>
-  <w:style w:type="paragraph" w:customStyle="1" w:styleId="E5A5376A27F5424BA4340EB40D4DD6BD">
-    <w:name w:val="E5A5376A27F5424BA4340EB40D4DD6BD"/>
-    <w:rsid w:val="00124DE6"/>
+  <w:style w:type="paragraph" w:customStyle="1" w:styleId="2EBCA3FF963C4056ABB1EBEFAF64CEE4">
+    <w:name w:val="2EBCA3FF963C4056ABB1EBEFAF64CEE4"/>
+    <w:rsid w:val="006244BF"/>
+    <w:rPr>
+      <w:lang w:val="da-DK" w:eastAsia="da-DK"/>
+    </w:rPr>
   </w:style>
-  <w:style w:type="paragraph" w:customStyle="1" w:styleId="49FF0718D8054913957CC1D4613FC228">
-    <w:name w:val="49FF0718D8054913957CC1D4613FC228"/>
-    <w:rsid w:val="00124DE6"/>
+  <w:style w:type="paragraph" w:customStyle="1" w:styleId="7DCA8C52A7D24011864E9CB612704BB9">
+    <w:name w:val="7DCA8C52A7D24011864E9CB612704BB9"/>
+    <w:rsid w:val="006244BF"/>
+    <w:rPr>
+      <w:lang w:val="da-DK" w:eastAsia="da-DK"/>
+    </w:rPr>
   </w:style>
-  <w:style w:type="paragraph" w:customStyle="1" w:styleId="9FC11506876A4265B4E84B4D0D349AFB">
-    <w:name w:val="9FC11506876A4265B4E84B4D0D349AFB"/>
-    <w:rsid w:val="00124DE6"/>
+  <w:style w:type="paragraph" w:customStyle="1" w:styleId="2A1C0DFBF3034408B0717BFED93E1C36">
+    <w:name w:val="2A1C0DFBF3034408B0717BFED93E1C36"/>
+    <w:rsid w:val="006244BF"/>
+    <w:rPr>
+      <w:lang w:val="da-DK" w:eastAsia="da-DK"/>
+    </w:rPr>
   </w:style>
-  <w:style w:type="paragraph" w:customStyle="1" w:styleId="C6C1828679FB4A95906497915248CEF4">
-    <w:name w:val="C6C1828679FB4A95906497915248CEF4"/>
-    <w:rsid w:val="00124DE6"/>
+  <w:style w:type="paragraph" w:customStyle="1" w:styleId="6030DACAA29642B4A374F2555CA678EC">
+    <w:name w:val="6030DACAA29642B4A374F2555CA678EC"/>
+    <w:rsid w:val="006244BF"/>
+    <w:rPr>
+      <w:lang w:val="da-DK" w:eastAsia="da-DK"/>
+    </w:rPr>
   </w:style>
-  <w:style w:type="paragraph" w:customStyle="1" w:styleId="000F7A3C54DB4BEEB5985E73822E3C9C">
-    <w:name w:val="000F7A3C54DB4BEEB5985E73822E3C9C"/>
-    <w:rsid w:val="00124DE6"/>
+  <w:style w:type="paragraph" w:customStyle="1" w:styleId="5B341C10E2534698B3BFB1E9CB64AA0A">
+    <w:name w:val="5B341C10E2534698B3BFB1E9CB64AA0A"/>
+    <w:rsid w:val="006244BF"/>
+    <w:rPr>
+      <w:lang w:val="da-DK" w:eastAsia="da-DK"/>
+    </w:rPr>
   </w:style>
-  <w:style w:type="paragraph" w:customStyle="1" w:styleId="C5D7254E66AB4BFE8008444149471746">
-    <w:name w:val="C5D7254E66AB4BFE8008444149471746"/>
-    <w:rsid w:val="00124DE6"/>
-  </w:style>
-  <w:style w:type="paragraph" w:customStyle="1" w:styleId="1ACF2F1A78CE45BD9C410F7B7A3F00B3">
-    <w:name w:val="1ACF2F1A78CE45BD9C410F7B7A3F00B3"/>
-    <w:rsid w:val="00124DE6"/>
-  </w:style>
-  <w:style w:type="paragraph" w:customStyle="1" w:styleId="EF9CA92B21DD40AEA677A00C79A4CE9C">
-    <w:name w:val="EF9CA92B21DD40AEA677A00C79A4CE9C"/>
-    <w:rsid w:val="00124DE6"/>
-  </w:style>
-  <w:style w:type="paragraph" w:customStyle="1" w:styleId="01A83782648B42F396008069EDED50D3">
-    <w:name w:val="01A83782648B42F396008069EDED50D3"/>
-    <w:rsid w:val="00124DE6"/>
-  </w:style>
-  <w:style w:type="paragraph" w:customStyle="1" w:styleId="08D1B4EF903C47B9A0B1FA555526AA97">
-    <w:name w:val="08D1B4EF903C47B9A0B1FA555526AA97"/>
-    <w:rsid w:val="00124DE6"/>
-  </w:style>
-  <w:style w:type="paragraph" w:customStyle="1" w:styleId="EF4DBBE78B0D4867B62501D0C0DAF063">
-    <w:name w:val="EF4DBBE78B0D4867B62501D0C0DAF063"/>
-    <w:rsid w:val="00124DE6"/>
-  </w:style>
-  <w:style w:type="paragraph" w:customStyle="1" w:styleId="01828780442C4EF0BD9D19394E1C1C4B">
-    <w:name w:val="01828780442C4EF0BD9D19394E1C1C4B"/>
-    <w:rsid w:val="00124DE6"/>
-  </w:style>
-  <w:style w:type="paragraph" w:customStyle="1" w:styleId="C2442D79EA484437A1061BFCBFE90EB4">
-    <w:name w:val="C2442D79EA484437A1061BFCBFE90EB4"/>
-    <w:rsid w:val="00124DE6"/>
+  <w:style w:type="paragraph" w:customStyle="1" w:styleId="299EE3F754014E79B84BA871870698FE">
+    <w:name w:val="299EE3F754014E79B84BA871870698FE"/>
+    <w:rsid w:val="006244BF"/>
+    <w:rPr>
+      <w:lang w:val="da-DK" w:eastAsia="da-DK"/>
+    </w:rPr>
   </w:style>
   <w:style w:type="paragraph" w:customStyle="1" w:styleId="F5B61F0A0BF249C5A0A4635B2ECF937E">
     <w:name w:val="F5B61F0A0BF249C5A0A4635B2ECF937E"/>
-    <w:rsid w:val="00124DE6"/>
-  </w:style>
-  <w:style w:type="paragraph" w:customStyle="1" w:styleId="A051B12CF7914ABBAA1E4A9548E706D9">
-    <w:name w:val="A051B12CF7914ABBAA1E4A9548E706D9"/>
-    <w:rsid w:val="00124DE6"/>
-  </w:style>
-  <w:style w:type="paragraph" w:customStyle="1" w:styleId="31EBD26C114B41B1B28E3CF175AED2E8">
-    <w:name w:val="31EBD26C114B41B1B28E3CF175AED2E8"/>
-    <w:rsid w:val="00124DE6"/>
-  </w:style>
-  <w:style w:type="paragraph" w:customStyle="1" w:styleId="2D4612FA458E47719F7FD9E1FF549265">
-    <w:name w:val="2D4612FA458E47719F7FD9E1FF549265"/>
-    <w:rsid w:val="00124DE6"/>
-  </w:style>
-  <w:style w:type="paragraph" w:customStyle="1" w:styleId="BCAFE2B0EE084E67A7CAF2079DCDFF4C">
-    <w:name w:val="BCAFE2B0EE084E67A7CAF2079DCDFF4C"/>
-    <w:rsid w:val="00124DE6"/>
-  </w:style>
-  <w:style w:type="paragraph" w:customStyle="1" w:styleId="F70EDFFE36C243188E7818FCB105AF06">
-    <w:name w:val="F70EDFFE36C243188E7818FCB105AF06"/>
-    <w:rsid w:val="00124DE6"/>
-  </w:style>
-  <w:style w:type="paragraph" w:customStyle="1" w:styleId="270C0E2936DD40E88AA2C0CF5E5A49B2">
-    <w:name w:val="270C0E2936DD40E88AA2C0CF5E5A49B2"/>
-    <w:rsid w:val="00124DE6"/>
-  </w:style>
-  <w:style w:type="paragraph" w:customStyle="1" w:styleId="C8325E5D93A74A1FBD753635CF1797FB">
-    <w:name w:val="C8325E5D93A74A1FBD753635CF1797FB"/>
     <w:rsid w:val="00124DE6"/>
   </w:style>
 </w:styles>
@@ -4943,6 +4705,9 @@
   <wetp:taskpane dockstate="right" visibility="0" width="350" row="1">
     <wetp:webextensionref xmlns:r="http://schemas.openxmlformats.org/officeDocument/2006/relationships" r:id="rId1"/>
   </wetp:taskpane>
+  <wetp:taskpane dockstate="right" visibility="0" width="350" row="0">
+    <wetp:webextensionref xmlns:r="http://schemas.openxmlformats.org/officeDocument/2006/relationships" r:id="rId2"/>
+  </wetp:taskpane>
 </wetp:taskpanes>
 </file>
 
@@ -4958,9 +4723,19 @@
 </we:webextension>
 </file>
 
-<file path=customXml/item1.xml>��< ? x m l   v e r s i o n = " 1 . 0 "   e n c o d i n g = " u t f - 1 6 " ? > - 
- < N a v W o r d R e p o r t X m l P a r t   x m l n s = " u r n : m i c r o s o f t - d y n a m i c s - n a v / r e p o r t s / S t a n d a r d _ S a l e s _ S h i p m e n t / 1 3 0 8 / " > +<file path=word/webextensions/webextension2.xml><?xml version="1.0" encoding="utf-8"?>
+<we:webextension xmlns:we="http://schemas.microsoft.com/office/webextensions/webextension/2010/11" id="{2DACF7FB-5726-493F-A7A8-51DB30C66A3E}">
+  <we:reference id="wa200007356" version="2.0.0.1" store="en-US" storeType="OMEX"/>
+  <we:alternateReferences>
+    <we:reference id="WA200007356" version="2.0.0.1" store="WA200007356" storeType="OMEX"/>
+  </we:alternateReferences>
+  <we:properties/>
+  <we:bindings/>
+  <we:snapshot xmlns:r="http://schemas.openxmlformats.org/officeDocument/2006/relationships"/>
+</we:webextension>
+</file>
+
+<file path=customXml/item1.xml>��< ? x m l   v e r s i o n = " 1 . 0 "   e n c o d i n g = " u t f - 1 6 " ? > < N a v W o r d R e p o r t X m l P a r t   x m l n s = " u r n : m i c r o s o f t - d y n a m i c s - n a v / r e p o r t s / S t a n d a r d _ S a l e s _ S h i p m e n t / 1 3 0 8 / " >   
      < B C R e p o r t I n f o r m a t i o n >   
@@ -5024,84 +4799,6 @@
  
          < / R e p o r t R e q u e s t >   
-         < C o m p a n y M e t a d a t a > - 
-             < C o m p a n y N a m e > C o m p a n y   N a m e < / C o m p a n y N a m e > - 
-             < C o m p a n y D i s p l a y N a m e > C o m p a n y   D i s p l a y   N a m e < / C o m p a n y D i s p l a y N a m e > - 
-             < C o m p a n y A d d r e s s L i n e s > - 
-                 < C o m p a n y A d d r e s s L i n e > C o m p a n y   A d d r e s s   L i n e   1 < / C o m p a n y A d d r e s s L i n e > - 
-                 < C o m p a n y A d d r e s s L i n e > C o m p a n y   A d d r e s s   L i n e   2 < / C o m p a n y A d d r e s s L i n e > - 
-                 < C o m p a n y A d d r e s s L i n e > C o m p a n y   A d d r e s s   L i n e   3 < / C o m p a n y A d d r e s s L i n e > - 
-                 < C o m p a n y A d d r e s s L i n e > C o m p a n y   A d d r e s s   L i n e   4 < / C o m p a n y A d d r e s s L i n e > - 
-                 < C o m p a n y A d d r e s s L i n e > C o m p a n y   A d d r e s s   L i n e   5 < / C o m p a n y A d d r e s s L i n e > - 
-                 < C o m p a n y A d d r e s s L i n e > C o m p a n y   A d d r e s s   L i n e   6 < / C o m p a n y A d d r e s s L i n e > - 
-                 < C o m p a n y A d d r e s s L i n e > C o m p a n y   A d d r e s s   L i n e   7 < / C o m p a n y A d d r e s s L i n e > - 
-                 < C o m p a n y A d d r e s s L i n e > C o m p a n y   A d d r e s s   L i n e   8 < / C o m p a n y A d d r e s s L i n e > - 
-             < / C o m p a n y A d d r e s s L i n e s > - 
-             < C o m p a n y P h o n e > C o m p a n y   P h o n e < / C o m p a n y P h o n e > - 
-             < C o m p a n y P h o n e C a p t i o n > C o m p a n y   P h o n e   C a p t i o n < / C o m p a n y P h o n e C a p t i o n > - 
-             < C o m p a n y F a x N o > C o m p a n y   F a x   N o . < / C o m p a n y F a x N o > - 
-             < C o m p a n y F a x N o C a p t i o n > C o m p a n y   F a x   N o .   C a p t i o n < / C o m p a n y F a x N o C a p t i o n > - 
-             < C o m p a n y E m a i l > C o m p a n y   E m a i l < / C o m p a n y E m a i l > - 
-             < C o m p a n y E m a i l C a p t i o n > C o m p a n y   E m a i l   C a p t i o n < / C o m p a n y E m a i l C a p t i o n > - 
-             < C o m p a n y H o m e P a g e > C o m p a n y   H o m e   P a g e < / C o m p a n y H o m e P a g e > - 
-             < C o m p a n y H o m e P a g e C a p t i o n > C o m p a n y   H o m e   P a g e   C a p t i o n < / C o m p a n y H o m e P a g e C a p t i o n > - 
-             < C o m p a n y L o g o > C o m p a n y   L o g o < / C o m p a n y L o g o > - 
-             < C o m p a n y V A T R e g i s t r a t i o n N o > C o m p a n y   V A T   R e g i s t r a t i o n   N o . < / C o m p a n y V A T R e g i s t r a t i o n N o > - 
-             < C o m p a n y V A T R e g i s t r a t i o n N o C a p t i o n > C o m p a n y   V A T   R e g i s t r a t i o n   N o .   C a p t i o n < / C o m p a n y V A T R e g i s t r a t i o n N o C a p t i o n > - 
-             < C o m p a n y R e g i s t r a t i o n N o > C o m p a n y   R e g i s t r a t i o n   N o . < / C o m p a n y R e g i s t r a t i o n N o > - 
-             < C o m p a n y R e g i s t r a t i o n N o C a p t i o n > C o m p a n y   R e g i s t r a t i o n   N o .   C a p t i o n < / C o m p a n y R e g i s t r a t i o n N o C a p t i o n > - 
-             < C o m p a n y B a n k N a m e > C o m p a n y   B a n k   N a m e < / C o m p a n y B a n k N a m e > - 
-             < C o m p a n y B a n k N a m e C a p t i o n > C o m p a n y   B a n k   N a m e   C a p t i o n < / C o m p a n y B a n k N a m e C a p t i o n > - 
-             < C o m p a n y B a n k A c c o u n t N o > C o m p a n y   B a n k   A c c o u n t   N o . < / C o m p a n y B a n k A c c o u n t N o > - 
-             < C o m p a n y B a n k A c c o u n t N o C a p t i o n > C o m p a n y   B a n k   A c c o u n t   N o .   C a p t i o n < / C o m p a n y B a n k A c c o u n t N o C a p t i o n > - 
-             < C o m p a n y B a n k B r a n c h N o > C o m p a n y   B a n k   B r a n c h   N o . < / C o m p a n y B a n k B r a n c h N o > - 
-             < C o m p a n y B a n k B r a n c h N o C a p t i o n > C o m p a n y   B a n k   B r a n c h   N o .   C a p t i o n < / C o m p a n y B a n k B r a n c h N o C a p t i o n > - 
-             < C o m p a n y I B A N > C o m p a n y   I B A N < / C o m p a n y I B A N > - 
-             < C o m p a n y I B A N C a p t i o n > C o m p a n y   I B A N   C a p t i o n < / C o m p a n y I B A N C a p t i o n > - 
-             < C o m p a n y B a n k S W I F T > C o m p a n y   B a n k   S W I F T < / C o m p a n y B a n k S W I F T > - 
-             < C o m p a n y B a n k S W I F T C a p t i o n > C o m p a n y   B a n k   S W I F T   C a p t i o n < / C o m p a n y B a n k S W I F T C a p t i o n > - 
-             < C o m p a n y G i r o N o > C o m p a n y   G i r o   N o . < / C o m p a n y G i r o N o > - 
-             < C o m p a n y G i r o N o C a p t i o n > C o m p a n y   G i r o   N o .   C a p t i o n < / C o m p a n y G i r o N o C a p t i o n > - 
-         < / C o m p a n y M e t a d a t a > - 
      < / B C R e p o r t I n f o r m a t i o n >   
      < H e a d e r > @@ -5182,7 +4879,7 @@
  
          < C o m p a n y P h o n e N o _ L b l > C o m p a n y P h o n e N o _ L b l < / C o m p a n y P h o n e N o _ L b l >   
-         < C o m p a n y P i c t u r e   / > +         < C o m p a n y P i c t u r e / >   
          < C o m p a n y R e g i s t r a t i o n N u m b e r > C o m p a n y R e g i s t r a t i o n N u m b e r < / C o m p a n y R e g i s t r a t i o n N u m b e r >   
@@ -5272,20 +4969,20 @@
  
          < P r i c e s I n c l u d i n g V A T > P r i c e s I n c l u d i n g V A T < / P r i c e s I n c l u d i n g V A T >   
+         < P r i c e s I n c l u d i n g V A T _ L b l > P r i c e s I n c l u d i n g V A T _ L b l < / P r i c e s I n c l u d i n g V A T _ L b l > + 
          < P r i c e s I n c l u d i n g V A T Y e s N o > P r i c e s I n c l u d i n g V A T Y e s N o < / P r i c e s I n c l u d i n g V A T Y e s N o >   
-         < P r i c e s I n c l u d i n g V A T _ L b l > P r i c e s I n c l u d i n g V A T _ L b l < / P r i c e s I n c l u d i n g V A T _ L b l > - 
          < Q u a n t i t y C a p t i o n > Q u a n t i t y C a p t i o n < / Q u a n t i t y C a p t i o n >   
          < Q u e s t i o n s _ L b l > Q u e s t i o n s _ L b l < / Q u e s t i o n s _ L b l >   
+         < S a l e s P e r s o n _ L b l > S a l e s P e r s o n _ L b l < / S a l e s P e r s o n _ L b l > + 
          < S a l e s P e r s o n B l a n k _ L b l > S a l e s P e r s o n B l a n k _ L b l < / S a l e s P e r s o n B l a n k _ L b l >   
          < S a l e s P e r s o n N a m e > S a l e s P e r s o n N a m e < / S a l e s P e r s o n N a m e >   
-         < S a l e s P e r s o n _ L b l > S a l e s P e r s o n _ L b l < / S a l e s P e r s o n _ L b l > - 
          < S e l l T o C o n t a c t E m a i l > S e l l T o C o n t a c t E m a i l < / S e l l T o C o n t a c t E m a i l >   
          < S e l l T o C o n t a c t E m a i l L b l > S e l l T o C o n t a c t E m a i l L b l < / S e l l T o C o n t a c t E m a i l L b l > @@ -5306,6 +5003,8 @@
  
          < S e r i a l N o C a p t i o n > S e r i a l N o C a p t i o n < / S e r i a l N o C a p t i o n >   
+         < S h i p m e n t _ L b l > S h i p m e n t _ L b l < / S h i p m e n t _ L b l > + 
          < S h i p m e n t D a t e > S h i p m e n t D a t e < / S h i p m e n t D a t e >   
          < S h i p m e n t D a t e _ L b l > S h i p m e n t D a t e _ L b l < / S h i p m e n t D a t e _ L b l > @@ -5314,12 +5013,12 @@
  
          < S h i p m e n t M e t h o d D e s c r i p t i o n _ L b l > S h i p m e n t M e t h o d D e s c r i p t i o n _ L b l < / S h i p m e n t M e t h o d D e s c r i p t i o n _ L b l >   
-         < S h i p m e n t _ L b l > S h i p m e n t _ L b l < / S h i p m e n t _ L b l > - 
          < S h i p p i n g A g e n t C o d e > S h i p p i n g A g e n t C o d e < / S h i p p i n g A g e n t C o d e >   
          < S h i p p i n g A g e n t C o d e _ L b l > S h i p p i n g A g e n t C o d e _ L b l < / S h i p p i n g A g e n t C o d e _ L b l >   
+         < S h i p T o A d d r e s s _ L b l > S h i p T o A d d r e s s _ L b l < / S h i p T o A d d r e s s _ L b l > + 
          < S h i p T o A d d r e s s 1 > S h i p T o A d d r e s s 1 < / S h i p T o A d d r e s s 1 >   
          < S h i p T o A d d r e s s 2 > S h i p T o A d d r e s s 2 < / S h i p T o A d d r e s s 2 > @@ -5336,8 +5035,6 @@
  
          < S h i p T o A d d r e s s 8 > S h i p T o A d d r e s s 8 < / S h i p T o A d d r e s s 8 >   
-         < S h i p T o A d d r e s s _ L b l > S h i p T o A d d r e s s _ L b l < / S h i p T o A d d r e s s _ L b l > - 
          < S h i p T o P h o n e N o > S h i p T o P h o n e N o < / S h i p T o P h o n e N o >   
          < S h o w C u s t A d d r e s s > S h o w C u s t A d d r e s s < / S h o w C u s t A d d r e s s > @@ -5380,10 +5077,10 @@
  
              < J o b N o _ L b l > J o b N o _ L b l < / J o b N o _ L b l >   
+             < J o b T a s k D e s c _ L b l > J o b T a s k D e s c _ L b l < / J o b T a s k D e s c _ L b l > + 
              < J o b T a s k D e s c r i p t i o n > J o b T a s k D e s c r i p t i o n < / J o b T a s k D e s c r i p t i o n >   
-             < J o b T a s k D e s c _ L b l > J o b T a s k D e s c _ L b l < / J o b T a s k D e s c _ L b l > - 
              < J o b T a s k N o > J o b T a s k N o < / J o b T a s k N o >   
              < J o b T a s k N o _ L b l > J o b T a s k N o _ L b l < / J o b T a s k N o _ L b l > @@ -5402,6 +5099,20 @@
  
              < T y p e _ L i n e > T y p e _ L i n e < / T y p e _ L i n e >   
+             < U n i t _ G r o s s _ W e i g h t > U n i t _ G r o s s _ W e i g h t < / U n i t _ G r o s s _ W e i g h t > + 
+             < U n i t _ G r o s s _ W e i g h t _ L b l > U n i t _ G r o s s _ W e i g h t _ L b l < / U n i t _ G r o s s _ W e i g h t _ L b l > + 
+             < U n i t _ L b l > U n i t _ L b l < / U n i t _ L b l > + 
+             < U n i t _ N e t _ W e i g h t > U n i t _ N e t _ W e i g h t < / U n i t _ N e t _ W e i g h t > + 
+             < U n i t _ N e t _ W e i g h t _ L b l > U n i t _ N e t _ W e i g h t _ L b l < / U n i t _ N e t _ W e i g h t _ L b l > + 
+             < U n i t _ V o l u m e > U n i t _ V o l u m e < / U n i t _ V o l u m e > + 
+             < U n i t _ V o l u m e _ L b l > U n i t _ V o l u m e _ L b l < / U n i t _ V o l u m e _ L b l > + 
              < U n i t O f M e a s u r e > U n i t O f M e a s u r e < / U n i t O f M e a s u r e >   
              < U n i t O f M e a s u r e _ L b l > U n i t O f M e a s u r e _ L b l < / U n i t O f M e a s u r e _ L b l > @@ -5409,20 +5120,6 @@
              < U n i t s _ p e r _ P a r c e l > U n i t s _ p e r _ P a r c e l < / U n i t s _ p e r _ P a r c e l >   
              < U n i t s _ p e r _ P a r c e l _ L b l > U n i t s _ p e r _ P a r c e l _ L b l < / U n i t s _ p e r _ P a r c e l _ L b l > - 
-             < U n i t _ G r o s s _ W e i g h t > U n i t _ G r o s s _ W e i g h t < / U n i t _ G r o s s _ W e i g h t > - 
-             < U n i t _ G r o s s _ W e i g h t _ L b l > U n i t _ G r o s s _ W e i g h t _ L b l < / U n i t _ G r o s s _ W e i g h t _ L b l > - 
-             < U n i t _ L b l > U n i t _ L b l < / U n i t _ L b l > - 
-             < U n i t _ N e t _ W e i g h t > U n i t _ N e t _ W e i g h t < / U n i t _ N e t _ W e i g h t > - 
-             < U n i t _ N e t _ W e i g h t _ L b l > U n i t _ N e t _ W e i g h t _ L b l < / U n i t _ N e t _ W e i g h t _ L b l > - 
-             < U n i t _ V o l u m e > U n i t _ V o l u m e < / U n i t _ V o l u m e > - 
-             < U n i t _ V o l u m e _ L b l > U n i t _ V o l u m e _ L b l < / U n i t _ V o l u m e _ L b l >   
              < A s s e m b l y L i n e >   
@@ -5495,9 +5192,7 @@
  < / N a v W o r d R e p o r t X m l P a r t > 
 </file>
 
-<file path=customXml/item2.xml>��< ? x m l   v e r s i o n = " 1 . 0 "   e n c o d i n g = " u t f - 1 6 " ? > - 
- < N a v W o r d R e p o r t X m l P a r t   x m l n s = " u r n : m i c r o s o f t - d y n a m i c s - b u s i n e s s c e n t r a l / i n t e r n a l / e x t e n d e d / r e p o r t s / S t a n d a r d _ S a l e s _ S h i p m e n t / 1 3 0 8 / " > +<file path=customXml/item2.xml>��< ? x m l   v e r s i o n = " 1 . 0 "   e n c o d i n g = " u t f - 1 6 " ? > < N a v W o r d R e p o r t X m l P a r t   x m l n s = " u r n : m i c r o s o f t - d y n a m i c s - b u s i n e s s c e n t r a l / i n t e r n a l / e x t e n d e d / r e p o r t s / S t a n d a r d _ S a l e s _ S h i p m e n t / 1 3 0 8 / " >   
      < B C R e p o r t I n f o r m a t i o n >   
@@ -5561,371 +5256,27 @@
  
          < / R e p o r t R e q u e s t >   
-         < C o m p a n y M e t a d a t a > - 
-             < C o m p a n y N a m e > C o m p a n y   N a m e < / C o m p a n y N a m e > - 
-             < C o m p a n y D i s p l a y N a m e > C o m p a n y   D i s p l a y   N a m e < / C o m p a n y D i s p l a y N a m e > - 
-             < C o m p a n y A d d r e s s L i n e s > - 
-                 < C o m p a n y A d d r e s s L i n e > C o m p a n y   A d d r e s s   L i n e   1 < / C o m p a n y A d d r e s s L i n e > - 
-                 < C o m p a n y A d d r e s s L i n e > C o m p a n y   A d d r e s s   L i n e   2 < / C o m p a n y A d d r e s s L i n e > - 
-                 < C o m p a n y A d d r e s s L i n e > C o m p a n y   A d d r e s s   L i n e   3 < / C o m p a n y A d d r e s s L i n e > - 
-                 < C o m p a n y A d d r e s s L i n e > C o m p a n y   A d d r e s s   L i n e   4 < / C o m p a n y A d d r e s s L i n e > - 
-                 < C o m p a n y A d d r e s s L i n e > C o m p a n y   A d d r e s s   L i n e   5 < / C o m p a n y A d d r e s s L i n e > - 
-                 < C o m p a n y A d d r e s s L i n e > C o m p a n y   A d d r e s s   L i n e   6 < / C o m p a n y A d d r e s s L i n e > - 
-                 < C o m p a n y A d d r e s s L i n e > C o m p a n y   A d d r e s s   L i n e   7 < / C o m p a n y A d d r e s s L i n e > - 
-                 < C o m p a n y A d d r e s s L i n e > C o m p a n y   A d d r e s s   L i n e   8 < / C o m p a n y A d d r e s s L i n e > - 
-             < / C o m p a n y A d d r e s s L i n e s > - 
-             < C o m p a n y P h o n e > C o m p a n y   P h o n e < / C o m p a n y P h o n e > - 
-             < C o m p a n y P h o n e C a p t i o n > C o m p a n y   P h o n e   C a p t i o n < / C o m p a n y P h o n e C a p t i o n > - 
-             < C o m p a n y F a x N o > C o m p a n y   F a x   N o . < / C o m p a n y F a x N o > - 
-             < C o m p a n y F a x N o C a p t i o n > C o m p a n y   F a x   N o .   C a p t i o n < / C o m p a n y F a x N o C a p t i o n > - 
-             < C o m p a n y E m a i l > C o m p a n y   E m a i l < / C o m p a n y E m a i l > - 
-             < C o m p a n y E m a i l C a p t i o n > C o m p a n y   E m a i l   C a p t i o n < / C o m p a n y E m a i l C a p t i o n > - 
-             < C o m p a n y H o m e P a g e > C o m p a n y   H o m e   P a g e < / C o m p a n y H o m e P a g e > - 
-             < C o m p a n y H o m e P a g e C a p t i o n > C o m p a n y   H o m e   P a g e   C a p t i o n < / C o m p a n y H o m e P a g e C a p t i o n > - 
-             < C o m p a n y L o g o > C o m p a n y   L o g o < / C o m p a n y L o g o > - 
-             < C o m p a n y V A T R e g i s t r a t i o n N o > C o m p a n y   V A T   R e g i s t r a t i o n   N o . < / C o m p a n y V A T R e g i s t r a t i o n N o > - 
-             < C o m p a n y V A T R e g i s t r a t i o n N o C a p t i o n > C o m p a n y   V A T   R e g i s t r a t i o n   N o .   C a p t i o n < / C o m p a n y V A T R e g i s t r a t i o n N o C a p t i o n > - 
-             < C o m p a n y R e g i s t r a t i o n N o > C o m p a n y   R e g i s t r a t i o n   N o . < / C o m p a n y R e g i s t r a t i o n N o > - 
-             < C o m p a n y R e g i s t r a t i o n N o C a p t i o n > C o m p a n y   R e g i s t r a t i o n   N o .   C a p t i o n < / C o m p a n y R e g i s t r a t i o n N o C a p t i o n > - 
-             < C o m p a n y B a n k N a m e > C o m p a n y   B a n k   N a m e < / C o m p a n y B a n k N a m e > - 
-             < C o m p a n y B a n k N a m e C a p t i o n > C o m p a n y   B a n k   N a m e   C a p t i o n < / C o m p a n y B a n k N a m e C a p t i o n > - 
-             < C o m p a n y B a n k A c c o u n t N o > C o m p a n y   B a n k   A c c o u n t   N o . < / C o m p a n y B a n k A c c o u n t N o > - 
-             < C o m p a n y B a n k A c c o u n t N o C a p t i o n > C o m p a n y   B a n k   A c c o u n t   N o .   C a p t i o n < / C o m p a n y B a n k A c c o u n t N o C a p t i o n > - 
-             < C o m p a n y B a n k B r a n c h N o > C o m p a n y   B a n k   B r a n c h   N o . < / C o m p a n y B a n k B r a n c h N o > - 
-             < C o m p a n y B a n k B r a n c h N o C a p t i o n > C o m p a n y   B a n k   B r a n c h   N o .   C a p t i o n < / C o m p a n y B a n k B r a n c h N o C a p t i o n > - 
-             < C o m p a n y I B A N > C o m p a n y   I B A N < / C o m p a n y I B A N > - 
-             < C o m p a n y I B A N C a p t i o n > C o m p a n y   I B A N   C a p t i o n < / C o m p a n y I B A N C a p t i o n > - 
-             < C o m p a n y B a n k S W I F T > C o m p a n y   B a n k   S W I F T < / C o m p a n y B a n k S W I F T > - 
-             < C o m p a n y B a n k S W I F T C a p t i o n > C o m p a n y   B a n k   S W I F T   C a p t i o n < / C o m p a n y B a n k S W I F T C a p t i o n > - 
-             < C o m p a n y G i r o N o > C o m p a n y   G i r o   N o . < / C o m p a n y G i r o N o > - 
-             < C o m p a n y G i r o N o C a p t i o n > C o m p a n y   G i r o   N o .   C a p t i o n < / C o m p a n y G i r o N o C a p t i o n > - 
-         < / C o m p a n y M e t a d a t a > - 
      < / B C R e p o r t I n f o r m a t i o n >   
-     < T o o l t i p s > - 
-         < T o o l t i p   c o l u m n = " C o m p a n y H o m e P a g e "   E l e m e n t I d = " 1 9 8 9 1 8 8 7 0 " > - 
-             < T o o l t i p T e x t   l a n g = " e n - U S " > S p e c i f i e s   y o u r   c o m p a n y ' s   w e b   s i t e . < / T o o l t i p T e x t > - 
-         < / T o o l t i p > - 
-         < T o o l t i p   c o l u m n = " C o m p a n y E M a i l "   E l e m e n t I d = " 1 6 7 7 0 7 4 0 5 8 " > - 
-             < T o o l t i p T e x t   l a n g = " e n - U S " > S p e c i f i e s   t h e   c o m p a n y ' s   e m a i l   a d d r e s s . < / T o o l t i p T e x t > - 
-         < / T o o l t i p > - 
-         < T o o l t i p   c o l u m n = " C o m p a n y P i c t u r e "   E l e m e n t I d = " 1 3 9 7 4 1 1 0 7 4 " > - 
-             < T o o l t i p T e x t   l a n g = " e n - U S " > S p e c i f i e s   t h e   p i c t u r e   t h a t   h a s   b e e n   s e t   u p   f o r   t h e   c o m p a n y ,   s u c h   a s   a   c o m p a n y   l o g o . < / T o o l t i p T e x t > - 
-         < / T o o l t i p > - 
-         < T o o l t i p   c o l u m n = " C o m p a n y P h o n e N o "   E l e m e n t I d = " 2 5 0 4 4 0 6 5 5 " > - 
-             < T o o l t i p T e x t   l a n g = " e n - U S " > S p e c i f i e s   t h e   c o m p a n y ' s   t e l e p h o n e   n u m b e r . < / T o o l t i p T e x t > - 
-         < / T o o l t i p > - 
-         < T o o l t i p   c o l u m n = " C o m p a n y G i r o N o "   E l e m e n t I d = " 1 3 6 0 1 9 6 3 2 0 " > - 
-             < T o o l t i p T e x t   l a n g = " e n - U S " > S p e c i f i e s   t h e   c o m p a n y ' s   g i r o   n u m b e r . < / T o o l t i p T e x t > - 
-         < / T o o l t i p > - 
-         < T o o l t i p   c o l u m n = " C o m p a n y B a n k N a m e "   E l e m e n t I d = " 1 5 3 4 9 0 5 6 0 5 " > - 
-             < T o o l t i p T e x t   l a n g = " e n - U S " > S p e c i f i e s   t h e   n a m e   o f   t h e   b a n k   w h e r e   y o u   h a v e   t h e   b a n k   a c c o u n t . < / T o o l t i p T e x t > - 
-         < / T o o l t i p > - 
-         < T o o l t i p   c o l u m n = " C o m p a n y B a n k B r a n c h N o "   E l e m e n t I d = " 7 9 3 1 3 3 0 5 7 " > - 
-             < T o o l t i p T e x t   l a n g = " e n - U S " > S p e c i f i e s   a   n u m b e r   o f   t h e   b a n k   b r a n c h . < / T o o l t i p T e x t > - 
-         < / T o o l t i p > - 
-         < T o o l t i p   c o l u m n = " C o m p a n y B a n k A c c o u n t N o "   E l e m e n t I d = " 3 0 1 4 0 2 0 4 " > - 
-             < T o o l t i p T e x t   l a n g = " e n - U S " > S p e c i f i e s   t h e   n u m b e r   u s e d   b y   t h e   b a n k   f o r   t h e   b a n k   a c c o u n t . < / T o o l t i p T e x t > - 
-         < / T o o l t i p > - 
-         < T o o l t i p   c o l u m n = " C o m p a n y I B A N "   E l e m e n t I d = " 9 0 6 5 4 9 1 8 2 " > - 
-             < T o o l t i p T e x t   l a n g = " e n - U S " > S p e c i f i e s   t h e   b a n k   a c c o u n t ' s   i n t e r n a t i o n a l   b a n k   a c c o u n t   n u m b e r . < / T o o l t i p T e x t > - 
-         < / T o o l t i p > - 
-         < T o o l t i p   c o l u m n = " C o m p a n y S W I F T "   E l e m e n t I d = " 6 6 8 2 5 0 2 4 5 " > - 
-             < T o o l t i p T e x t   l a n g = " e n - U S " > S p e c i f i e s   t h e   i n t e r n a t i o n a l   b a n k   i d e n t i f i e r   c o d e   ( S W I F T )   o f   t h e   b a n k   w h e r e   y o u   h a v e   t h e   a c c o u n t . < / T o o l t i p T e x t > - 
-         < / T o o l t i p > - 
-         < T o o l t i p   c o l u m n = " S h i p m e n t M e t h o d D e s c r i p t i o n "   E l e m e n t I d = " 2 0 5 9 4 0 3 2 6 0 " > - 
-             < T o o l t i p T e x t   l a n g = " e n - U S " > S p e c i f i e s   a   d e s c r i p t i o n   o f   t h e   s h i p m e n t   m e t h o d . < / T o o l t i p T e x t > - 
-         < / T o o l t i p > - 
-         < T o o l t i p   c o l u m n = " S h i p T o P h o n e N o "   E l e m e n t I d = " 3 6 9 7 0 2 2 5 5 " > - 
-             < T o o l t i p T e x t   l a n g = " e n - U S " > S p e c i f i e s   t h e   t e l e p h o n e   n u m b e r   o f   t h e   c o m p a n y ' s   s h i p p i n g   a d d r e s s . < / T o o l t i p T e x t > - 
-         < / T o o l t i p > - 
-         < T o o l t i p   c o l u m n = " S e l l T o C o n t a c t P h o n e N o "   E l e m e n t I d = " 1 6 1 3 8 2 2 4 8 3 " > - 
-             < T o o l t i p T e x t   l a n g = " e n - U S " > S p e c i f i e s   t h e   c o n t a c t ' s   p h o n e   n u m b e r . < / T o o l t i p T e x t > - 
-         < / T o o l t i p > - 
-         < T o o l t i p   c o l u m n = " S e l l T o C o n t a c t M o b i l e P h o n e N o "   E l e m e n t I d = " 1 8 4 3 5 8 7 4 7 " > - 
-             < T o o l t i p T e x t   l a n g = " e n - U S " > S p e c i f i e s   t h e   c o n t a c t ' s   m o b i l e   t e l e p h o n e   n u m b e r . < / T o o l t i p T e x t > - 
-         < / T o o l t i p > - 
-         < T o o l t i p   c o l u m n = " S e l l T o C o n t a c t E m a i l "   E l e m e n t I d = " 2 6 2 8 2 4 5 6 4 " > - 
-             < T o o l t i p T e x t   l a n g = " e n - U S " > S p e c i f i e s   t h e   e m a i l   a d d r e s s   o f   t h e   c o n t a c t . < / T o o l t i p T e x t > - 
-         < / T o o l t i p > - 
-         < T o o l t i p   c o l u m n = " B i l l T o C o n t a c t P h o n e N o "   E l e m e n t I d = " 3 6 2 4 7 7 4 8 8 " > - 
-             < T o o l t i p T e x t   l a n g = " e n - U S " > S p e c i f i e s   t h e   c o n t a c t ' s   p h o n e   n u m b e r . < / T o o l t i p T e x t > - 
-         < / T o o l t i p > - 
-         < T o o l t i p   c o l u m n = " B i l l T o C o n t a c t M o b i l e P h o n e N o "   E l e m e n t I d = " 2 4 8 4 8 8 6 9 6 " > - 
-             < T o o l t i p T e x t   l a n g = " e n - U S " > S p e c i f i e s   t h e   c o n t a c t ' s   m o b i l e   t e l e p h o n e   n u m b e r . < / T o o l t i p T e x t > - 
-         < / T o o l t i p > - 
-         < T o o l t i p   c o l u m n = " B i l l T o C o n t a c t E m a i l "   E l e m e n t I d = " 3 3 5 8 2 7 8 9 5 " > - 
-             < T o o l t i p T e x t   l a n g = " e n - U S " > S p e c i f i e s   t h e   e m a i l   a d d r e s s   o f   t h e   c o n t a c t . < / T o o l t i p T e x t > - 
-         < / T o o l t i p > - 
-         < T o o l t i p   c o l u m n = " D o c u m e n t N o "   E l e m e n t I d = " 9 7 0 3 5 0 5 3 9 " > - 
-             < T o o l t i p T e x t   l a n g = " e n - U S " > S p e c i f i e s   t h e   n u m b e r   o f   t h e   r e c o r d . < / T o o l t i p T e x t > - 
-         < / T o o l t i p > - 
-         < T o o l t i p   c o l u m n = " O r d e r N o "   E l e m e n t I d = " 1 4 6 6 4 7 3 8 8 6 " > - 
-             < T o o l t i p T e x t   l a n g = " e n - U S " > S p e c i f i e s   t h e   n u m b e r   o f   t h e   s a l e s   o r d e r   t h a t   t h i s   i n v o i c e   w a s   p o s t e d   f r o m . < / T o o l t i p T e x t > - 
-         < / T o o l t i p > - 
-         < T o o l t i p   c o l u m n = " S a l e s P e r s o n N a m e "   E l e m e n t I d = " 8 7 1 4 9 2 9 8 3 " > - 
-             < T o o l t i p T e x t   l a n g = " e n - U S " > S p e c i f i e s   t h e   n a m e   o f   t h e   s a l e s p e r s o n   o r   p u r c h a s e r . < / T o o l t i p T e x t > - 
-         < / T o o l t i p > - 
-         < T o o l t i p   c o l u m n = " P a c k a g e T r a c k i n g N o "   E l e m e n t I d = " 1 2 4 4 8 2 6 1 5 9 " > - 
-             < T o o l t i p T e x t   l a n g = " e n - U S " > S p e c i f i e s   t h e   s h i p p i n g   a g e n t ' s   p a c k a g e   n u m b e r . < / T o o l t i p T e x t > - 
-         < / T o o l t i p > - 
-         < T o o l t i p   c o l u m n = " S h i p p i n g A g e n t C o d e "   E l e m e n t I d = " 1 6 7 0 1 5 5 2 6 9 " > - 
-             < T o o l t i p T e x t   l a n g = " e n - U S " > S p e c i f i e s   w h i c h   s h i p p i n g   a g e n t   i s   u s e d   t o   t r a n s p o r t   t h e   i t e m s   o n   t h e   s a l e s   d o c u m e n t   t o   t h e   c u s t o m e r . < / T o o l t i p T e x t > - 
-         < / T o o l t i p > - 
-         < T o o l t i p   c o l u m n = " E x t e r n a l D o c u m e n t N o "   E l e m e n t I d = " 7 3 3 9 5 3 9 6 6 " > - 
-             < T o o l t i p T e x t   l a n g = " e n - U S " > S p e c i f i e s   t h e   n u m b e r   t h a t   t h e   c u s t o m e r   u s e s   i n   t h e i r   o w n   s y s t e m   t o   r e f e r   t o   t h i s   s a l e s   d o c u m e n t . < / T o o l t i p T e x t > - 
-         < / T o o l t i p > - 
-         < T o o l t i p   c o l u m n = " D e s c r i p t i o n _ L i n e "   E l e m e n t I d = " 1 4 0 6 8 2 2 3 1 0 " > - 
-             < T o o l t i p T e x t   l a n g = " e n - U S " > S p e c i f i e s   t h e   n a m e   o f   t h e   i t e m   o r   g e n e r a l   l e d g e r   a c c o u n t ,   o r   s o m e   d e s c r i p t i v e   t e x t . < / T o o l t i p T e x t > - 
-         < / T o o l t i p > - 
-         < T o o l t i p   c o l u m n = " I t e m N o _ L i n e "   E l e m e n t I d = " 1 9 1 0 2 9 6 2 8 8 " > - 
-             < T o o l t i p T e x t   l a n g = " e n - U S " > S p e c i f i e s   t h e   n u m b e r   o f   t h e   i n v o l v e d   e n t r y   o r   r e c o r d ,   a c c o r d i n g   t o   t h e   s p e c i f i e d   n u m b e r   s e r i e s . < / T o o l t i p T e x t > - 
-         < / T o o l t i p > - 
-         < T o o l t i p   c o l u m n = " I t e m R e f e r e n c e N o _ L i n e "   E l e m e n t I d = " 9 2 7 2 3 5 7 " > - 
-             < T o o l t i p T e x t   l a n g = " e n - U S " > S p e c i f i e s   t h e   r e f e r e n c e d   i t e m   n u m b e r . < / T o o l t i p T e x t > - 
-         < / T o o l t i p > - 
-         < T o o l t i p   c o l u m n = " U n i t O f M e a s u r e "   E l e m e n t I d = " 1 8 0 8 2 2 8 0 1 8 " > - 
-             < T o o l t i p T e x t   l a n g = " e n - U S " > S p e c i f i e s   t h e   n a m e   o f   t h e   i t e m   o r   r e s o u r c e ' s   u n i t   o f   m e a s u r e ,   s u c h   a s   p i e c e   o r   h o u r . < / T o o l t i p T e x t > - 
-         < / T o o l t i p > - 
-         < T o o l t i p   c o l u m n = " U n i t _ G r o s s _ W e i g h t "   E l e m e n t I d = " 1 1 3 4 3 9 2 0 8 9 " > - 
-             < T o o l t i p T e x t   l a n g = " e n - U S " > S p e c i f i e s   t h e   g r o s s   w e i g h t   o f   o n e   u n i t   o f   t h e   i t e m .   I n   t h e   s a l e s   s t a t i s t i c s   w i n d o w ,   t h e   g r o s s   w e i g h t   o n   t h e   l i n e   i s   i n c l u d e d   i n   t h e   t o t a l   g r o s s   w e i g h t   o f   a l l   t h e   l i n e s   f o r   t h e   p a r t i c u l a r   s a l e s   d o c u m e n t . < / T o o l t i p T e x t > - 
-         < / T o o l t i p > - 
-         < T o o l t i p   c o l u m n = " U n i t _ N e t _ W e i g h t "   E l e m e n t I d = " 1 0 1 3 5 4 1 3 8 8 " > - 
-             < T o o l t i p T e x t   l a n g = " e n - U S " > S p e c i f i e s   t h e   n e t   w e i g h t   o f   o n e   u n i t   o f   t h e   i t e m .   I n   t h e   s a l e s   s t a t i s t i c s   w i n d o w ,   t h e   n e t   w e i g h t   o n   t h e   l i n e   i s   i n c l u d e d   i n   t h e   t o t a l   n e t   w e i g h t   o f   a l l   t h e   l i n e s   f o r   t h e   p a r t i c u l a r   s a l e s   d o c u m e n t . < / T o o l t i p T e x t > - 
-         < / T o o l t i p > - 
-         < T o o l t i p   c o l u m n = " U n i t _ V o l u m e "   E l e m e n t I d = " 1 0 9 8 3 4 0 2 6 8 " > - 
-             < T o o l t i p T e x t   l a n g = " e n - U S " > S p e c i f i e s   t h e   v o l u m e   o f   o n e   u n i t   o f   t h e   i t e m .   I n   t h e   s a l e s   s t a t i s t i c s   w i n d o w ,   t h e   v o l u m e   o f   o n e   u n i t   o f   t h e   i t e m   o n   t h e   l i n e   i s   i n c l u d e d   i n   t h e   t o t a l   v o l u m e   o f   a l l   t h e   l i n e s   f o r   t h e   p a r t i c u l a r   s a l e s   d o c u m e n t . < / T o o l t i p T e x t > - 
-         < / T o o l t i p > - 
-         < T o o l t i p   c o l u m n = " U n i t s _ p e r _ P a r c e l "   E l e m e n t I d = " 3 6 9 3 6 4 0 9 0 " > - 
-             < T o o l t i p T e x t   l a n g = " e n - U S " > S p e c i f i e s   t h e   n u m b e r   o f   u n i t s   p e r   p a r c e l   o f   t h e   i t e m .   I n   t h e   s a l e s   s t a t i s t i c s   w i n d o w ,   t h e   n u m b e r   o f   u n i t s   p e r   p a r c e l   o n   t h e   l i n e   h e l p s   t o   d e t e r m i n e   t h e   t o t a l   n u m b e r   o f   u n i t s   f o r   a l l   t h e   l i n e s   f o r   t h e   p a r t i c u l a r   s a l e s   d o c u m e n t . < / T o o l t i p T e x t > - 
-         < / T o o l t i p > - 
-         < T o o l t i p   c o l u m n = " L i n e N o _ A s s e m b l y L i n e "   E l e m e n t I d = " 6 4 0 5 8 3 8 9 1 " > - 
-             < T o o l t i p T e x t   l a n g = " e n - U S " > S p e c i f i e s   t h e   n u m b e r   o f   t h e   i n v o l v e d   e n t r y   o r   r e c o r d ,   a c c o r d i n g   t o   t h e   s p e c i f i e d   n u m b e r   s e r i e s . < / T o o l t i p T e x t > - 
-         < / T o o l t i p > - 
-         < T o o l t i p   c o l u m n = " D e s c r i p t i o n _ A s s e m b l y L i n e "   E l e m e n t I d = " 2 8 0 7 4 3 7 9 6 " > - 
-             < T o o l t i p T e x t   l a n g = " e n - U S " > S p e c i f i e s   t h e   d e s c r i p t i o n   o f   t h e   a s s e m b l y   c o m p o n e n t   o n   t h e   p o s t e d   a s s e m b l y   l i n e . < / T o o l t i p T e x t > - 
-         < / T o o l t i p > - 
-         < T o o l t i p   c o l u m n = " Q u a n t i t y _ A s s e m b l y L i n e "   E l e m e n t I d = " 1 9 5 7 6 4 8 2 3 1 " > - 
-             < T o o l t i p T e x t   l a n g = " e n - U S " > S p e c i f i e s   h o w   m a n y   u n i t s   o f   t h e   a s s e m b l y   c o m p o n e n t   w e r e   p o s t e d   a s   c o n s u m e d   b y   t h e   p o s t e d   a s s e m b l y   o r d e r   l i n e . < / T o o l t i p T e x t > - 
-         < / T o o l t i p > - 
-         < T o o l t i p   c o l u m n = " V a r i a n t C o d e _ A s s e m b l y L i n e "   E l e m e n t I d = " 1 8 6 9 4 0 7 6 7 2 " > - 
-             < T o o l t i p T e x t   l a n g = " e n - U S " > S p e c i f i e s   t h e   v a r i a n t   o f   t h e   i t e m   o n   t h e   l i n e . < / T o o l t i p T e x t > - 
-         < / T o o l t i p > - 
-         < T o o l t i p   c o l u m n = " T r a c k i n g S p e c B u f f e r N o "   E l e m e n t I d = " 1 7 1 4 7 6 8 9 1 4 " > - 
-             < T o o l t i p T e x t   l a n g = " e n - U S " > S p e c i f i e s   t h e   n u m b e r   o f   t h e   i t e m   a s s o c i a t e d   w i t h   t h e   e n t r y . < / T o o l t i p T e x t > - 
-         < / T o o l t i p > - 
-         < T o o l t i p   c o l u m n = " T r a c k i n g S p e c B u f f e r D e s c "   E l e m e n t I d = " 5 1 8 6 3 7 3 2 2 " > - 
-             < T o o l t i p T e x t   l a n g = " e n - U S " > S p e c i f i e s   t h e   d e s c r i p t i o n   o f   t h e   e n t r y . < / T o o l t i p T e x t > - 
-         < / T o o l t i p > - 
-         < T o o l t i p   c o l u m n = " T r a c k i n g S p e c B u f f e r L o t N o "   E l e m e n t I d = " 1 0 5 4 9 6 2 7 6 9 " > - 
-             < T o o l t i p T e x t   l a n g = " e n - U S " > S p e c i f i e s   t h e   l o t   n u m b e r   o f   t h e   i t e m   b e i n g   h a n d l e d   f o r   t h e   a s s o c i a t e d   d o c u m e n t   l i n e . < / T o o l t i p T e x t > - 
-         < / T o o l t i p > - 
-         < T o o l t i p   c o l u m n = " T r a c k i n g S p e c B u f f e r S e r N o "   E l e m e n t I d = " 1 8 9 8 2 1 7 6 8 6 " > - 
-             < T o o l t i p T e x t   l a n g = " e n - U S " > S p e c i f i e s   t h e   s e r i a l   n u m b e r   a s s o c i a t e d   w i t h   t h e   e n t r y . < / T o o l t i p T e x t > - 
-         < / T o o l t i p > - 
-         < T o o l t i p   c o l u m n = " L e f t H e a d e r N a m e "   E l e m e n t I d = " 4 3 7 4 2 2 1 8 2 " > - 
-             < T o o l t i p T e x t   l a n g = " e n - U S " > S p e c i f i e s   t h e   n a m e . < / T o o l t i p T e x t > - 
-         < / T o o l t i p > - 
-         < T o o l t i p   c o l u m n = " L e f t H e a d e r V a l u e "   E l e m e n t I d = " 2 4 2 1 2 6 3 1 0 " > - 
-             < T o o l t i p T e x t   l a n g = " e n - U S " > S p e c i f i e s   t h e   v a l u e . < / T o o l t i p T e x t > - 
-         < / T o o l t i p > - 
-         < T o o l t i p   c o l u m n = " R i g h t H e a d e r N a m e "   E l e m e n t I d = " 8 9 8 2 8 7 5 7 " > - 
-             < T o o l t i p T e x t   l a n g = " e n - U S " > S p e c i f i e s   t h e   n a m e . < / T o o l t i p T e x t > - 
-         < / T o o l t i p > - 
-         < T o o l t i p   c o l u m n = " R i g h t H e a d e r V a l u e "   E l e m e n t I d = " 7 0 6 9 3 8 5 5 9 " > - 
-             < T o o l t i p T e x t   l a n g = " e n - U S " > S p e c i f i e s   t h e   v a l u e . < / T o o l t i p T e x t > - 
-         < / T o o l t i p > - 
-     < / T o o l t i p s > +     < T o o l t i p s / >   
      < H e a d e r   E l e m e n t T y p e = " D a t a I t e m "   E l e m e n t I d = " 1 2 4 0 3 7 3 8 8 6 " >   
-         < B i l l e d T o _ L b l   E l e m e n t T y p e = " C o l u m n "   E l e m e n t I d = " 1 7 4 5 4 4 9 0 7 9 "   D a t a T y p e = " L a b e l " > B i l l e d T o _ L b l < / B i l l e d T o _ L b l > - 
-         < B i l l t o A d d r e s s C a p t i o n   E l e m e n t T y p e = " C o l u m n "   E l e m e n t I d = " 8 7 9 5 9 7 4 9 "   D a t a T y p e = " L a b e l " > B i l l t o A d d r e s s C a p t i o n < / B i l l t o A d d r e s s C a p t i o n > +         < B i l l e d T o _ L b l   E l e m e n t T y p e = " C o l u m n "   E l e m e n t I d = " 1 7 4 5 4 4 9 0 7 9 "   D a t a T y p e = " T e x t C o n s t " > B i l l e d T o _ L b l < / B i l l e d T o _ L b l > + 
+         < B i l l t o A d d r e s s C a p t i o n   E l e m e n t T y p e = " C o l u m n "   E l e m e n t I d = " 8 7 9 5 9 7 4 9 "   D a t a T y p e = " T e x t C o n s t " > B i l l t o A d d r e s s C a p t i o n < / B i l l t o A d d r e s s C a p t i o n >   
          < B i l l T o C o n t a c t E m a i l   E l e m e n t T y p e = " C o l u m n "   E l e m e n t I d = " 3 3 5 8 2 7 8 9 5 "   D a t a T y p e = " T e x t " > B i l l T o C o n t a c t E m a i l < / B i l l T o C o n t a c t E m a i l >   
-         < B i l l T o C o n t a c t E m a i l L b l   E l e m e n t T y p e = " C o l u m n "   E l e m e n t I d = " 2 9 6 4 7 8 3 6 5 "   D a t a T y p e = " L a b e l " > B i l l T o C o n t a c t E m a i l L b l < / B i l l T o C o n t a c t E m a i l L b l > +         < B i l l T o C o n t a c t E m a i l L b l   E l e m e n t T y p e = " C o l u m n "   E l e m e n t I d = " 2 9 6 4 7 8 3 6 5 "   D a t a T y p e = " T e x t C o n s t " > B i l l T o C o n t a c t E m a i l L b l < / B i l l T o C o n t a c t E m a i l L b l >   
          < B i l l T o C o n t a c t M o b i l e P h o n e N o   E l e m e n t T y p e = " C o l u m n "   E l e m e n t I d = " 2 4 8 4 8 8 6 9 6 "   D a t a T y p e = " T e x t " > B i l l T o C o n t a c t M o b i l e P h o n e N o < / B i l l T o C o n t a c t M o b i l e P h o n e N o >   
-         < B i l l T o C o n t a c t M o b i l e P h o n e N o L b l   E l e m e n t T y p e = " C o l u m n "   E l e m e n t I d = " 2 7 6 3 1 1 3 3 8 "   D a t a T y p e = " L a b e l " > B i l l T o C o n t a c t M o b i l e P h o n e N o L b l < / B i l l T o C o n t a c t M o b i l e P h o n e N o L b l > +         < B i l l T o C o n t a c t M o b i l e P h o n e N o L b l   E l e m e n t T y p e = " C o l u m n "   E l e m e n t I d = " 2 7 6 3 1 1 3 3 8 "   D a t a T y p e = " T e x t C o n s t " > B i l l T o C o n t a c t M o b i l e P h o n e N o L b l < / B i l l T o C o n t a c t M o b i l e P h o n e N o L b l >   
          < B i l l T o C o n t a c t P h o n e N o   E l e m e n t T y p e = " C o l u m n "   E l e m e n t I d = " 3 6 2 4 7 7 4 8 8 "   D a t a T y p e = " T e x t " > B i l l T o C o n t a c t P h o n e N o < / B i l l T o C o n t a c t P h o n e N o >   
-         < B i l l T o C o n t a c t P h o n e N o L b l   E l e m e n t T y p e = " C o l u m n "   E l e m e n t I d = " 2 1 2 3 3 4 5 9 6 6 "   D a t a T y p e = " L a b e l " > B i l l T o C o n t a c t P h o n e N o L b l < / B i l l T o C o n t a c t P h o n e N o L b l > +         < B i l l T o C o n t a c t P h o n e N o L b l   E l e m e n t T y p e = " C o l u m n "   E l e m e n t I d = " 2 1 2 3 3 4 5 9 6 6 "   D a t a T y p e = " T e x t C o n s t " > B i l l T o C o n t a c t P h o n e N o L b l < / B i l l T o C o n t a c t P h o n e N o L b l >   
          < B i l l t o C u s t o m e r N o _ L b l   E l e m e n t T y p e = " C o l u m n "   E l e m e n t I d = " 3 6 9 3 0 7 8 1 3 "   D a t a T y p e = " S t r i n g " > B i l l t o C u s t o m e r N o _ L b l < / B i l l t o C u s t o m e r N o _ L b l >   
@@ -5949,7 +5300,7 @@
  
          < C o m p a n y B a n k A c c o u n t N o   E l e m e n t T y p e = " C o l u m n "   E l e m e n t I d = " 3 0 1 4 0 2 0 4 "   D a t a T y p e = " T e x t " > C o m p a n y B a n k A c c o u n t N o < / C o m p a n y B a n k A c c o u n t N o >   
-         < C o m p a n y B a n k A c c o u n t N o _ L b l   E l e m e n t T y p e = " C o l u m n "   E l e m e n t I d = " 1 0 9 7 7 4 3 3 4 5 "   D a t a T y p e = " L a b e l " > C o m p a n y B a n k A c c o u n t N o _ L b l < / C o m p a n y B a n k A c c o u n t N o _ L b l > +         < C o m p a n y B a n k A c c o u n t N o _ L b l   E l e m e n t T y p e = " C o l u m n "   E l e m e n t I d = " 1 0 9 7 7 4 3 3 4 5 "   D a t a T y p e = " T e x t C o n s t " > C o m p a n y B a n k A c c o u n t N o _ L b l < / C o m p a n y B a n k A c c o u n t N o _ L b l >   
          < C o m p a n y B a n k B r a n c h N o   E l e m e n t T y p e = " C o l u m n "   E l e m e n t I d = " 7 9 3 1 3 3 0 5 7 "   D a t a T y p e = " T e x t " > C o m p a n y B a n k B r a n c h N o < / C o m p a n y B a n k B r a n c h N o >   
@@ -5957,7 +5308,7 @@
  
          < C o m p a n y B a n k N a m e   E l e m e n t T y p e = " C o l u m n "   E l e m e n t I d = " 1 5 3 4 9 0 5 6 0 5 "   D a t a T y p e = " T e x t " > C o m p a n y B a n k N a m e < / C o m p a n y B a n k N a m e >   
-         < C o m p a n y B a n k N a m e _ L b l   E l e m e n t T y p e = " C o l u m n "   E l e m e n t I d = " 1 2 0 4 3 0 7 0 1 4 "   D a t a T y p e = " L a b e l " > C o m p a n y B a n k N a m e _ L b l < / C o m p a n y B a n k N a m e _ L b l > +         < C o m p a n y B a n k N a m e _ L b l   E l e m e n t T y p e = " C o l u m n "   E l e m e n t I d = " 1 2 0 4 3 0 7 0 1 4 "   D a t a T y p e = " T e x t C o n s t " > C o m p a n y B a n k N a m e _ L b l < / C o m p a n y B a n k N a m e _ L b l >   
          < C o m p a n y C u s t o m G i r o   E l e m e n t T y p e = " C o l u m n "   E l e m e n t I d = " 1 6 7 0 4 7 5 7 9 8 "   D a t a T y p e = " T e x t " > C o m p a n y C u s t o m G i r o < / C o m p a n y C u s t o m G i r o >   
@@ -5967,7 +5318,7 @@
  
          < C o m p a n y G i r o N o   E l e m e n t T y p e = " C o l u m n "   E l e m e n t I d = " 1 3 6 0 1 9 6 3 2 0 "   D a t a T y p e = " T e x t " > C o m p a n y G i r o N o < / C o m p a n y G i r o N o >   
-         < C o m p a n y G i r o N o _ L b l   E l e m e n t T y p e = " C o l u m n "   E l e m e n t I d = " 8 6 1 6 0 2 1 1 5 "   D a t a T y p e = " L a b e l " > C o m p a n y G i r o N o _ L b l < / C o m p a n y G i r o N o _ L b l > +         < C o m p a n y G i r o N o _ L b l   E l e m e n t T y p e = " C o l u m n "   E l e m e n t I d = " 8 6 1 6 0 2 1 1 5 "   D a t a T y p e = " T e x t C o n s t " > C o m p a n y G i r o N o _ L b l < / C o m p a n y G i r o N o _ L b l >   
          < C o m p a n y H o m e P a g e   E l e m e n t T y p e = " C o l u m n "   E l e m e n t I d = " 1 9 8 9 1 8 8 7 0 "   D a t a T y p e = " T e x t " > C o m p a n y H o m e P a g e < / C o m p a n y H o m e P a g e >   
@@ -5985,9 +5336,9 @@
  
          < C o m p a n y P h o n e N o   E l e m e n t T y p e = " C o l u m n "   E l e m e n t I d = " 2 5 0 4 4 0 6 5 5 "   D a t a T y p e = " T e x t " > C o m p a n y P h o n e N o < / C o m p a n y P h o n e N o >   
-         < C o m p a n y P h o n e N o _ L b l   E l e m e n t T y p e = " C o l u m n "   E l e m e n t I d = " 5 5 8 5 9 3 5 8 6 "   D a t a T y p e = " L a b e l " > C o m p a n y P h o n e N o _ L b l < / C o m p a n y P h o n e N o _ L b l > - 
-         < C o m p a n y P i c t u r e   E l e m e n t T y p e = " C o l u m n "   E l e m e n t I d = " 1 3 9 7 4 1 1 0 7 4 "   D a t a T y p e = " B l o b "   / > +         < C o m p a n y P h o n e N o _ L b l   E l e m e n t T y p e = " C o l u m n "   E l e m e n t I d = " 5 5 8 5 9 3 5 8 6 "   D a t a T y p e = " T e x t C o n s t " > C o m p a n y P h o n e N o _ L b l < / C o m p a n y P h o n e N o _ L b l > + 
+         < C o m p a n y P i c t u r e   E l e m e n t T y p e = " C o l u m n "   E l e m e n t I d = " 1 3 9 7 4 1 1 0 7 4 "   D a t a T y p e = " B L O B " / >   
          < C o m p a n y R e g i s t r a t i o n N u m b e r   E l e m e n t T y p e = " C o l u m n "   E l e m e n t I d = " 2 0 2 3 6 3 9 4 2 4 "   D a t a T y p e = " T e x t " > C o m p a n y R e g i s t r a t i o n N u m b e r < / C o m p a n y R e g i s t r a t i o n N u m b e r >   
@@ -6007,7 +5358,7 @@
  
          < C o n t a c t _ L b l   E l e m e n t T y p e = " C o l u m n "   E l e m e n t I d = " 1 1 5 5 0 9 4 7 5 2 "   D a t a T y p e = " T e x t " > C o n t a c t _ L b l < / C o n t a c t _ L b l >   
-         < C o p y _ L b l   E l e m e n t T y p e = " C o l u m n "   E l e m e n t I d = " 6 0 4 7 8 2 7 8 1 "   D a t a T y p e = " L a b e l " > C o p y _ L b l < / C o p y _ L b l > +         < C o p y _ L b l   E l e m e n t T y p e = " C o l u m n "   E l e m e n t I d = " 6 0 4 7 8 2 7 8 1 "   D a t a T y p e = " T e x t C o n s t " > C o p y _ L b l < / C o p y _ L b l >   
          < C u s t o m e r A d d r e s s 1   E l e m e n t T y p e = " C o l u m n "   E l e m e n t I d = " 1 8 0 1 9 6 6 4 5 4 "   D a t a T y p e = " T e x t " > C u s t o m e r A d d r e s s 1 < / C u s t o m e r A d d r e s s 1 >   
@@ -6027,7 +5378,7 @@
  
          < C u s t o m e r P o s t a l B a r C o d e   E l e m e n t T y p e = " C o l u m n "   E l e m e n t I d = " 3 9 8 5 8 0 6 8 8 "   D a t a T y p e = " T e x t " > C u s t o m e r P o s t a l B a r C o d e < / C u s t o m e r P o s t a l B a r C o d e >   
-         < D e s c r i p t i o n C a p t i o n   E l e m e n t T y p e = " C o l u m n "   E l e m e n t I d = " 2 0 7 7 2 1 6 5 1 5 "   D a t a T y p e = " L a b e l " > D e s c r i p t i o n C a p t i o n < / D e s c r i p t i o n C a p t i o n > +         < D e s c r i p t i o n C a p t i o n   E l e m e n t T y p e = " C o l u m n "   E l e m e n t I d = " 2 0 7 7 2 1 6 5 1 5 "   D a t a T y p e = " T e x t C o n s t " > D e s c r i p t i o n C a p t i o n < / D e s c r i p t i o n C a p t i o n >   
          < D o c u m e n t D a t e   E l e m e n t T y p e = " C o l u m n "   E l e m e n t I d = " 5 5 2 8 7 1 9 1 4 "   D a t a T y p e = " S t r i n g " > D o c u m e n t D a t e < / D o c u m e n t D a t e >   
@@ -6035,7 +5386,7 @@
  
          < D o c u m e n t N o   E l e m e n t T y p e = " C o l u m n "   E l e m e n t I d = " 9 7 0 3 5 0 5 3 9 "   D a t a T y p e = " C o d e " > D o c u m e n t N o < / D o c u m e n t N o >   
-         < D o c u m e n t N o _ L b l   E l e m e n t T y p e = " C o l u m n "   E l e m e n t I d = " 7 8 9 7 9 5 9 7 8 "   D a t a T y p e = " L a b e l " > D o c u m e n t N o _ L b l < / D o c u m e n t N o _ L b l > +         < D o c u m e n t N o _ L b l   E l e m e n t T y p e = " C o l u m n "   E l e m e n t I d = " 7 8 9 7 9 5 9 7 8 "   D a t a T y p e = " T e x t C o n s t " > D o c u m e n t N o _ L b l < / D o c u m e n t N o _ L b l >   
          < D o c u m e n t T i t l e _ L b l   E l e m e n t T y p e = " C o l u m n "   E l e m e n t I d = " 8 5 8 4 2 3 9 2 9 "   D a t a T y p e = " T e x t " > D o c u m e n t T i t l e _ L b l < / D o c u m e n t T i t l e _ L b l >   
@@ -6043,27 +5394,27 @@
  
          < D u e D a t e _ L b l   E l e m e n t T y p e = " C o l u m n "   E l e m e n t I d = " 1 6 4 8 2 8 4 6 4 8 "   D a t a T y p e = " S t r i n g " > D u e D a t e _ L b l < / D u e D a t e _ L b l >   
-         < E M a i l _ H e a d e r _ L b l   E l e m e n t T y p e = " C o l u m n "   E l e m e n t I d = " 5 1 3 1 7 0 8 0 4 "   D a t a T y p e = " L a b e l " > E M a i l _ H e a d e r _ L b l < / E M a i l _ H e a d e r _ L b l > +         < E M a i l _ H e a d e r _ L b l   E l e m e n t T y p e = " C o l u m n "   E l e m e n t I d = " 5 1 3 1 7 0 8 0 4 "   D a t a T y p e = " T e x t C o n s t " > E M a i l _ H e a d e r _ L b l < / E M a i l _ H e a d e r _ L b l >   
          < E x t e r n a l D o c u m e n t N o   E l e m e n t T y p e = " C o l u m n "   E l e m e n t I d = " 7 3 3 9 5 3 9 6 6 "   D a t a T y p e = " C o d e " > E x t e r n a l D o c u m e n t N o < / E x t e r n a l D o c u m e n t N o >   
          < E x t e r n a l D o c u m e n t N o _ L b l   E l e m e n t T y p e = " C o l u m n "   E l e m e n t I d = " 4 2 3 3 1 2 2 6 9 "   D a t a T y p e = " S t r i n g " > E x t e r n a l D o c u m e n t N o _ L b l < / E x t e r n a l D o c u m e n t N o _ L b l >   
-         < F r o m _ L b l   E l e m e n t T y p e = " C o l u m n "   E l e m e n t I d = " 4 8 5 4 2 6 1 3 8 "   D a t a T y p e = " L a b e l " > F r o m _ L b l < / F r o m _ L b l > +         < F r o m _ L b l   E l e m e n t T y p e = " C o l u m n "   E l e m e n t I d = " 4 8 5 4 2 6 1 3 8 "   D a t a T y p e = " T e x t C o n s t " > F r o m _ L b l < / F r o m _ L b l >   
          < G l o b a l L o c a t i o n N u m b e r   E l e m e n t T y p e = " C o l u m n "   E l e m e n t I d = " 1 5 0 0 3 7 2 8 0 0 "   D a t a T y p e = " T e x t " > G l o b a l L o c a t i o n N u m b e r < / G l o b a l L o c a t i o n N u m b e r >   
          < G l o b a l L o c a t i o n N u m b e r _ L b l   E l e m e n t T y p e = " C o l u m n "   E l e m e n t I d = " 1 7 5 0 9 1 3 8 9 1 "   D a t a T y p e = " T e x t " > G l o b a l L o c a t i o n N u m b e r _ L b l < / G l o b a l L o c a t i o n N u m b e r _ L b l >   
-         < H o m e P a g e _ H e a d e r _ L b l   E l e m e n t T y p e = " C o l u m n "   E l e m e n t I d = " 1 8 7 9 7 2 5 0 8 4 "   D a t a T y p e = " L a b e l " > H o m e P a g e _ H e a d e r _ L b l < / H o m e P a g e _ H e a d e r _ L b l > +         < H o m e P a g e _ H e a d e r _ L b l   E l e m e n t T y p e = " C o l u m n "   E l e m e n t I d = " 1 8 7 9 7 2 5 0 8 4 "   D a t a T y p e = " T e x t C o n s t " > H o m e P a g e _ H e a d e r _ L b l < / H o m e P a g e _ H e a d e r _ L b l >   
          < L e g a l E n t i t y T y p e   E l e m e n t T y p e = " C o l u m n "   E l e m e n t I d = " 2 0 5 1 8 7 3 5 6 3 "   D a t a T y p e = " T e x t " > L e g a l E n t i t y T y p e < / L e g a l E n t i t y T y p e >   
          < L e g a l E n t i t y T y p e _ L b l   E l e m e n t T y p e = " C o l u m n "   E l e m e n t I d = " 2 0 8 0 2 2 4 7 9 2 "   D a t a T y p e = " T e x t " > L e g a l E n t i t y T y p e _ L b l < / L e g a l E n t i t y T y p e _ L b l >   
-         < L o t N o C a p t i o n   E l e m e n t T y p e = " C o l u m n "   E l e m e n t I d = " 6 2 9 7 2 5 6 5 9 "   D a t a T y p e = " L a b e l " > L o t N o C a p t i o n < / L o t N o C a p t i o n > - 
-         < N o C a p t i o n   E l e m e n t T y p e = " C o l u m n "   E l e m e n t I d = " 1 4 1 4 2 7 1 3 9 0 "   D a t a T y p e = " L a b e l " > N o C a p t i o n < / N o C a p t i o n > +         < L o t N o C a p t i o n   E l e m e n t T y p e = " C o l u m n "   E l e m e n t I d = " 6 2 9 7 2 5 6 5 9 "   D a t a T y p e = " T e x t C o n s t " > L o t N o C a p t i o n < / L o t N o C a p t i o n > + 
+         < N o C a p t i o n   E l e m e n t T y p e = " C o l u m n "   E l e m e n t I d = " 1 4 1 4 2 7 1 3 9 0 "   D a t a T y p e = " T e x t C o n s t " > N o C a p t i o n < / N o C a p t i o n >   
          < O r d e r N o   E l e m e n t T y p e = " C o l u m n "   E l e m e n t I d = " 1 4 6 6 4 7 3 8 8 6 "   D a t a T y p e = " C o d e " > O r d e r N o < / O r d e r N o >   
@@ -6073,35 +5424,35 @@
  
          < P a c k a g e T r a c k i n g N o _ L b l   E l e m e n t T y p e = " C o l u m n "   E l e m e n t I d = " 2 1 9 3 5 6 7 5 6 "   D a t a T y p e = " S t r i n g " > P a c k a g e T r a c k i n g N o _ L b l < / P a c k a g e T r a c k i n g N o _ L b l >   
-         < P a g e _ L b l   E l e m e n t T y p e = " C o l u m n "   E l e m e n t I d = " 6 8 0 6 4 8 0 9 1 "   D a t a T y p e = " L a b e l " > P a g e _ L b l < / P a g e _ L b l > +         < P a g e _ L b l   E l e m e n t T y p e = " C o l u m n "   E l e m e n t I d = " 6 8 0 6 4 8 0 9 1 "   D a t a T y p e = " T e x t C o n s t " > P a g e _ L b l < / P a g e _ L b l >   
          < P r i c e s I n c l u d i n g V A T   E l e m e n t T y p e = " C o l u m n "   E l e m e n t I d = " 5 1 8 8 1 7 1 6 7 "   D a t a T y p e = " B o o l e a n " > P r i c e s I n c l u d i n g V A T < / P r i c e s I n c l u d i n g V A T >   
+         < P r i c e s I n c l u d i n g V A T _ L b l   E l e m e n t T y p e = " C o l u m n "   E l e m e n t I d = " 1 3 7 7 9 7 9 4 4 4 "   D a t a T y p e = " S t r i n g " > P r i c e s I n c l u d i n g V A T _ L b l < / P r i c e s I n c l u d i n g V A T _ L b l > + 
          < P r i c e s I n c l u d i n g V A T Y e s N o   E l e m e n t T y p e = " C o l u m n "   E l e m e n t I d = " 1 4 1 1 1 4 7 5 9 9 "   D a t a T y p e = " S t r i n g " > P r i c e s I n c l u d i n g V A T Y e s N o < / P r i c e s I n c l u d i n g V A T Y e s N o >   
-         < P r i c e s I n c l u d i n g V A T _ L b l   E l e m e n t T y p e = " C o l u m n "   E l e m e n t I d = " 1 3 7 7 9 7 9 4 4 4 "   D a t a T y p e = " S t r i n g " > P r i c e s I n c l u d i n g V A T _ L b l < / P r i c e s I n c l u d i n g V A T _ L b l > - 
-         < Q u a n t i t y C a p t i o n   E l e m e n t T y p e = " C o l u m n "   E l e m e n t I d = " 2 0 9 3 0 5 2 9 8 4 "   D a t a T y p e = " L a b e l " > Q u a n t i t y C a p t i o n < / Q u a n t i t y C a p t i o n > - 
-         < Q u e s t i o n s _ L b l   E l e m e n t T y p e = " C o l u m n "   E l e m e n t I d = " 2 0 7 0 8 9 0 0 1 9 "   D a t a T y p e = " L a b e l " > Q u e s t i o n s _ L b l < / Q u e s t i o n s _ L b l > +         < Q u a n t i t y C a p t i o n   E l e m e n t T y p e = " C o l u m n "   E l e m e n t I d = " 2 0 9 3 0 5 2 9 8 4 "   D a t a T y p e = " T e x t C o n s t " > Q u a n t i t y C a p t i o n < / Q u a n t i t y C a p t i o n > + 
+         < Q u e s t i o n s _ L b l   E l e m e n t T y p e = " C o l u m n "   E l e m e n t I d = " 2 0 7 0 8 9 0 0 1 9 "   D a t a T y p e = " T e x t C o n s t " > Q u e s t i o n s _ L b l < / Q u e s t i o n s _ L b l > + 
+         < S a l e s P e r s o n _ L b l   E l e m e n t T y p e = " C o l u m n "   E l e m e n t I d = " 1 5 6 4 1 9 6 3 6 5 "   D a t a T y p e = " T e x t C o n s t " > S a l e s P e r s o n _ L b l < / S a l e s P e r s o n _ L b l >   
          < S a l e s P e r s o n B l a n k _ L b l   E l e m e n t T y p e = " C o l u m n "   E l e m e n t I d = " 6 5 4 6 2 4 6 0 1 "   D a t a T y p e = " T e x t " > S a l e s P e r s o n B l a n k _ L b l < / S a l e s P e r s o n B l a n k _ L b l >   
          < S a l e s P e r s o n N a m e   E l e m e n t T y p e = " C o l u m n "   E l e m e n t I d = " 8 7 1 4 9 2 9 8 3 "   D a t a T y p e = " T e x t " > S a l e s P e r s o n N a m e < / S a l e s P e r s o n N a m e >   
-         < S a l e s P e r s o n _ L b l   E l e m e n t T y p e = " C o l u m n "   E l e m e n t I d = " 1 5 6 4 1 9 6 3 6 5 "   D a t a T y p e = " L a b e l " > S a l e s P e r s o n _ L b l < / S a l e s P e r s o n _ L b l > - 
          < S e l l T o C o n t a c t E m a i l   E l e m e n t T y p e = " C o l u m n "   E l e m e n t I d = " 2 6 2 8 2 4 5 6 4 "   D a t a T y p e = " T e x t " > S e l l T o C o n t a c t E m a i l < / S e l l T o C o n t a c t E m a i l >   
-         < S e l l T o C o n t a c t E m a i l L b l   E l e m e n t T y p e = " C o l u m n "   E l e m e n t I d = " 3 7 0 9 2 0 3 7 4 "   D a t a T y p e = " L a b e l " > S e l l T o C o n t a c t E m a i l L b l < / S e l l T o C o n t a c t E m a i l L b l > +         < S e l l T o C o n t a c t E m a i l L b l   E l e m e n t T y p e = " C o l u m n "   E l e m e n t I d = " 3 7 0 9 2 0 3 7 4 "   D a t a T y p e = " T e x t C o n s t " > S e l l T o C o n t a c t E m a i l L b l < / S e l l T o C o n t a c t E m a i l L b l >   
          < S e l l T o C o n t a c t M o b i l e P h o n e N o   E l e m e n t T y p e = " C o l u m n "   E l e m e n t I d = " 1 8 4 3 5 8 7 4 7 "   D a t a T y p e = " T e x t " > S e l l T o C o n t a c t M o b i l e P h o n e N o < / S e l l T o C o n t a c t M o b i l e P h o n e N o >   
-         < S e l l T o C o n t a c t M o b i l e P h o n e N o L b l   E l e m e n t T y p e = " C o l u m n "   E l e m e n t I d = " 1 4 5 7 5 2 8 4 1 7 "   D a t a T y p e = " L a b e l " > S e l l T o C o n t a c t M o b i l e P h o n e N o L b l < / S e l l T o C o n t a c t M o b i l e P h o n e N o L b l > +         < S e l l T o C o n t a c t M o b i l e P h o n e N o L b l   E l e m e n t T y p e = " C o l u m n "   E l e m e n t I d = " 1 4 5 7 5 2 8 4 1 7 "   D a t a T y p e = " T e x t C o n s t " > S e l l T o C o n t a c t M o b i l e P h o n e N o L b l < / S e l l T o C o n t a c t M o b i l e P h o n e N o L b l >   
          < S e l l T o C o n t a c t P h o n e N o   E l e m e n t T y p e = " C o l u m n "   E l e m e n t I d = " 1 6 1 3 8 2 2 4 8 3 "   D a t a T y p e = " T e x t " > S e l l T o C o n t a c t P h o n e N o < / S e l l T o C o n t a c t P h o n e N o >   
-         < S e l l T o C o n t a c t P h o n e N o L b l   E l e m e n t T y p e = " C o l u m n "   E l e m e n t I d = " 1 0 5 0 6 8 6 8 0 9 "   D a t a T y p e = " L a b e l " > S e l l T o C o n t a c t P h o n e N o L b l < / S e l l T o C o n t a c t P h o n e N o L b l > +         < S e l l T o C o n t a c t P h o n e N o L b l   E l e m e n t T y p e = " C o l u m n "   E l e m e n t I d = " 1 0 5 0 6 8 6 8 0 9 "   D a t a T y p e = " T e x t C o n s t " > S e l l T o C o n t a c t P h o n e N o L b l < / S e l l T o C o n t a c t P h o n e N o L b l >   
          < S e l l t o C u s t o m e r N o   E l e m e n t T y p e = " C o l u m n "   E l e m e n t I d = " 2 0 5 0 6 4 7 3 4 9 "   D a t a T y p e = " C o d e " > S e l l t o C u s t o m e r N o < / S e l l t o C u s t o m e r N o >   
@@ -6109,7 +5460,9 @@
  
          < S e l l T o P h o n e N o   E l e m e n t T y p e = " C o l u m n "   E l e m e n t I d = " 7 5 1 9 3 1 8 4 3 "   D a t a T y p e = " T e x t " > S e l l T o P h o n e N o < / S e l l T o P h o n e N o >   
-         < S e r i a l N o C a p t i o n   E l e m e n t T y p e = " C o l u m n "   E l e m e n t I d = " 7 8 9 6 3 2 7 2 2 "   D a t a T y p e = " L a b e l " > S e r i a l N o C a p t i o n < / S e r i a l N o C a p t i o n > +         < S e r i a l N o C a p t i o n   E l e m e n t T y p e = " C o l u m n "   E l e m e n t I d = " 7 8 9 6 3 2 7 2 2 "   D a t a T y p e = " T e x t C o n s t " > S e r i a l N o C a p t i o n < / S e r i a l N o C a p t i o n > + 
+         < S h i p m e n t _ L b l   E l e m e n t T y p e = " C o l u m n "   E l e m e n t I d = " 2 0 8 5 7 6 7 1 2 0 "   D a t a T y p e = " T e x t C o n s t " > S h i p m e n t _ L b l < / S h i p m e n t _ L b l >   
          < S h i p m e n t D a t e   E l e m e n t T y p e = " C o l u m n "   E l e m e n t I d = " 9 3 1 1 1 1 4 6 5 "   D a t a T y p e = " S t r i n g " > S h i p m e n t D a t e < / S h i p m e n t D a t e >   
@@ -6117,14 +5470,14 @@
  
          < S h i p m e n t M e t h o d D e s c r i p t i o n   E l e m e n t T y p e = " C o l u m n "   E l e m e n t I d = " 2 0 5 9 4 0 3 2 6 0 "   D a t a T y p e = " T e x t " > S h i p m e n t M e t h o d D e s c r i p t i o n < / S h i p m e n t M e t h o d D e s c r i p t i o n >   
-         < S h i p m e n t M e t h o d D e s c r i p t i o n _ L b l   E l e m e n t T y p e = " C o l u m n "   E l e m e n t I d = " 1 1 7 9 9 7 8 4 6 5 "   D a t a T y p e = " L a b e l " > S h i p m e n t M e t h o d D e s c r i p t i o n _ L b l < / S h i p m e n t M e t h o d D e s c r i p t i o n _ L b l > - 
-         < S h i p m e n t _ L b l   E l e m e n t T y p e = " C o l u m n "   E l e m e n t I d = " 2 0 8 5 7 6 7 1 2 0 "   D a t a T y p e = " L a b e l " > S h i p m e n t _ L b l < / S h i p m e n t _ L b l > +         < S h i p m e n t M e t h o d D e s c r i p t i o n _ L b l   E l e m e n t T y p e = " C o l u m n "   E l e m e n t I d = " 1 1 7 9 9 7 8 4 6 5 "   D a t a T y p e = " T e x t C o n s t " > S h i p m e n t M e t h o d D e s c r i p t i o n _ L b l < / S h i p m e n t M e t h o d D e s c r i p t i o n _ L b l >   
          < S h i p p i n g A g e n t C o d e   E l e m e n t T y p e = " C o l u m n "   E l e m e n t I d = " 1 6 7 0 1 5 5 2 6 9 "   D a t a T y p e = " C o d e " > S h i p p i n g A g e n t C o d e < / S h i p p i n g A g e n t C o d e >   
          < S h i p p i n g A g e n t C o d e _ L b l   E l e m e n t T y p e = " C o l u m n "   E l e m e n t I d = " 1 1 5 3 2 0 1 3 4 "   D a t a T y p e = " S t r i n g " > S h i p p i n g A g e n t C o d e _ L b l < / S h i p p i n g A g e n t C o d e _ L b l >   
+         < S h i p T o A d d r e s s _ L b l   E l e m e n t T y p e = " C o l u m n "   E l e m e n t I d = " 1 6 5 0 5 0 5 0 1 7 "   D a t a T y p e = " T e x t C o n s t " > S h i p T o A d d r e s s _ L b l < / S h i p T o A d d r e s s _ L b l > + 
          < S h i p T o A d d r e s s 1   E l e m e n t T y p e = " C o l u m n "   E l e m e n t I d = " 1 3 5 7 6 7 2 8 6 1 "   D a t a T y p e = " T e x t " > S h i p T o A d d r e s s 1 < / S h i p T o A d d r e s s 1 >   
          < S h i p T o A d d r e s s 2   E l e m e n t T y p e = " C o l u m n "   E l e m e n t I d = " 1 0 2 4 2 0 4 5 8 4 "   D a t a T y p e = " T e x t " > S h i p T o A d d r e s s 2 < / S h i p T o A d d r e s s 2 > @@ -6141,8 +5494,6 @@
  
          < S h i p T o A d d r e s s 8   E l e m e n t T y p e = " C o l u m n "   E l e m e n t I d = " 1 4 9 2 9 9 2 1 7 8 "   D a t a T y p e = " T e x t " > S h i p T o A d d r e s s 8 < / S h i p T o A d d r e s s 8 >   
-         < S h i p T o A d d r e s s _ L b l   E l e m e n t T y p e = " C o l u m n "   E l e m e n t I d = " 1 6 5 0 5 0 5 0 1 7 "   D a t a T y p e = " L a b e l " > S h i p T o A d d r e s s _ L b l < / S h i p T o A d d r e s s _ L b l > - 
          < S h i p T o P h o n e N o   E l e m e n t T y p e = " C o l u m n "   E l e m e n t I d = " 3 6 9 7 0 2 2 5 5 "   D a t a T y p e = " T e x t " > S h i p T o P h o n e N o < / S h i p T o P h o n e N o >   
          < S h o w C u s t A d d r e s s   E l e m e n t T y p e = " C o l u m n "   E l e m e n t I d = " 7 6 1 8 0 5 5 6 7 "   D a t a T y p e = " B o o l e a n " > S h o w C u s t A d d r e s s < / S h o w C u s t A d d r e s s > @@ -6151,17 +5502,17 @@
  
          < S h o w W o r k D e s c r i p t i o n   E l e m e n t T y p e = " C o l u m n "   E l e m e n t I d = " 7 8 5 4 6 8 8 6 5 "   D a t a T y p e = " B o o l e a n " > S h o w W o r k D e s c r i p t i o n < / S h o w W o r k D e s c r i p t i o n >   
-         < S u b t o t a l _ L b l   E l e m e n t T y p e = " C o l u m n "   E l e m e n t I d = " 1 9 6 7 7 9 5 1 4 2 "   D a t a T y p e = " L a b e l " > S u b t o t a l _ L b l < / S u b t o t a l _ L b l > - 
-         < T h a n k s _ L b l   E l e m e n t T y p e = " C o l u m n "   E l e m e n t I d = " 2 1 0 3 3 0 5 5 2 5 "   D a t a T y p e = " L a b e l " > T h a n k s _ L b l < / T h a n k s _ L b l > - 
-         < T o t a l _ L b l   E l e m e n t T y p e = " C o l u m n "   E l e m e n t I d = " 1 2 1 0 1 0 0 8 7 8 "   D a t a T y p e = " L a b e l " > T o t a l _ L b l < / T o t a l _ L b l > +         < S u b t o t a l _ L b l   E l e m e n t T y p e = " C o l u m n "   E l e m e n t I d = " 1 9 6 7 7 9 5 1 4 2 "   D a t a T y p e = " T e x t C o n s t " > S u b t o t a l _ L b l < / S u b t o t a l _ L b l > + 
+         < T h a n k s _ L b l   E l e m e n t T y p e = " C o l u m n "   E l e m e n t I d = " 2 1 0 3 3 0 5 5 2 5 "   D a t a T y p e = " T e x t C o n s t " > T h a n k s _ L b l < / T h a n k s _ L b l > + 
+         < T o t a l _ L b l   E l e m e n t T y p e = " C o l u m n "   E l e m e n t I d = " 1 2 1 0 1 0 0 8 7 8 "   D a t a T y p e = " T e x t C o n s t " > T o t a l _ L b l < / T o t a l _ L b l >   
          < V A T R e g i s t r a t i o n N o   E l e m e n t T y p e = " C o l u m n "   E l e m e n t I d = " 1 8 8 9 1 9 5 4 0 2 "   D a t a T y p e = " T e x t " > V A T R e g i s t r a t i o n N o < / V A T R e g i s t r a t i o n N o >   
          < V A T R e g i s t r a t i o n N o _ L b l   E l e m e n t T y p e = " C o l u m n "   E l e m e n t I d = " 1 4 2 4 6 1 6 0 8 5 "   D a t a T y p e = " T e x t " > V A T R e g i s t r a t i o n N o _ L b l < / V A T R e g i s t r a t i o n N o _ L b l >   
-         < Y o u r D o c u m e n t T i t l e _ L b l   E l e m e n t T y p e = " C o l u m n "   E l e m e n t I d = " 1 8 2 1 7 1 6 9 3 4 "   D a t a T y p e = " L a b e l " > Y o u r D o c u m e n t T i t l e _ L b l < / Y o u r D o c u m e n t T i t l e _ L b l > +         < Y o u r D o c u m e n t T i t l e _ L b l   E l e m e n t T y p e = " C o l u m n "   E l e m e n t I d = " 1 8 2 1 7 1 6 9 3 4 "   D a t a T y p e = " T e x t C o n s t " > Y o u r D o c u m e n t T i t l e _ L b l < / Y o u r D o c u m e n t T i t l e _ L b l >   
          < Y o u r R e f e r e n c e   E l e m e n t T y p e = " C o l u m n "   E l e m e n t I d = " 1 1 0 3 9 9 5 1 "   D a t a T y p e = " T e x t " > Y o u r R e f e r e n c e < / Y o u r R e f e r e n c e >   
@@ -6185,17 +5536,17 @@
  
              < J o b N o _ L b l   E l e m e n t T y p e = " C o l u m n "   E l e m e n t I d = " 1 8 9 7 0 9 4 2 6 "   D a t a T y p e = " T e x t " > J o b N o _ L b l < / J o b N o _ L b l >   
+             < J o b T a s k D e s c _ L b l   E l e m e n t T y p e = " C o l u m n "   E l e m e n t I d = " 5 4 8 3 1 0 0 2 7 "   D a t a T y p e = " T e x t C o n s t " > J o b T a s k D e s c _ L b l < / J o b T a s k D e s c _ L b l > + 
              < J o b T a s k D e s c r i p t i o n   E l e m e n t T y p e = " C o l u m n "   E l e m e n t I d = " 1 0 6 5 5 0 2 3 4 3 "   D a t a T y p e = " T e x t " > J o b T a s k D e s c r i p t i o n < / J o b T a s k D e s c r i p t i o n >   
-             < J o b T a s k D e s c _ L b l   E l e m e n t T y p e = " C o l u m n "   E l e m e n t I d = " 5 4 8 3 1 0 0 2 7 "   D a t a T y p e = " L a b e l " > J o b T a s k D e s c _ L b l < / J o b T a s k D e s c _ L b l > - 
              < J o b T a s k N o   E l e m e n t T y p e = " C o l u m n "   E l e m e n t I d = " 9 4 0 0 8 9 4 5 8 "   D a t a T y p e = " C o d e " > J o b T a s k N o < / J o b T a s k N o >   
              < J o b T a s k N o _ L b l   E l e m e n t T y p e = " C o l u m n "   E l e m e n t I d = " 6 2 2 6 5 1 9 4 9 "   D a t a T y p e = " T e x t " > J o b T a s k N o _ L b l < / J o b T a s k N o _ L b l >   
              < L i n e N o _ L i n e   E l e m e n t T y p e = " C o l u m n "   E l e m e n t I d = " 6 9 8 9 8 5 9 7 9 "   D a t a T y p e = " I n t e g e r " > L i n e N o _ L i n e < / L i n e N o _ L i n e >   
-             < Q t y _ L b l   E l e m e n t T y p e = " C o l u m n "   E l e m e n t I d = " 2 6 3 6 7 3 7 6 4 "   D a t a T y p e = " L a b e l " > Q t y _ L b l < / Q t y _ L b l > +             < Q t y _ L b l   E l e m e n t T y p e = " C o l u m n "   E l e m e n t I d = " 2 6 3 6 7 3 7 6 4 "   D a t a T y p e = " T e x t C o n s t " > Q t y _ L b l < / Q t y _ L b l >   
              < Q u a n t i t y _ L i n e   E l e m e n t T y p e = " C o l u m n "   E l e m e n t I d = " 1 0 6 8 5 4 3 5 3 7 "   D a t a T y p e = " T e x t " > Q u a n t i t y _ L i n e < / Q u a n t i t y _ L i n e >   
@@ -6203,31 +5554,31 @@
  
              < S h i p m e n t D a t e _ L i n e   E l e m e n t T y p e = " C o l u m n "   E l e m e n t I d = " 1 6 7 3 3 7 5 4 1 6 "   D a t a T y p e = " S t r i n g " > S h i p m e n t D a t e _ L i n e < / S h i p m e n t D a t e _ L i n e >   
-             < S h i p m e n t D a t e _ L i n e _ L b l   E l e m e n t T y p e = " C o l u m n "   E l e m e n t I d = " 8 5 3 2 2 4 3 6 3 "   D a t a T y p e = " L a b e l " > S h i p m e n t D a t e _ L i n e _ L b l < / S h i p m e n t D a t e _ L i n e _ L b l > +             < S h i p m e n t D a t e _ L i n e _ L b l   E l e m e n t T y p e = " C o l u m n "   E l e m e n t I d = " 8 5 3 2 2 4 3 6 3 "   D a t a T y p e = " T e x t C o n s t " > S h i p m e n t D a t e _ L i n e _ L b l < / S h i p m e n t D a t e _ L i n e _ L b l >   
              < T y p e _ L i n e   E l e m e n t T y p e = " C o l u m n "   E l e m e n t I d = " 2 7 2 8 0 4 9 2 4 "   D a t a T y p e = " S t r i n g " > T y p e _ L i n e < / T y p e _ L i n e >   
+             < U n i t _ G r o s s _ W e i g h t   E l e m e n t T y p e = " C o l u m n "   E l e m e n t I d = " 1 1 3 4 3 9 2 0 8 9 "   D a t a T y p e = " D e c i m a l " > U n i t _ G r o s s _ W e i g h t < / U n i t _ G r o s s _ W e i g h t > + 
+             < U n i t _ G r o s s _ W e i g h t _ L b l   E l e m e n t T y p e = " C o l u m n "   E l e m e n t I d = " 5 3 7 7 0 6 5 2 4 "   D a t a T y p e = " T e x t C o n s t " > U n i t _ G r o s s _ W e i g h t _ L b l < / U n i t _ G r o s s _ W e i g h t _ L b l > + 
+             < U n i t _ L b l   E l e m e n t T y p e = " C o l u m n "   E l e m e n t I d = " 8 1 4 3 6 4 3 1 8 "   D a t a T y p e = " T e x t C o n s t " > U n i t _ L b l < / U n i t _ L b l > + 
+             < U n i t _ N e t _ W e i g h t   E l e m e n t T y p e = " C o l u m n "   E l e m e n t I d = " 1 0 1 3 5 4 1 3 8 8 "   D a t a T y p e = " D e c i m a l " > U n i t _ N e t _ W e i g h t < / U n i t _ N e t _ W e i g h t > + 
+             < U n i t _ N e t _ W e i g h t _ L b l   E l e m e n t T y p e = " C o l u m n "   E l e m e n t I d = " 9 9 6 2 5 2 4 6 3 "   D a t a T y p e = " T e x t C o n s t " > U n i t _ N e t _ W e i g h t _ L b l < / U n i t _ N e t _ W e i g h t _ L b l > + 
+             < U n i t _ V o l u m e   E l e m e n t T y p e = " C o l u m n "   E l e m e n t I d = " 1 0 9 8 3 4 0 2 6 8 "   D a t a T y p e = " D e c i m a l " > U n i t _ V o l u m e < / U n i t _ V o l u m e > + 
+             < U n i t _ V o l u m e _ L b l   E l e m e n t T y p e = " C o l u m n "   E l e m e n t I d = " 9 0 2 2 4 9 5 8 5 "   D a t a T y p e = " T e x t C o n s t " > U n i t _ V o l u m e _ L b l < / U n i t _ V o l u m e _ L b l > + 
              < U n i t O f M e a s u r e   E l e m e n t T y p e = " C o l u m n "   E l e m e n t I d = " 1 8 0 8 2 2 8 0 1 8 "   D a t a T y p e = " T e x t " > U n i t O f M e a s u r e < / U n i t O f M e a s u r e >   
              < U n i t O f M e a s u r e _ L b l   E l e m e n t T y p e = " C o l u m n "   E l e m e n t I d = " 9 8 1 9 5 1 2 4 9 "   D a t a T y p e = " S t r i n g " > U n i t O f M e a s u r e _ L b l < / U n i t O f M e a s u r e _ L b l >   
              < U n i t s _ p e r _ P a r c e l   E l e m e n t T y p e = " C o l u m n "   E l e m e n t I d = " 3 6 9 3 6 4 0 9 0 "   D a t a T y p e = " D e c i m a l " > U n i t s _ p e r _ P a r c e l < / U n i t s _ p e r _ P a r c e l >   
-             < U n i t s _ p e r _ P a r c e l _ L b l   E l e m e n t T y p e = " C o l u m n "   E l e m e n t I d = " 1 8 0 7 6 9 1 8 9 "   D a t a T y p e = " L a b e l " > U n i t s _ p e r _ P a r c e l _ L b l < / U n i t s _ p e r _ P a r c e l _ L b l > - 
-             < U n i t _ G r o s s _ W e i g h t   E l e m e n t T y p e = " C o l u m n "   E l e m e n t I d = " 1 1 3 4 3 9 2 0 8 9 "   D a t a T y p e = " D e c i m a l " > U n i t _ G r o s s _ W e i g h t < / U n i t _ G r o s s _ W e i g h t > - 
-             < U n i t _ G r o s s _ W e i g h t _ L b l   E l e m e n t T y p e = " C o l u m n "   E l e m e n t I d = " 5 3 7 7 0 6 5 2 4 "   D a t a T y p e = " L a b e l " > U n i t _ G r o s s _ W e i g h t _ L b l < / U n i t _ G r o s s _ W e i g h t _ L b l > - 
-             < U n i t _ L b l   E l e m e n t T y p e = " C o l u m n "   E l e m e n t I d = " 8 1 4 3 6 4 3 1 8 "   D a t a T y p e = " L a b e l " > U n i t _ L b l < / U n i t _ L b l > - 
-             < U n i t _ N e t _ W e i g h t   E l e m e n t T y p e = " C o l u m n "   E l e m e n t I d = " 1 0 1 3 5 4 1 3 8 8 "   D a t a T y p e = " D e c i m a l " > U n i t _ N e t _ W e i g h t < / U n i t _ N e t _ W e i g h t > - 
-             < U n i t _ N e t _ W e i g h t _ L b l   E l e m e n t T y p e = " C o l u m n "   E l e m e n t I d = " 9 9 6 2 5 2 4 6 3 "   D a t a T y p e = " L a b e l " > U n i t _ N e t _ W e i g h t _ L b l < / U n i t _ N e t _ W e i g h t _ L b l > - 
-             < U n i t _ V o l u m e   E l e m e n t T y p e = " C o l u m n "   E l e m e n t I d = " 1 0 9 8 3 4 0 2 6 8 "   D a t a T y p e = " D e c i m a l " > U n i t _ V o l u m e < / U n i t _ V o l u m e > - 
-             < U n i t _ V o l u m e _ L b l   E l e m e n t T y p e = " C o l u m n "   E l e m e n t I d = " 9 0 2 2 4 9 5 8 5 "   D a t a T y p e = " L a b e l " > U n i t _ V o l u m e _ L b l < / U n i t _ V o l u m e _ L b l > +             < U n i t s _ p e r _ P a r c e l _ L b l   E l e m e n t T y p e = " C o l u m n "   E l e m e n t I d = " 1 8 0 7 6 9 1 8 9 "   D a t a T y p e = " T e x t C o n s t " > U n i t s _ p e r _ P a r c e l _ L b l < / U n i t s _ p e r _ P a r c e l _ L b l >   
              < A s s e m b l y L i n e   E l e m e n t T y p e = " D a t a I t e m "   E l e m e n t I d = " 1 2 0 5 9 4 2 8 5 " >   
@@ -6287,11 +5638,11 @@
  
          < L e t t e r T e x t   E l e m e n t T y p e = " D a t a I t e m "   E l e m e n t I d = " 1 5 1 0 3 5 3 8 3 4 " >   
-             < B o d y T e x t   E l e m e n t T y p e = " C o l u m n "   E l e m e n t I d = " 1 4 9 7 5 9 8 0 8 "   D a t a T y p e = " L a b e l " > B o d y T e x t < / B o d y T e x t > - 
-             < C l o s i n g T e x t   E l e m e n t T y p e = " C o l u m n "   E l e m e n t I d = " 5 1 2 1 3 5 9 0 9 "   D a t a T y p e = " L a b e l " > C l o s i n g T e x t < / C l o s i n g T e x t > - 
-             < G r e e t i n g T e x t   E l e m e n t T y p e = " C o l u m n "   E l e m e n t I d = " 1 1 7 5 2 7 9 2 8 9 "   D a t a T y p e = " L a b e l " > G r e e t i n g T e x t < / G r e e t i n g T e x t > +             < B o d y T e x t   E l e m e n t T y p e = " C o l u m n "   E l e m e n t I d = " 1 4 9 7 5 9 8 0 8 "   D a t a T y p e = " T e x t C o n s t " > B o d y T e x t < / B o d y T e x t > + 
+             < C l o s i n g T e x t   E l e m e n t T y p e = " C o l u m n "   E l e m e n t I d = " 5 1 2 1 3 5 9 0 9 "   D a t a T y p e = " T e x t C o n s t " > C l o s i n g T e x t < / C l o s i n g T e x t > + 
+             < G r e e t i n g T e x t   E l e m e n t T y p e = " C o l u m n "   E l e m e n t I d = " 1 1 7 5 2 7 9 2 8 9 "   D a t a T y p e = " T e x t C o n s t " > G r e e t i n g T e x t < / G r e e t i n g T e x t >   
          < / L e t t e r T e x t >   
@@ -6314,4 +5665,10 @@
     <ds:schemaRef ds:uri="urn:microsoft-dynamics-businesscentral/internal/extended/reports/Standard_Sales_Shipment/1308/"/>
   </ds:schemaRefs>
 </ds:datastoreItem>
+</file>
+
+<file path=docMetadata/LabelInfo.xml><?xml version="1.0" encoding="utf-8"?>
+<clbl:labelList xmlns:clbl="http://schemas.microsoft.com/office/2020/mipLabelMetadata">
+  <clbl:label id="{f42aa342-8706-4288-bd11-ebb85995028c}" enabled="1" method="Standard" siteId="{72f988bf-86f1-41af-91ab-2d7cd011db47}" removed="0"/>
+</clbl:labelList>
 </file>